--- a/apps/staff/src/core/Paperwork/US_TN/common/Classification2026/trustee_assessment_template.docx
+++ b/apps/staff/src/core/Paperwork/US_TN/common/Classification2026/trustee_assessment_template.docx
@@ -6,6 +6,10 @@
       <w:pPr>
         <w:spacing w:after="0" w:line="240" w:lineRule="auto"/>
         <w:jc w:val="center"/>
+        <w:rPr>
+          <w:sz w:val="21"/>
+          <w:szCs w:val="21"/>
+        </w:rPr>
       </w:pPr>
       <w:r>
         <w:rPr>
@@ -13,8 +17,8 @@
           <w:b/>
           <w:bCs/>
           <w:color w:val="000000" w:themeColor="text1"/>
-          <w:sz w:val="20"/>
-          <w:szCs w:val="20"/>
+          <w:sz w:val="21"/>
+          <w:szCs w:val="21"/>
         </w:rPr>
         <w:t>TENNESSEE CLASSIFICATION INSTRUMENT: TRUSTEE/ANNEX ASSESSMENT</w:t>
       </w:r>
@@ -25,19 +29,23 @@
         <w:rPr>
           <w:rFonts w:ascii="Arial" w:eastAsia="Arial" w:hAnsi="Arial" w:cs="Arial"/>
           <w:color w:val="000000" w:themeColor="text1"/>
-          <w:sz w:val="22"/>
-          <w:szCs w:val="22"/>
-        </w:rPr>
-      </w:pPr>
-      <w:r>
+          <w:sz w:val="21"/>
+          <w:szCs w:val="21"/>
+        </w:rPr>
+      </w:pPr>
+      <w:r>
+        <w:rPr>
+          <w:sz w:val="21"/>
+          <w:szCs w:val="21"/>
+        </w:rPr>
         <w:br/>
       </w:r>
       <w:r>
         <w:rPr>
           <w:rFonts w:ascii="Arial" w:eastAsia="Arial" w:hAnsi="Arial" w:cs="Arial"/>
           <w:color w:val="000000" w:themeColor="text1"/>
-          <w:sz w:val="22"/>
-          <w:szCs w:val="22"/>
+          <w:sz w:val="21"/>
+          <w:szCs w:val="21"/>
         </w:rPr>
         <w:t>Five categories of low custody inmates shall be considered for placement on trustee custody:</w:t>
       </w:r>
@@ -48,8 +56,8 @@
         <w:rPr>
           <w:rFonts w:ascii="Arial" w:eastAsia="Arial" w:hAnsi="Arial" w:cs="Arial"/>
           <w:color w:val="000000" w:themeColor="text1"/>
-          <w:sz w:val="22"/>
-          <w:szCs w:val="22"/>
+          <w:sz w:val="21"/>
+          <w:szCs w:val="21"/>
         </w:rPr>
       </w:pPr>
     </w:p>
@@ -65,16 +73,16 @@
         <w:rPr>
           <w:rFonts w:ascii="Arial" w:eastAsia="Arial" w:hAnsi="Arial" w:cs="Arial"/>
           <w:color w:val="000000" w:themeColor="text1"/>
-          <w:sz w:val="22"/>
-          <w:szCs w:val="22"/>
-        </w:rPr>
-      </w:pPr>
-      <w:r>
-        <w:rPr>
-          <w:rFonts w:ascii="Arial" w:eastAsia="Arial" w:hAnsi="Arial" w:cs="Arial"/>
-          <w:color w:val="000000" w:themeColor="text1"/>
-          <w:sz w:val="22"/>
-          <w:szCs w:val="22"/>
+          <w:sz w:val="21"/>
+          <w:szCs w:val="21"/>
+        </w:rPr>
+      </w:pPr>
+      <w:r>
+        <w:rPr>
+          <w:rFonts w:ascii="Arial" w:eastAsia="Arial" w:hAnsi="Arial" w:cs="Arial"/>
+          <w:color w:val="000000" w:themeColor="text1"/>
+          <w:sz w:val="21"/>
+          <w:szCs w:val="21"/>
         </w:rPr>
         <w:t>Inmates who score low custody on their most recent classification assessment</w:t>
       </w:r>
@@ -91,16 +99,16 @@
         <w:rPr>
           <w:rFonts w:ascii="Arial" w:eastAsia="Arial" w:hAnsi="Arial" w:cs="Arial"/>
           <w:color w:val="000000" w:themeColor="text1"/>
-          <w:sz w:val="22"/>
-          <w:szCs w:val="22"/>
-        </w:rPr>
-      </w:pPr>
-      <w:r>
-        <w:rPr>
-          <w:rFonts w:ascii="Arial" w:eastAsia="Arial" w:hAnsi="Arial" w:cs="Arial"/>
-          <w:color w:val="000000" w:themeColor="text1"/>
-          <w:sz w:val="22"/>
-          <w:szCs w:val="22"/>
+          <w:sz w:val="21"/>
+          <w:szCs w:val="21"/>
+        </w:rPr>
+      </w:pPr>
+      <w:r>
+        <w:rPr>
+          <w:rFonts w:ascii="Arial" w:eastAsia="Arial" w:hAnsi="Arial" w:cs="Arial"/>
+          <w:color w:val="000000" w:themeColor="text1"/>
+          <w:sz w:val="21"/>
+          <w:szCs w:val="21"/>
         </w:rPr>
         <w:t xml:space="preserve">Inmates who did </w:t>
       </w:r>
@@ -110,8 +118,8 @@
           <w:b/>
           <w:bCs/>
           <w:color w:val="000000" w:themeColor="text1"/>
-          <w:sz w:val="22"/>
-          <w:szCs w:val="22"/>
+          <w:sz w:val="21"/>
+          <w:szCs w:val="21"/>
         </w:rPr>
         <w:t>not</w:t>
       </w:r>
@@ -119,8 +127,8 @@
         <w:rPr>
           <w:rFonts w:ascii="Arial" w:eastAsia="Arial" w:hAnsi="Arial" w:cs="Arial"/>
           <w:color w:val="000000" w:themeColor="text1"/>
-          <w:sz w:val="22"/>
-          <w:szCs w:val="22"/>
+          <w:sz w:val="21"/>
+          <w:szCs w:val="21"/>
         </w:rPr>
         <w:t xml:space="preserve"> score low custody on their most recent classification assessment, </w:t>
       </w:r>
@@ -130,8 +138,8 @@
           <w:b/>
           <w:bCs/>
           <w:color w:val="000000" w:themeColor="text1"/>
-          <w:sz w:val="22"/>
-          <w:szCs w:val="22"/>
+          <w:sz w:val="21"/>
+          <w:szCs w:val="21"/>
         </w:rPr>
         <w:t>but</w:t>
       </w:r>
@@ -139,8 +147,8 @@
         <w:rPr>
           <w:rFonts w:ascii="Arial" w:eastAsia="Arial" w:hAnsi="Arial" w:cs="Arial"/>
           <w:color w:val="000000" w:themeColor="text1"/>
-          <w:sz w:val="22"/>
-          <w:szCs w:val="22"/>
+          <w:sz w:val="21"/>
+          <w:szCs w:val="21"/>
         </w:rPr>
         <w:t xml:space="preserve"> were recommended for a decrease override which places the inmate in low custody</w:t>
       </w:r>
@@ -157,16 +165,16 @@
         <w:rPr>
           <w:rFonts w:ascii="Arial" w:eastAsia="Arial" w:hAnsi="Arial" w:cs="Arial"/>
           <w:color w:val="000000" w:themeColor="text1"/>
-          <w:sz w:val="22"/>
-          <w:szCs w:val="22"/>
-        </w:rPr>
-      </w:pPr>
-      <w:r>
-        <w:rPr>
-          <w:rFonts w:ascii="Arial" w:eastAsia="Arial" w:hAnsi="Arial" w:cs="Arial"/>
-          <w:color w:val="000000" w:themeColor="text1"/>
-          <w:sz w:val="22"/>
-          <w:szCs w:val="22"/>
+          <w:sz w:val="21"/>
+          <w:szCs w:val="21"/>
+        </w:rPr>
+      </w:pPr>
+      <w:r>
+        <w:rPr>
+          <w:rFonts w:ascii="Arial" w:eastAsia="Arial" w:hAnsi="Arial" w:cs="Arial"/>
+          <w:color w:val="000000" w:themeColor="text1"/>
+          <w:sz w:val="21"/>
+          <w:szCs w:val="21"/>
         </w:rPr>
         <w:t xml:space="preserve">Inmates classified as low custody who have been selected for and assigned to the Special Alternative Incarceration Unit (SAIU) or the Technical Violator Unit (Parole/Probation) </w:t>
       </w:r>
@@ -183,16 +191,16 @@
         <w:rPr>
           <w:rFonts w:ascii="Arial" w:eastAsia="Arial" w:hAnsi="Arial" w:cs="Arial"/>
           <w:color w:val="000000" w:themeColor="text1"/>
-          <w:sz w:val="22"/>
-          <w:szCs w:val="22"/>
-        </w:rPr>
-      </w:pPr>
-      <w:r>
-        <w:rPr>
-          <w:rFonts w:ascii="Arial" w:eastAsia="Arial" w:hAnsi="Arial" w:cs="Arial"/>
-          <w:color w:val="000000" w:themeColor="text1"/>
-          <w:sz w:val="22"/>
-          <w:szCs w:val="22"/>
+          <w:sz w:val="21"/>
+          <w:szCs w:val="21"/>
+        </w:rPr>
+      </w:pPr>
+      <w:r>
+        <w:rPr>
+          <w:rFonts w:ascii="Arial" w:eastAsia="Arial" w:hAnsi="Arial" w:cs="Arial"/>
+          <w:color w:val="000000" w:themeColor="text1"/>
+          <w:sz w:val="21"/>
+          <w:szCs w:val="21"/>
         </w:rPr>
         <w:t xml:space="preserve">Inmates classified as low custody who have been granted parole and are within one year of the release date that has been approved by the Board of Parole </w:t>
       </w:r>
@@ -209,16 +217,16 @@
         <w:rPr>
           <w:rFonts w:ascii="Arial" w:eastAsia="Arial" w:hAnsi="Arial" w:cs="Arial"/>
           <w:color w:val="000000" w:themeColor="text1"/>
-          <w:sz w:val="22"/>
-          <w:szCs w:val="22"/>
-        </w:rPr>
-      </w:pPr>
-      <w:r>
-        <w:rPr>
-          <w:rFonts w:ascii="Arial" w:eastAsia="Arial" w:hAnsi="Arial" w:cs="Arial"/>
-          <w:color w:val="000000" w:themeColor="text1"/>
-          <w:sz w:val="22"/>
-          <w:szCs w:val="22"/>
+          <w:sz w:val="21"/>
+          <w:szCs w:val="21"/>
+        </w:rPr>
+      </w:pPr>
+      <w:r>
+        <w:rPr>
+          <w:rFonts w:ascii="Arial" w:eastAsia="Arial" w:hAnsi="Arial" w:cs="Arial"/>
+          <w:color w:val="000000" w:themeColor="text1"/>
+          <w:sz w:val="21"/>
+          <w:szCs w:val="21"/>
         </w:rPr>
         <w:t>Inmates classified as low custody who are within six (6) months of their sentence expiration date.</w:t>
       </w:r>
@@ -229,21 +237,25 @@
         <w:rPr>
           <w:rFonts w:ascii="Arial" w:eastAsia="Arial" w:hAnsi="Arial" w:cs="Arial"/>
           <w:color w:val="000000" w:themeColor="text1"/>
-          <w:sz w:val="22"/>
-          <w:szCs w:val="22"/>
+          <w:sz w:val="21"/>
+          <w:szCs w:val="21"/>
         </w:rPr>
       </w:pPr>
     </w:p>
     <w:p>
       <w:pPr>
         <w:spacing w:after="0" w:line="240" w:lineRule="auto"/>
-      </w:pPr>
-      <w:r>
-        <w:rPr>
-          <w:rFonts w:ascii="Arial" w:eastAsia="Arial" w:hAnsi="Arial" w:cs="Arial"/>
-          <w:color w:val="000000" w:themeColor="text1"/>
-          <w:sz w:val="22"/>
-          <w:szCs w:val="22"/>
+        <w:rPr>
+          <w:sz w:val="21"/>
+          <w:szCs w:val="21"/>
+        </w:rPr>
+      </w:pPr>
+      <w:r>
+        <w:rPr>
+          <w:rFonts w:ascii="Arial" w:eastAsia="Arial" w:hAnsi="Arial" w:cs="Arial"/>
+          <w:color w:val="000000" w:themeColor="text1"/>
+          <w:sz w:val="21"/>
+          <w:szCs w:val="21"/>
         </w:rPr>
         <w:t xml:space="preserve">Use the assessment form below to determine whether a low custody inmate may be placed on trustee custody. </w:t>
       </w:r>
@@ -253,8 +265,8 @@
           <w:b/>
           <w:bCs/>
           <w:color w:val="000000" w:themeColor="text1"/>
-          <w:sz w:val="22"/>
-          <w:szCs w:val="22"/>
+          <w:sz w:val="21"/>
+          <w:szCs w:val="21"/>
         </w:rPr>
         <w:t xml:space="preserve">All criteria listed must be true for placement on trustee custody. Trustee custody inmates should be placed in an annex. </w:t>
       </w:r>
@@ -267,8 +279,8 @@
           <w:b/>
           <w:bCs/>
           <w:color w:val="000000" w:themeColor="text1"/>
-          <w:sz w:val="22"/>
-          <w:szCs w:val="22"/>
+          <w:sz w:val="21"/>
+          <w:szCs w:val="21"/>
         </w:rPr>
       </w:pPr>
     </w:p>
@@ -280,8 +292,8 @@
           <w:b/>
           <w:bCs/>
           <w:color w:val="000000" w:themeColor="text1"/>
-          <w:sz w:val="22"/>
-          <w:szCs w:val="22"/>
+          <w:sz w:val="21"/>
+          <w:szCs w:val="21"/>
         </w:rPr>
       </w:pPr>
       <w:r>
@@ -290,8 +302,8 @@
           <w:b/>
           <w:bCs/>
           <w:color w:val="000000" w:themeColor="text1"/>
-          <w:sz w:val="22"/>
-          <w:szCs w:val="22"/>
+          <w:sz w:val="21"/>
+          <w:szCs w:val="21"/>
         </w:rPr>
         <w:t xml:space="preserve">NOTE:  </w:t>
       </w:r>
@@ -299,8 +311,8 @@
         <w:rPr>
           <w:rFonts w:ascii="Arial" w:eastAsia="Arial" w:hAnsi="Arial" w:cs="Arial"/>
           <w:color w:val="000000" w:themeColor="text1"/>
-          <w:sz w:val="22"/>
-          <w:szCs w:val="22"/>
+          <w:sz w:val="21"/>
+          <w:szCs w:val="21"/>
         </w:rPr>
         <w:t xml:space="preserve">Warden approval is required for all trustee custody placements. In private facilities, contract monitor approval is also required. Additionally, approval from the Assistant Commissioner of Prison Operations or their designee is required for trustee custody placement of an inmate that (1) has a disciplinary conviction for certain assaultive behavior resulting in serious injury or death, committed more than five years ago, OR (2) scores as high risk of violence on the risk assessment. </w:t>
       </w:r>
@@ -308,6 +320,10 @@
     <w:p>
       <w:pPr>
         <w:spacing w:after="0" w:line="240" w:lineRule="auto"/>
+        <w:rPr>
+          <w:sz w:val="21"/>
+          <w:szCs w:val="21"/>
+        </w:rPr>
       </w:pPr>
     </w:p>
     <w:tbl>
@@ -343,6 +359,10 @@
           <w:p>
             <w:pPr>
               <w:spacing w:after="0" w:line="240" w:lineRule="auto"/>
+              <w:rPr>
+                <w:sz w:val="21"/>
+                <w:szCs w:val="21"/>
+              </w:rPr>
             </w:pPr>
             <w:r>
               <w:rPr>
@@ -350,8 +370,8 @@
                 <w:b/>
                 <w:bCs/>
                 <w:color w:val="000000" w:themeColor="text1"/>
-                <w:sz w:val="22"/>
-                <w:szCs w:val="22"/>
+                <w:sz w:val="21"/>
+                <w:szCs w:val="21"/>
               </w:rPr>
               <w:t>CRITERIA – All must be true for placement on TRUSTEE custody</w:t>
             </w:r>
@@ -376,6 +396,10 @@
           <w:p>
             <w:pPr>
               <w:spacing w:after="0" w:line="240" w:lineRule="auto"/>
+              <w:rPr>
+                <w:sz w:val="21"/>
+                <w:szCs w:val="21"/>
+              </w:rPr>
             </w:pPr>
             <w:r>
               <w:rPr>
@@ -383,8 +407,8 @@
                 <w:b/>
                 <w:bCs/>
                 <w:color w:val="000000" w:themeColor="text1"/>
-                <w:sz w:val="22"/>
-                <w:szCs w:val="22"/>
+                <w:sz w:val="21"/>
+                <w:szCs w:val="21"/>
               </w:rPr>
               <w:t>True</w:t>
             </w:r>
@@ -409,6 +433,10 @@
           <w:p>
             <w:pPr>
               <w:spacing w:after="0" w:line="240" w:lineRule="auto"/>
+              <w:rPr>
+                <w:sz w:val="21"/>
+                <w:szCs w:val="21"/>
+              </w:rPr>
             </w:pPr>
             <w:r>
               <w:rPr>
@@ -416,8 +444,8 @@
                 <w:b/>
                 <w:bCs/>
                 <w:color w:val="000000" w:themeColor="text1"/>
-                <w:sz w:val="22"/>
-                <w:szCs w:val="22"/>
+                <w:sz w:val="21"/>
+                <w:szCs w:val="21"/>
               </w:rPr>
               <w:t>False</w:t>
             </w:r>
@@ -447,13 +475,17 @@
           <w:p>
             <w:pPr>
               <w:spacing w:after="0" w:line="240" w:lineRule="auto"/>
+              <w:rPr>
+                <w:sz w:val="21"/>
+                <w:szCs w:val="21"/>
+              </w:rPr>
             </w:pPr>
             <w:r>
               <w:rPr>
                 <w:rFonts w:ascii="Arial" w:eastAsia="Arial" w:hAnsi="Arial" w:cs="Arial"/>
                 <w:color w:val="000000" w:themeColor="text1"/>
-                <w:sz w:val="22"/>
-                <w:szCs w:val="22"/>
+                <w:sz w:val="21"/>
+                <w:szCs w:val="21"/>
               </w:rPr>
               <w:t xml:space="preserve">Time to release requirement is </w:t>
             </w:r>
@@ -462,8 +494,8 @@
               <w:rPr>
                 <w:rFonts w:ascii="Arial" w:eastAsia="Arial" w:hAnsi="Arial" w:cs="Arial"/>
                 <w:color w:val="000000" w:themeColor="text1"/>
-                <w:sz w:val="22"/>
-                <w:szCs w:val="22"/>
+                <w:sz w:val="21"/>
+                <w:szCs w:val="21"/>
               </w:rPr>
               <w:t>met:</w:t>
             </w:r>
@@ -472,8 +504,8 @@
               <w:rPr>
                 <w:rFonts w:ascii="Arial" w:eastAsia="Arial" w:hAnsi="Arial" w:cs="Arial"/>
                 <w:color w:val="000000" w:themeColor="text1"/>
-                <w:sz w:val="22"/>
-                <w:szCs w:val="22"/>
+                <w:sz w:val="21"/>
+                <w:szCs w:val="21"/>
               </w:rPr>
               <w:t xml:space="preserve"> Inmate has 10 years or less remaining on their sentence</w:t>
             </w:r>
@@ -481,18 +513,26 @@
           <w:p>
             <w:pPr>
               <w:spacing w:after="0" w:line="240" w:lineRule="auto"/>
-            </w:pPr>
-          </w:p>
-          <w:p>
-            <w:pPr>
-              <w:spacing w:after="0" w:line="240" w:lineRule="auto"/>
+              <w:rPr>
+                <w:sz w:val="21"/>
+                <w:szCs w:val="21"/>
+              </w:rPr>
+            </w:pPr>
+          </w:p>
+          <w:p>
+            <w:pPr>
+              <w:spacing w:after="0" w:line="240" w:lineRule="auto"/>
+              <w:rPr>
+                <w:sz w:val="21"/>
+                <w:szCs w:val="21"/>
+              </w:rPr>
             </w:pPr>
             <w:r>
               <w:rPr>
                 <w:rFonts w:ascii="Arial" w:eastAsia="Arial" w:hAnsi="Arial" w:cs="Arial"/>
                 <w:color w:val="000000" w:themeColor="text1"/>
-                <w:sz w:val="22"/>
-                <w:szCs w:val="22"/>
+                <w:sz w:val="21"/>
+                <w:szCs w:val="21"/>
               </w:rPr>
               <w:t>NOTE: This automatically excludes inmates serving life or death sentences.</w:t>
             </w:r>
@@ -517,8 +557,16 @@
           <w:p>
             <w:pPr>
               <w:spacing w:after="0" w:line="240" w:lineRule="auto"/>
-            </w:pPr>
-            <w:r>
+              <w:rPr>
+                <w:sz w:val="21"/>
+                <w:szCs w:val="21"/>
+              </w:rPr>
+            </w:pPr>
+            <w:r>
+              <w:rPr>
+                <w:sz w:val="21"/>
+                <w:szCs w:val="21"/>
+              </w:rPr>
               <w:t>{q1t}</w:t>
             </w:r>
           </w:p>
@@ -542,8 +590,16 @@
           <w:p>
             <w:pPr>
               <w:spacing w:after="0" w:line="240" w:lineRule="auto"/>
-            </w:pPr>
-            <w:r>
+              <w:rPr>
+                <w:sz w:val="21"/>
+                <w:szCs w:val="21"/>
+              </w:rPr>
+            </w:pPr>
+            <w:r>
+              <w:rPr>
+                <w:sz w:val="21"/>
+                <w:szCs w:val="21"/>
+              </w:rPr>
               <w:t>{q1f}</w:t>
             </w:r>
           </w:p>
@@ -572,6 +628,10 @@
           <w:p>
             <w:pPr>
               <w:spacing w:after="0" w:line="240" w:lineRule="auto"/>
+              <w:rPr>
+                <w:sz w:val="21"/>
+                <w:szCs w:val="21"/>
+              </w:rPr>
             </w:pPr>
             <w:r>
               <w:rPr>
@@ -579,8 +639,8 @@
                 <w:b/>
                 <w:bCs/>
                 <w:color w:val="000000" w:themeColor="text1"/>
-                <w:sz w:val="22"/>
-                <w:szCs w:val="22"/>
+                <w:sz w:val="21"/>
+                <w:szCs w:val="21"/>
               </w:rPr>
               <w:t xml:space="preserve">If </w:t>
             </w:r>
@@ -588,8 +648,8 @@
               <w:rPr>
                 <w:rFonts w:ascii="Arial" w:eastAsia="Arial" w:hAnsi="Arial" w:cs="Arial"/>
                 <w:color w:val="000000" w:themeColor="text1"/>
-                <w:sz w:val="22"/>
-                <w:szCs w:val="22"/>
+                <w:sz w:val="21"/>
+                <w:szCs w:val="21"/>
               </w:rPr>
               <w:t xml:space="preserve">inmate was convicted of a </w:t>
             </w:r>
@@ -598,8 +658,8 @@
               <w:rPr>
                 <w:rFonts w:ascii="Arial" w:eastAsia="Arial" w:hAnsi="Arial" w:cs="Arial"/>
                 <w:color w:val="000000" w:themeColor="text1"/>
-                <w:sz w:val="22"/>
-                <w:szCs w:val="22"/>
+                <w:sz w:val="21"/>
+                <w:szCs w:val="21"/>
               </w:rPr>
               <w:t>violent offenses (see Classification User’s Guide, Appendix VI)</w:t>
             </w:r>
@@ -608,8 +668,8 @@
               <w:rPr>
                 <w:rFonts w:ascii="Arial" w:eastAsia="Arial" w:hAnsi="Arial" w:cs="Arial"/>
                 <w:color w:val="000000" w:themeColor="text1"/>
-                <w:sz w:val="22"/>
-                <w:szCs w:val="22"/>
+                <w:sz w:val="21"/>
+                <w:szCs w:val="21"/>
               </w:rPr>
               <w:t xml:space="preserve">, the inmate has been in TDOC custody for a </w:t>
             </w:r>
@@ -619,8 +679,8 @@
                 <w:b/>
                 <w:bCs/>
                 <w:color w:val="000000" w:themeColor="text1"/>
-                <w:sz w:val="22"/>
-                <w:szCs w:val="22"/>
+                <w:sz w:val="21"/>
+                <w:szCs w:val="21"/>
               </w:rPr>
               <w:t>minimum</w:t>
             </w:r>
@@ -628,8 +688,8 @@
               <w:rPr>
                 <w:rFonts w:ascii="Arial" w:eastAsia="Arial" w:hAnsi="Arial" w:cs="Arial"/>
                 <w:color w:val="000000" w:themeColor="text1"/>
-                <w:sz w:val="22"/>
-                <w:szCs w:val="22"/>
+                <w:sz w:val="21"/>
+                <w:szCs w:val="21"/>
               </w:rPr>
               <w:t xml:space="preserve"> of 12 months</w:t>
             </w:r>
@@ -654,8 +714,16 @@
           <w:p>
             <w:pPr>
               <w:spacing w:after="0" w:line="240" w:lineRule="auto"/>
-            </w:pPr>
-            <w:r>
+              <w:rPr>
+                <w:sz w:val="21"/>
+                <w:szCs w:val="21"/>
+              </w:rPr>
+            </w:pPr>
+            <w:r>
+              <w:rPr>
+                <w:sz w:val="21"/>
+                <w:szCs w:val="21"/>
+              </w:rPr>
               <w:t>{q2t}</w:t>
             </w:r>
           </w:p>
@@ -679,8 +747,16 @@
           <w:p>
             <w:pPr>
               <w:spacing w:after="0" w:line="240" w:lineRule="auto"/>
-            </w:pPr>
-            <w:r>
+              <w:rPr>
+                <w:sz w:val="21"/>
+                <w:szCs w:val="21"/>
+              </w:rPr>
+            </w:pPr>
+            <w:r>
+              <w:rPr>
+                <w:sz w:val="21"/>
+                <w:szCs w:val="21"/>
+              </w:rPr>
               <w:t>{q2f}</w:t>
             </w:r>
           </w:p>
@@ -709,13 +785,17 @@
           <w:p>
             <w:pPr>
               <w:spacing w:after="0" w:line="240" w:lineRule="auto"/>
+              <w:rPr>
+                <w:sz w:val="21"/>
+                <w:szCs w:val="21"/>
+              </w:rPr>
             </w:pPr>
             <w:r>
               <w:rPr>
                 <w:rFonts w:ascii="Arial" w:eastAsia="Arial" w:hAnsi="Arial" w:cs="Arial"/>
                 <w:color w:val="000000" w:themeColor="text1"/>
-                <w:sz w:val="22"/>
-                <w:szCs w:val="22"/>
+                <w:sz w:val="21"/>
+                <w:szCs w:val="21"/>
               </w:rPr>
               <w:t xml:space="preserve">Inmate was not convicted of </w:t>
             </w:r>
@@ -724,8 +804,8 @@
               <w:rPr>
                 <w:rFonts w:ascii="Arial" w:eastAsia="Arial" w:hAnsi="Arial" w:cs="Arial"/>
                 <w:color w:val="000000" w:themeColor="text1"/>
-                <w:sz w:val="22"/>
-                <w:szCs w:val="22"/>
+                <w:sz w:val="21"/>
+                <w:szCs w:val="21"/>
               </w:rPr>
               <w:t>first degree</w:t>
             </w:r>
@@ -734,8 +814,8 @@
               <w:rPr>
                 <w:rFonts w:ascii="Arial" w:eastAsia="Arial" w:hAnsi="Arial" w:cs="Arial"/>
                 <w:color w:val="000000" w:themeColor="text1"/>
-                <w:sz w:val="22"/>
-                <w:szCs w:val="22"/>
+                <w:sz w:val="21"/>
+                <w:szCs w:val="21"/>
               </w:rPr>
               <w:t xml:space="preserve"> murder </w:t>
             </w:r>
@@ -760,8 +840,16 @@
           <w:p>
             <w:pPr>
               <w:spacing w:after="0" w:line="240" w:lineRule="auto"/>
-            </w:pPr>
-            <w:r>
+              <w:rPr>
+                <w:sz w:val="21"/>
+                <w:szCs w:val="21"/>
+              </w:rPr>
+            </w:pPr>
+            <w:r>
+              <w:rPr>
+                <w:sz w:val="21"/>
+                <w:szCs w:val="21"/>
+              </w:rPr>
               <w:t>{q3t}</w:t>
             </w:r>
           </w:p>
@@ -785,8 +873,16 @@
           <w:p>
             <w:pPr>
               <w:spacing w:after="0" w:line="240" w:lineRule="auto"/>
-            </w:pPr>
-            <w:r>
+              <w:rPr>
+                <w:sz w:val="21"/>
+                <w:szCs w:val="21"/>
+              </w:rPr>
+            </w:pPr>
+            <w:r>
+              <w:rPr>
+                <w:sz w:val="21"/>
+                <w:szCs w:val="21"/>
+              </w:rPr>
               <w:t>{q3f}</w:t>
             </w:r>
           </w:p>
@@ -815,13 +911,17 @@
           <w:p>
             <w:pPr>
               <w:spacing w:after="0" w:line="240" w:lineRule="auto"/>
+              <w:rPr>
+                <w:sz w:val="21"/>
+                <w:szCs w:val="21"/>
+              </w:rPr>
             </w:pPr>
             <w:r>
               <w:rPr>
                 <w:rFonts w:ascii="Arial" w:eastAsia="Arial" w:hAnsi="Arial" w:cs="Arial"/>
                 <w:color w:val="000000" w:themeColor="text1"/>
-                <w:sz w:val="22"/>
-                <w:szCs w:val="22"/>
+                <w:sz w:val="21"/>
+                <w:szCs w:val="21"/>
               </w:rPr>
               <w:t xml:space="preserve">Inmate is not a sex offender </w:t>
             </w:r>
@@ -846,8 +946,16 @@
           <w:p>
             <w:pPr>
               <w:spacing w:after="0" w:line="240" w:lineRule="auto"/>
-            </w:pPr>
-            <w:r>
+              <w:rPr>
+                <w:sz w:val="21"/>
+                <w:szCs w:val="21"/>
+              </w:rPr>
+            </w:pPr>
+            <w:r>
+              <w:rPr>
+                <w:sz w:val="21"/>
+                <w:szCs w:val="21"/>
+              </w:rPr>
               <w:t>{q4t}</w:t>
             </w:r>
           </w:p>
@@ -871,8 +979,16 @@
           <w:p>
             <w:pPr>
               <w:spacing w:after="0" w:line="240" w:lineRule="auto"/>
-            </w:pPr>
-            <w:r>
+              <w:rPr>
+                <w:sz w:val="21"/>
+                <w:szCs w:val="21"/>
+              </w:rPr>
+            </w:pPr>
+            <w:r>
+              <w:rPr>
+                <w:sz w:val="21"/>
+                <w:szCs w:val="21"/>
+              </w:rPr>
               <w:t>{q4f}</w:t>
             </w:r>
           </w:p>
@@ -901,13 +1017,17 @@
           <w:p>
             <w:pPr>
               <w:spacing w:after="0" w:line="240" w:lineRule="auto"/>
+              <w:rPr>
+                <w:sz w:val="21"/>
+                <w:szCs w:val="21"/>
+              </w:rPr>
             </w:pPr>
             <w:r>
               <w:rPr>
                 <w:rFonts w:ascii="Arial" w:eastAsia="Arial" w:hAnsi="Arial" w:cs="Arial"/>
                 <w:color w:val="000000" w:themeColor="text1"/>
-                <w:sz w:val="22"/>
-                <w:szCs w:val="22"/>
+                <w:sz w:val="21"/>
+                <w:szCs w:val="21"/>
               </w:rPr>
               <w:t xml:space="preserve">Inmate has no felony detainers and/or active warrants </w:t>
             </w:r>
@@ -917,8 +1037,8 @@
                 <w:b/>
                 <w:bCs/>
                 <w:color w:val="000000" w:themeColor="text1"/>
-                <w:sz w:val="22"/>
-                <w:szCs w:val="22"/>
+                <w:sz w:val="21"/>
+                <w:szCs w:val="21"/>
               </w:rPr>
               <w:t>AND</w:t>
             </w:r>
@@ -926,11 +1046,19 @@
           <w:p>
             <w:pPr>
               <w:spacing w:after="0" w:line="240" w:lineRule="auto"/>
-            </w:pPr>
-          </w:p>
-          <w:p>
-            <w:pPr>
-              <w:spacing w:after="0" w:line="240" w:lineRule="auto"/>
+              <w:rPr>
+                <w:sz w:val="21"/>
+                <w:szCs w:val="21"/>
+              </w:rPr>
+            </w:pPr>
+          </w:p>
+          <w:p>
+            <w:pPr>
+              <w:spacing w:after="0" w:line="240" w:lineRule="auto"/>
+              <w:rPr>
+                <w:sz w:val="21"/>
+                <w:szCs w:val="21"/>
+              </w:rPr>
             </w:pPr>
             <w:r>
               <w:rPr>
@@ -938,8 +1066,8 @@
                 <w:b/>
                 <w:bCs/>
                 <w:color w:val="000000" w:themeColor="text1"/>
-                <w:sz w:val="22"/>
-                <w:szCs w:val="22"/>
+                <w:sz w:val="21"/>
+                <w:szCs w:val="21"/>
               </w:rPr>
               <w:t>If</w:t>
             </w:r>
@@ -947,8 +1075,8 @@
               <w:rPr>
                 <w:rFonts w:ascii="Arial" w:eastAsia="Arial" w:hAnsi="Arial" w:cs="Arial"/>
                 <w:color w:val="000000" w:themeColor="text1"/>
-                <w:sz w:val="22"/>
-                <w:szCs w:val="22"/>
+                <w:sz w:val="21"/>
+                <w:szCs w:val="21"/>
               </w:rPr>
               <w:t xml:space="preserve"> the inmate has misdemeanor detainers and/or active warrants, the Warden has approved trustee custody placement</w:t>
             </w:r>
@@ -973,8 +1101,16 @@
           <w:p>
             <w:pPr>
               <w:spacing w:after="0" w:line="240" w:lineRule="auto"/>
-            </w:pPr>
-            <w:r>
+              <w:rPr>
+                <w:sz w:val="21"/>
+                <w:szCs w:val="21"/>
+              </w:rPr>
+            </w:pPr>
+            <w:r>
+              <w:rPr>
+                <w:sz w:val="21"/>
+                <w:szCs w:val="21"/>
+              </w:rPr>
               <w:t>{q5t}</w:t>
             </w:r>
           </w:p>
@@ -998,8 +1134,16 @@
           <w:p>
             <w:pPr>
               <w:spacing w:after="0" w:line="240" w:lineRule="auto"/>
-            </w:pPr>
-            <w:r>
+              <w:rPr>
+                <w:sz w:val="21"/>
+                <w:szCs w:val="21"/>
+              </w:rPr>
+            </w:pPr>
+            <w:r>
+              <w:rPr>
+                <w:sz w:val="21"/>
+                <w:szCs w:val="21"/>
+              </w:rPr>
               <w:t>{q5f}</w:t>
             </w:r>
           </w:p>
@@ -1028,13 +1172,17 @@
           <w:p>
             <w:pPr>
               <w:spacing w:after="0" w:line="240" w:lineRule="auto"/>
+              <w:rPr>
+                <w:sz w:val="21"/>
+                <w:szCs w:val="21"/>
+              </w:rPr>
             </w:pPr>
             <w:r>
               <w:rPr>
                 <w:rFonts w:ascii="Arial" w:eastAsia="Arial" w:hAnsi="Arial" w:cs="Arial"/>
                 <w:color w:val="000000" w:themeColor="text1"/>
-                <w:sz w:val="22"/>
-                <w:szCs w:val="22"/>
+                <w:sz w:val="21"/>
+                <w:szCs w:val="21"/>
               </w:rPr>
               <w:t>Inmate has no pending felony charges</w:t>
             </w:r>
@@ -1059,8 +1207,16 @@
           <w:p>
             <w:pPr>
               <w:spacing w:after="0" w:line="240" w:lineRule="auto"/>
-            </w:pPr>
-            <w:r>
+              <w:rPr>
+                <w:sz w:val="21"/>
+                <w:szCs w:val="21"/>
+              </w:rPr>
+            </w:pPr>
+            <w:r>
+              <w:rPr>
+                <w:sz w:val="21"/>
+                <w:szCs w:val="21"/>
+              </w:rPr>
               <w:t>{q6t}</w:t>
             </w:r>
           </w:p>
@@ -1084,8 +1240,16 @@
           <w:p>
             <w:pPr>
               <w:spacing w:after="0" w:line="240" w:lineRule="auto"/>
-            </w:pPr>
-            <w:r>
+              <w:rPr>
+                <w:sz w:val="21"/>
+                <w:szCs w:val="21"/>
+              </w:rPr>
+            </w:pPr>
+            <w:r>
+              <w:rPr>
+                <w:sz w:val="21"/>
+                <w:szCs w:val="21"/>
+              </w:rPr>
               <w:t>{q6f}</w:t>
             </w:r>
           </w:p>
@@ -1114,13 +1278,17 @@
           <w:p>
             <w:pPr>
               <w:spacing w:after="0" w:line="240" w:lineRule="auto"/>
+              <w:rPr>
+                <w:sz w:val="21"/>
+                <w:szCs w:val="21"/>
+              </w:rPr>
             </w:pPr>
             <w:r>
               <w:rPr>
                 <w:rFonts w:ascii="Arial" w:eastAsia="Arial" w:hAnsi="Arial" w:cs="Arial"/>
                 <w:color w:val="000000" w:themeColor="text1"/>
-                <w:sz w:val="22"/>
-                <w:szCs w:val="22"/>
+                <w:sz w:val="21"/>
+                <w:szCs w:val="21"/>
               </w:rPr>
               <w:t>Inmate has no pending immigration deportation actions</w:t>
             </w:r>
@@ -1145,8 +1313,16 @@
           <w:p>
             <w:pPr>
               <w:spacing w:after="0" w:line="240" w:lineRule="auto"/>
-            </w:pPr>
-            <w:r>
+              <w:rPr>
+                <w:sz w:val="21"/>
+                <w:szCs w:val="21"/>
+              </w:rPr>
+            </w:pPr>
+            <w:r>
+              <w:rPr>
+                <w:sz w:val="21"/>
+                <w:szCs w:val="21"/>
+              </w:rPr>
               <w:t>{q7t}</w:t>
             </w:r>
           </w:p>
@@ -1170,9 +1346,209 @@
           <w:p>
             <w:pPr>
               <w:spacing w:after="0" w:line="240" w:lineRule="auto"/>
-            </w:pPr>
-            <w:r>
+              <w:rPr>
+                <w:sz w:val="21"/>
+                <w:szCs w:val="21"/>
+              </w:rPr>
+            </w:pPr>
+            <w:r>
+              <w:rPr>
+                <w:sz w:val="21"/>
+                <w:szCs w:val="21"/>
+              </w:rPr>
               <w:t>{q7f}</w:t>
+            </w:r>
+          </w:p>
+        </w:tc>
+      </w:tr>
+    </w:tbl>
+    <w:p>
+      <w:r>
+        <w:br w:type="page"/>
+      </w:r>
+    </w:p>
+    <w:tbl>
+      <w:tblPr>
+        <w:tblW w:w="0" w:type="auto"/>
+        <w:tblLook w:val="06A0" w:firstRow="1" w:lastRow="0" w:firstColumn="1" w:lastColumn="0" w:noHBand="1" w:noVBand="1"/>
+      </w:tblPr>
+      <w:tblGrid>
+        <w:gridCol w:w="7677"/>
+        <w:gridCol w:w="850"/>
+        <w:gridCol w:w="813"/>
+      </w:tblGrid>
+      <w:tr>
+        <w:trPr>
+          <w:trHeight w:val="300"/>
+        </w:trPr>
+        <w:tc>
+          <w:tcPr>
+            <w:tcW w:w="7677" w:type="dxa"/>
+            <w:tcBorders>
+              <w:top w:val="single" w:sz="8" w:space="0" w:color="000000" w:themeColor="text1"/>
+              <w:left w:val="single" w:sz="8" w:space="0" w:color="000000" w:themeColor="text1"/>
+              <w:bottom w:val="single" w:sz="8" w:space="0" w:color="000000" w:themeColor="text1"/>
+              <w:right w:val="single" w:sz="8" w:space="0" w:color="000000" w:themeColor="text1"/>
+            </w:tcBorders>
+            <w:tcMar>
+              <w:top w:w="100" w:type="dxa"/>
+              <w:left w:w="100" w:type="dxa"/>
+              <w:bottom w:w="100" w:type="dxa"/>
+              <w:right w:w="100" w:type="dxa"/>
+            </w:tcMar>
+          </w:tcPr>
+          <w:p>
+            <w:pPr>
+              <w:spacing w:after="0" w:line="240" w:lineRule="auto"/>
+              <w:rPr>
+                <w:sz w:val="21"/>
+                <w:szCs w:val="21"/>
+              </w:rPr>
+            </w:pPr>
+            <w:r>
+              <w:rPr>
+                <w:rFonts w:ascii="Arial" w:eastAsia="Arial" w:hAnsi="Arial" w:cs="Arial"/>
+                <w:color w:val="000000" w:themeColor="text1"/>
+                <w:sz w:val="21"/>
+                <w:szCs w:val="21"/>
+              </w:rPr>
+              <w:lastRenderedPageBreak/>
+              <w:t xml:space="preserve">Inmate has no disciplinary convictions for assaultive conduct that resulted in serious injury or the death of another individual within the past 5 years of incarceration </w:t>
+            </w:r>
+            <w:r>
+              <w:rPr>
+                <w:rFonts w:ascii="Arial" w:eastAsia="Arial" w:hAnsi="Arial" w:cs="Arial"/>
+                <w:b/>
+                <w:bCs/>
+                <w:color w:val="000000" w:themeColor="text1"/>
+                <w:sz w:val="21"/>
+                <w:szCs w:val="21"/>
+              </w:rPr>
+              <w:t>AND</w:t>
+            </w:r>
+          </w:p>
+          <w:p>
+            <w:pPr>
+              <w:spacing w:after="0" w:line="240" w:lineRule="auto"/>
+              <w:rPr>
+                <w:sz w:val="21"/>
+                <w:szCs w:val="21"/>
+              </w:rPr>
+            </w:pPr>
+          </w:p>
+          <w:p>
+            <w:pPr>
+              <w:spacing w:after="0" w:line="240" w:lineRule="auto"/>
+              <w:rPr>
+                <w:sz w:val="21"/>
+                <w:szCs w:val="21"/>
+              </w:rPr>
+            </w:pPr>
+            <w:r>
+              <w:rPr>
+                <w:rFonts w:ascii="Arial" w:eastAsia="Arial" w:hAnsi="Arial" w:cs="Arial"/>
+                <w:b/>
+                <w:bCs/>
+                <w:color w:val="000000" w:themeColor="text1"/>
+                <w:sz w:val="21"/>
+                <w:szCs w:val="21"/>
+              </w:rPr>
+              <w:t xml:space="preserve">If </w:t>
+            </w:r>
+            <w:r>
+              <w:rPr>
+                <w:rFonts w:ascii="Arial" w:eastAsia="Arial" w:hAnsi="Arial" w:cs="Arial"/>
+                <w:color w:val="000000" w:themeColor="text1"/>
+                <w:sz w:val="21"/>
+                <w:szCs w:val="21"/>
+              </w:rPr>
+              <w:t xml:space="preserve">the inmate has disciplinary convictions for assaultive conduct that resulted in serious injury or the death of another individual </w:t>
+            </w:r>
+            <w:r>
+              <w:rPr>
+                <w:rFonts w:ascii="Arial" w:eastAsia="Arial" w:hAnsi="Arial" w:cs="Arial"/>
+                <w:b/>
+                <w:bCs/>
+                <w:color w:val="000000" w:themeColor="text1"/>
+                <w:sz w:val="21"/>
+                <w:szCs w:val="21"/>
+              </w:rPr>
+              <w:t>more than</w:t>
+            </w:r>
+            <w:r>
+              <w:rPr>
+                <w:rFonts w:ascii="Arial" w:eastAsia="Arial" w:hAnsi="Arial" w:cs="Arial"/>
+                <w:color w:val="000000" w:themeColor="text1"/>
+                <w:sz w:val="21"/>
+                <w:szCs w:val="21"/>
+              </w:rPr>
+              <w:t xml:space="preserve"> 5 years ago, the Assistant Commissioner for Prison Operations or their designee has approved trustee custody placement (signature required below)</w:t>
+            </w:r>
+          </w:p>
+        </w:tc>
+        <w:tc>
+          <w:tcPr>
+            <w:tcW w:w="850" w:type="dxa"/>
+            <w:tcBorders>
+              <w:top w:val="single" w:sz="8" w:space="0" w:color="000000" w:themeColor="text1"/>
+              <w:left w:val="single" w:sz="8" w:space="0" w:color="000000" w:themeColor="text1"/>
+              <w:bottom w:val="single" w:sz="8" w:space="0" w:color="000000" w:themeColor="text1"/>
+              <w:right w:val="single" w:sz="8" w:space="0" w:color="000000" w:themeColor="text1"/>
+            </w:tcBorders>
+            <w:tcMar>
+              <w:top w:w="100" w:type="dxa"/>
+              <w:left w:w="100" w:type="dxa"/>
+              <w:bottom w:w="100" w:type="dxa"/>
+              <w:right w:w="100" w:type="dxa"/>
+            </w:tcMar>
+          </w:tcPr>
+          <w:p>
+            <w:pPr>
+              <w:spacing w:after="0" w:line="240" w:lineRule="auto"/>
+              <w:rPr>
+                <w:sz w:val="21"/>
+                <w:szCs w:val="21"/>
+              </w:rPr>
+            </w:pPr>
+            <w:r>
+              <w:rPr>
+                <w:sz w:val="21"/>
+                <w:szCs w:val="21"/>
+              </w:rPr>
+              <w:t>{q8t}</w:t>
+            </w:r>
+          </w:p>
+        </w:tc>
+        <w:tc>
+          <w:tcPr>
+            <w:tcW w:w="813" w:type="dxa"/>
+            <w:tcBorders>
+              <w:top w:val="single" w:sz="8" w:space="0" w:color="000000" w:themeColor="text1"/>
+              <w:left w:val="single" w:sz="8" w:space="0" w:color="000000" w:themeColor="text1"/>
+              <w:bottom w:val="single" w:sz="8" w:space="0" w:color="000000" w:themeColor="text1"/>
+              <w:right w:val="single" w:sz="8" w:space="0" w:color="000000" w:themeColor="text1"/>
+            </w:tcBorders>
+            <w:tcMar>
+              <w:top w:w="100" w:type="dxa"/>
+              <w:left w:w="100" w:type="dxa"/>
+              <w:bottom w:w="100" w:type="dxa"/>
+              <w:right w:w="100" w:type="dxa"/>
+            </w:tcMar>
+          </w:tcPr>
+          <w:p>
+            <w:pPr>
+              <w:spacing w:after="0" w:line="240" w:lineRule="auto"/>
+              <w:rPr>
+                <w:sz w:val="21"/>
+                <w:szCs w:val="21"/>
+              </w:rPr>
+            </w:pPr>
+            <w:r>
+              <w:rPr>
+                <w:sz w:val="21"/>
+                <w:szCs w:val="21"/>
+              </w:rPr>
+              <w:t>{q8f}</w:t>
             </w:r>
           </w:p>
         </w:tc>
@@ -1200,77 +1576,19 @@
           <w:p>
             <w:pPr>
               <w:spacing w:after="0" w:line="240" w:lineRule="auto"/>
+              <w:rPr>
+                <w:sz w:val="21"/>
+                <w:szCs w:val="21"/>
+              </w:rPr>
             </w:pPr>
             <w:r>
               <w:rPr>
                 <w:rFonts w:ascii="Arial" w:eastAsia="Arial" w:hAnsi="Arial" w:cs="Arial"/>
                 <w:color w:val="000000" w:themeColor="text1"/>
-                <w:sz w:val="22"/>
-                <w:szCs w:val="22"/>
-              </w:rPr>
-              <w:lastRenderedPageBreak/>
-              <w:t xml:space="preserve">Inmate has no disciplinary convictions for assaultive conduct that resulted in serious injury or the death of another individual within the past 5 years of incarceration </w:t>
-            </w:r>
-            <w:r>
-              <w:rPr>
-                <w:rFonts w:ascii="Arial" w:eastAsia="Arial" w:hAnsi="Arial" w:cs="Arial"/>
-                <w:b/>
-                <w:bCs/>
-                <w:color w:val="000000" w:themeColor="text1"/>
-                <w:sz w:val="22"/>
-                <w:szCs w:val="22"/>
-              </w:rPr>
-              <w:t>AND</w:t>
-            </w:r>
-          </w:p>
-          <w:p>
-            <w:pPr>
-              <w:spacing w:after="0" w:line="240" w:lineRule="auto"/>
-            </w:pPr>
-          </w:p>
-          <w:p>
-            <w:pPr>
-              <w:spacing w:after="0" w:line="240" w:lineRule="auto"/>
-            </w:pPr>
-            <w:r>
-              <w:rPr>
-                <w:rFonts w:ascii="Arial" w:eastAsia="Arial" w:hAnsi="Arial" w:cs="Arial"/>
-                <w:b/>
-                <w:bCs/>
-                <w:color w:val="000000" w:themeColor="text1"/>
-                <w:sz w:val="22"/>
-                <w:szCs w:val="22"/>
-              </w:rPr>
-              <w:t xml:space="preserve">If </w:t>
-            </w:r>
-            <w:r>
-              <w:rPr>
-                <w:rFonts w:ascii="Arial" w:eastAsia="Arial" w:hAnsi="Arial" w:cs="Arial"/>
-                <w:color w:val="000000" w:themeColor="text1"/>
-                <w:sz w:val="22"/>
-                <w:szCs w:val="22"/>
-              </w:rPr>
-              <w:t xml:space="preserve">the inmate has disciplinary convictions for assaultive conduct that resulted in serious injury or the death of another individual </w:t>
-            </w:r>
-            <w:r>
-              <w:rPr>
-                <w:rFonts w:ascii="Arial" w:eastAsia="Arial" w:hAnsi="Arial" w:cs="Arial"/>
-                <w:b/>
-                <w:bCs/>
-                <w:color w:val="000000" w:themeColor="text1"/>
-                <w:sz w:val="22"/>
-                <w:szCs w:val="22"/>
-              </w:rPr>
-              <w:t>more than</w:t>
-            </w:r>
-            <w:r>
-              <w:rPr>
-                <w:rFonts w:ascii="Arial" w:eastAsia="Arial" w:hAnsi="Arial" w:cs="Arial"/>
-                <w:color w:val="000000" w:themeColor="text1"/>
-                <w:sz w:val="22"/>
-                <w:szCs w:val="22"/>
-              </w:rPr>
-              <w:t xml:space="preserve"> 5 years ago, the Assistant Commissioner for Prison Operations or their designee has approved trustee custody placement (signature required below)</w:t>
+                <w:sz w:val="21"/>
+                <w:szCs w:val="21"/>
+              </w:rPr>
+              <w:t>Inmate has no court-prosecuted felony convictions for a violent offense committed during the past 5 years of incarceration</w:t>
             </w:r>
           </w:p>
         </w:tc>
@@ -1293,9 +1611,17 @@
           <w:p>
             <w:pPr>
               <w:spacing w:after="0" w:line="240" w:lineRule="auto"/>
-            </w:pPr>
-            <w:r>
-              <w:t>{q8t}</w:t>
+              <w:rPr>
+                <w:sz w:val="21"/>
+                <w:szCs w:val="21"/>
+              </w:rPr>
+            </w:pPr>
+            <w:r>
+              <w:rPr>
+                <w:sz w:val="21"/>
+                <w:szCs w:val="21"/>
+              </w:rPr>
+              <w:t>{q9t}</w:t>
             </w:r>
           </w:p>
         </w:tc>
@@ -1318,9 +1644,17 @@
           <w:p>
             <w:pPr>
               <w:spacing w:after="0" w:line="240" w:lineRule="auto"/>
-            </w:pPr>
-            <w:r>
-              <w:t>{q8f}</w:t>
+              <w:rPr>
+                <w:sz w:val="21"/>
+                <w:szCs w:val="21"/>
+              </w:rPr>
+            </w:pPr>
+            <w:r>
+              <w:rPr>
+                <w:sz w:val="21"/>
+                <w:szCs w:val="21"/>
+              </w:rPr>
+              <w:t>{q9f}</w:t>
             </w:r>
           </w:p>
         </w:tc>
@@ -1348,15 +1682,37 @@
           <w:p>
             <w:pPr>
               <w:spacing w:after="0" w:line="240" w:lineRule="auto"/>
+              <w:rPr>
+                <w:sz w:val="21"/>
+                <w:szCs w:val="21"/>
+              </w:rPr>
             </w:pPr>
             <w:r>
               <w:rPr>
                 <w:rFonts w:ascii="Arial" w:eastAsia="Arial" w:hAnsi="Arial" w:cs="Arial"/>
                 <w:color w:val="000000" w:themeColor="text1"/>
-                <w:sz w:val="22"/>
-                <w:szCs w:val="22"/>
-              </w:rPr>
-              <w:t>Inmate has no court-prosecuted felony convictions for a violent offense committed during the past 5 years of incarceration</w:t>
+                <w:sz w:val="21"/>
+                <w:szCs w:val="21"/>
+              </w:rPr>
+              <w:t>Inmate has no escape or attempted escape from medium, close, or maximum</w:t>
+            </w:r>
+            <w:r>
+              <w:rPr>
+                <w:rFonts w:ascii="Arial" w:eastAsia="Arial" w:hAnsi="Arial" w:cs="Arial"/>
+                <w:color w:val="FF0000"/>
+                <w:sz w:val="21"/>
+                <w:szCs w:val="21"/>
+              </w:rPr>
+              <w:t xml:space="preserve"> </w:t>
+            </w:r>
+            <w:r>
+              <w:rPr>
+                <w:rFonts w:ascii="Arial" w:eastAsia="Arial" w:hAnsi="Arial" w:cs="Arial"/>
+                <w:color w:val="000000" w:themeColor="text1"/>
+                <w:sz w:val="21"/>
+                <w:szCs w:val="21"/>
+              </w:rPr>
+              <w:t xml:space="preserve">custody within the last 10 years of incarceration. </w:t>
             </w:r>
           </w:p>
         </w:tc>
@@ -1379,9 +1735,17 @@
           <w:p>
             <w:pPr>
               <w:spacing w:after="0" w:line="240" w:lineRule="auto"/>
-            </w:pPr>
-            <w:r>
-              <w:t>{q9t}</w:t>
+              <w:rPr>
+                <w:sz w:val="21"/>
+                <w:szCs w:val="21"/>
+              </w:rPr>
+            </w:pPr>
+            <w:r>
+              <w:rPr>
+                <w:sz w:val="21"/>
+                <w:szCs w:val="21"/>
+              </w:rPr>
+              <w:t>{q10t}</w:t>
             </w:r>
           </w:p>
         </w:tc>
@@ -1404,9 +1768,17 @@
           <w:p>
             <w:pPr>
               <w:spacing w:after="0" w:line="240" w:lineRule="auto"/>
-            </w:pPr>
-            <w:r>
-              <w:t>{q9f}</w:t>
+              <w:rPr>
+                <w:sz w:val="21"/>
+                <w:szCs w:val="21"/>
+              </w:rPr>
+            </w:pPr>
+            <w:r>
+              <w:rPr>
+                <w:sz w:val="21"/>
+                <w:szCs w:val="21"/>
+              </w:rPr>
+              <w:t>{q10f}</w:t>
             </w:r>
           </w:p>
         </w:tc>
@@ -1434,33 +1806,19 @@
           <w:p>
             <w:pPr>
               <w:spacing w:after="0" w:line="240" w:lineRule="auto"/>
+              <w:rPr>
+                <w:sz w:val="21"/>
+                <w:szCs w:val="21"/>
+              </w:rPr>
             </w:pPr>
             <w:r>
               <w:rPr>
                 <w:rFonts w:ascii="Arial" w:eastAsia="Arial" w:hAnsi="Arial" w:cs="Arial"/>
                 <w:color w:val="000000" w:themeColor="text1"/>
-                <w:sz w:val="22"/>
-                <w:szCs w:val="22"/>
-              </w:rPr>
-              <w:t>Inmate has no escape or attempted escape from medium, close, or maximum</w:t>
-            </w:r>
-            <w:r>
-              <w:rPr>
-                <w:rFonts w:ascii="Arial" w:eastAsia="Arial" w:hAnsi="Arial" w:cs="Arial"/>
-                <w:color w:val="FF0000"/>
-                <w:sz w:val="22"/>
-                <w:szCs w:val="22"/>
-              </w:rPr>
-              <w:t xml:space="preserve"> </w:t>
-            </w:r>
-            <w:r>
-              <w:rPr>
-                <w:rFonts w:ascii="Arial" w:eastAsia="Arial" w:hAnsi="Arial" w:cs="Arial"/>
-                <w:color w:val="000000" w:themeColor="text1"/>
-                <w:sz w:val="22"/>
-                <w:szCs w:val="22"/>
-              </w:rPr>
-              <w:t xml:space="preserve">custody within the last 10 years of incarceration. </w:t>
+                <w:sz w:val="21"/>
+                <w:szCs w:val="21"/>
+              </w:rPr>
+              <w:t xml:space="preserve">Inmate has no escape on record from low or trustee custody within the last 5 years of incarceration. “Low custody” includes prior placements at minimum direct, minimum restrict, or minimum trustee custody levels. </w:t>
             </w:r>
           </w:p>
         </w:tc>
@@ -1483,9 +1841,17 @@
           <w:p>
             <w:pPr>
               <w:spacing w:after="0" w:line="240" w:lineRule="auto"/>
-            </w:pPr>
-            <w:r>
-              <w:t>{q10t}</w:t>
+              <w:rPr>
+                <w:sz w:val="21"/>
+                <w:szCs w:val="21"/>
+              </w:rPr>
+            </w:pPr>
+            <w:r>
+              <w:rPr>
+                <w:sz w:val="21"/>
+                <w:szCs w:val="21"/>
+              </w:rPr>
+              <w:t>{q11t}</w:t>
             </w:r>
           </w:p>
         </w:tc>
@@ -1508,9 +1874,17 @@
           <w:p>
             <w:pPr>
               <w:spacing w:after="0" w:line="240" w:lineRule="auto"/>
-            </w:pPr>
-            <w:r>
-              <w:t>{q10f}</w:t>
+              <w:rPr>
+                <w:sz w:val="21"/>
+                <w:szCs w:val="21"/>
+              </w:rPr>
+            </w:pPr>
+            <w:r>
+              <w:rPr>
+                <w:sz w:val="21"/>
+                <w:szCs w:val="21"/>
+              </w:rPr>
+              <w:t>{q11f}</w:t>
             </w:r>
           </w:p>
         </w:tc>
@@ -1538,15 +1912,68 @@
           <w:p>
             <w:pPr>
               <w:spacing w:after="0" w:line="240" w:lineRule="auto"/>
+              <w:rPr>
+                <w:sz w:val="21"/>
+                <w:szCs w:val="21"/>
+              </w:rPr>
             </w:pPr>
             <w:r>
               <w:rPr>
                 <w:rFonts w:ascii="Arial" w:eastAsia="Arial" w:hAnsi="Arial" w:cs="Arial"/>
                 <w:color w:val="000000" w:themeColor="text1"/>
-                <w:sz w:val="22"/>
-                <w:szCs w:val="22"/>
-              </w:rPr>
-              <w:t xml:space="preserve">Inmate has no escape on record from low or trustee custody within the last 5 years of incarceration. “Low custody” includes prior placements at minimum direct, minimum restrict, or minimum trustee custody levels. </w:t>
+                <w:sz w:val="21"/>
+                <w:szCs w:val="21"/>
+              </w:rPr>
+              <w:t xml:space="preserve">Inmate has not scored high for violence on the risk assessment, </w:t>
+            </w:r>
+            <w:r>
+              <w:rPr>
+                <w:rFonts w:ascii="Arial" w:eastAsia="Arial" w:hAnsi="Arial" w:cs="Arial"/>
+                <w:b/>
+                <w:bCs/>
+                <w:color w:val="000000" w:themeColor="text1"/>
+                <w:sz w:val="21"/>
+                <w:szCs w:val="21"/>
+              </w:rPr>
+              <w:t>OR</w:t>
+            </w:r>
+          </w:p>
+          <w:p>
+            <w:pPr>
+              <w:spacing w:after="0" w:line="240" w:lineRule="auto"/>
+              <w:rPr>
+                <w:sz w:val="21"/>
+                <w:szCs w:val="21"/>
+              </w:rPr>
+            </w:pPr>
+          </w:p>
+          <w:p>
+            <w:pPr>
+              <w:spacing w:after="0" w:line="240" w:lineRule="auto"/>
+              <w:rPr>
+                <w:sz w:val="21"/>
+                <w:szCs w:val="21"/>
+              </w:rPr>
+            </w:pPr>
+            <w:r>
+              <w:rPr>
+                <w:rFonts w:ascii="Arial" w:eastAsia="Arial" w:hAnsi="Arial" w:cs="Arial"/>
+                <w:b/>
+                <w:bCs/>
+                <w:color w:val="000000" w:themeColor="text1"/>
+                <w:sz w:val="21"/>
+                <w:szCs w:val="21"/>
+              </w:rPr>
+              <w:t xml:space="preserve">If </w:t>
+            </w:r>
+            <w:r>
+              <w:rPr>
+                <w:rFonts w:ascii="Arial" w:eastAsia="Arial" w:hAnsi="Arial" w:cs="Arial"/>
+                <w:color w:val="000000" w:themeColor="text1"/>
+                <w:sz w:val="21"/>
+                <w:szCs w:val="21"/>
+              </w:rPr>
+              <w:t>inmate has scored high for violence on the risk assessment, the Assistant Commissioner for Prison Operations or their designee has approved trustee custody placement (signature required below)</w:t>
             </w:r>
           </w:p>
         </w:tc>
@@ -1569,9 +1996,17 @@
           <w:p>
             <w:pPr>
               <w:spacing w:after="0" w:line="240" w:lineRule="auto"/>
-            </w:pPr>
-            <w:r>
-              <w:t>{q11t}</w:t>
+              <w:rPr>
+                <w:sz w:val="21"/>
+                <w:szCs w:val="21"/>
+              </w:rPr>
+            </w:pPr>
+            <w:r>
+              <w:rPr>
+                <w:sz w:val="21"/>
+                <w:szCs w:val="21"/>
+              </w:rPr>
+              <w:t>{q12t}</w:t>
             </w:r>
           </w:p>
         </w:tc>
@@ -1594,9 +2029,17 @@
           <w:p>
             <w:pPr>
               <w:spacing w:after="0" w:line="240" w:lineRule="auto"/>
-            </w:pPr>
-            <w:r>
-              <w:t>{q11f}</w:t>
+              <w:rPr>
+                <w:sz w:val="21"/>
+                <w:szCs w:val="21"/>
+              </w:rPr>
+            </w:pPr>
+            <w:r>
+              <w:rPr>
+                <w:sz w:val="21"/>
+                <w:szCs w:val="21"/>
+              </w:rPr>
+              <w:t>{q12f}</w:t>
             </w:r>
           </w:p>
         </w:tc>
@@ -1624,15 +2067,46 @@
           <w:p>
             <w:pPr>
               <w:spacing w:after="0" w:line="240" w:lineRule="auto"/>
+              <w:rPr>
+                <w:sz w:val="21"/>
+                <w:szCs w:val="21"/>
+              </w:rPr>
             </w:pPr>
             <w:r>
               <w:rPr>
                 <w:rFonts w:ascii="Arial" w:eastAsia="Arial" w:hAnsi="Arial" w:cs="Arial"/>
                 <w:color w:val="000000" w:themeColor="text1"/>
-                <w:sz w:val="22"/>
-                <w:szCs w:val="22"/>
-              </w:rPr>
-              <w:t xml:space="preserve">Inmate has not scored high for violence on the risk assessment, </w:t>
+                <w:sz w:val="21"/>
+                <w:szCs w:val="21"/>
+              </w:rPr>
+              <w:t>Warden has approved trustee custody placement (signature required below)</w:t>
+            </w:r>
+          </w:p>
+          <w:p>
+            <w:pPr>
+              <w:spacing w:after="0" w:line="240" w:lineRule="auto"/>
+              <w:rPr>
+                <w:sz w:val="21"/>
+                <w:szCs w:val="21"/>
+              </w:rPr>
+            </w:pPr>
+          </w:p>
+          <w:p>
+            <w:pPr>
+              <w:spacing w:after="0" w:line="240" w:lineRule="auto"/>
+              <w:rPr>
+                <w:sz w:val="21"/>
+                <w:szCs w:val="21"/>
+              </w:rPr>
+            </w:pPr>
+            <w:r>
+              <w:rPr>
+                <w:rFonts w:ascii="Arial" w:eastAsia="Arial" w:hAnsi="Arial" w:cs="Arial"/>
+                <w:color w:val="000000" w:themeColor="text1"/>
+                <w:sz w:val="21"/>
+                <w:szCs w:val="21"/>
+              </w:rPr>
+              <w:t xml:space="preserve">NOTE: In private facilities, Contract Monitor must </w:t>
             </w:r>
             <w:r>
               <w:rPr>
@@ -1640,40 +2114,19 @@
                 <w:b/>
                 <w:bCs/>
                 <w:color w:val="000000" w:themeColor="text1"/>
-                <w:sz w:val="22"/>
-                <w:szCs w:val="22"/>
-              </w:rPr>
-              <w:t>AND</w:t>
-            </w:r>
-          </w:p>
-          <w:p>
-            <w:pPr>
-              <w:spacing w:after="0" w:line="240" w:lineRule="auto"/>
-            </w:pPr>
-          </w:p>
-          <w:p>
-            <w:pPr>
-              <w:spacing w:after="0" w:line="240" w:lineRule="auto"/>
-            </w:pPr>
-            <w:r>
-              <w:rPr>
-                <w:rFonts w:ascii="Arial" w:eastAsia="Arial" w:hAnsi="Arial" w:cs="Arial"/>
-                <w:b/>
-                <w:bCs/>
+                <w:sz w:val="21"/>
+                <w:szCs w:val="21"/>
+              </w:rPr>
+              <w:t>also</w:t>
+            </w:r>
+            <w:r>
+              <w:rPr>
+                <w:rFonts w:ascii="Arial" w:eastAsia="Arial" w:hAnsi="Arial" w:cs="Arial"/>
                 <w:color w:val="000000" w:themeColor="text1"/>
-                <w:sz w:val="22"/>
-                <w:szCs w:val="22"/>
-              </w:rPr>
-              <w:t xml:space="preserve">If </w:t>
-            </w:r>
-            <w:r>
-              <w:rPr>
-                <w:rFonts w:ascii="Arial" w:eastAsia="Arial" w:hAnsi="Arial" w:cs="Arial"/>
-                <w:color w:val="000000" w:themeColor="text1"/>
-                <w:sz w:val="22"/>
-                <w:szCs w:val="22"/>
-              </w:rPr>
-              <w:t>inmate has scored high for violence on the risk assessment, the Assistant Commissioner for Prison Operations or their designee has approved trustee custody placement (signature required below)</w:t>
+                <w:sz w:val="21"/>
+                <w:szCs w:val="21"/>
+              </w:rPr>
+              <w:t xml:space="preserve"> approve trustee custody placement (signature required below).</w:t>
             </w:r>
           </w:p>
         </w:tc>
@@ -1696,9 +2149,17 @@
           <w:p>
             <w:pPr>
               <w:spacing w:after="0" w:line="240" w:lineRule="auto"/>
-            </w:pPr>
-            <w:r>
-              <w:t>{q12t}</w:t>
+              <w:rPr>
+                <w:sz w:val="21"/>
+                <w:szCs w:val="21"/>
+              </w:rPr>
+            </w:pPr>
+            <w:r>
+              <w:rPr>
+                <w:sz w:val="21"/>
+                <w:szCs w:val="21"/>
+              </w:rPr>
+              <w:t>{q13t}</w:t>
             </w:r>
           </w:p>
         </w:tc>
@@ -1721,133 +2182,16 @@
           <w:p>
             <w:pPr>
               <w:spacing w:after="0" w:line="240" w:lineRule="auto"/>
-            </w:pPr>
-            <w:r>
-              <w:t>{q12f}</w:t>
-            </w:r>
-          </w:p>
-        </w:tc>
-      </w:tr>
-      <w:tr>
-        <w:trPr>
-          <w:trHeight w:val="300"/>
-        </w:trPr>
-        <w:tc>
-          <w:tcPr>
-            <w:tcW w:w="7677" w:type="dxa"/>
-            <w:tcBorders>
-              <w:top w:val="single" w:sz="8" w:space="0" w:color="000000" w:themeColor="text1"/>
-              <w:left w:val="single" w:sz="8" w:space="0" w:color="000000" w:themeColor="text1"/>
-              <w:bottom w:val="single" w:sz="8" w:space="0" w:color="000000" w:themeColor="text1"/>
-              <w:right w:val="single" w:sz="8" w:space="0" w:color="000000" w:themeColor="text1"/>
-            </w:tcBorders>
-            <w:tcMar>
-              <w:top w:w="100" w:type="dxa"/>
-              <w:left w:w="100" w:type="dxa"/>
-              <w:bottom w:w="100" w:type="dxa"/>
-              <w:right w:w="100" w:type="dxa"/>
-            </w:tcMar>
-          </w:tcPr>
-          <w:p>
-            <w:pPr>
-              <w:spacing w:after="0" w:line="240" w:lineRule="auto"/>
-            </w:pPr>
-            <w:r>
-              <w:rPr>
-                <w:rFonts w:ascii="Arial" w:eastAsia="Arial" w:hAnsi="Arial" w:cs="Arial"/>
-                <w:color w:val="000000" w:themeColor="text1"/>
-                <w:sz w:val="22"/>
-                <w:szCs w:val="22"/>
-              </w:rPr>
-              <w:t>Warden has approved trustee custody placement (signature required below)</w:t>
-            </w:r>
-          </w:p>
-          <w:p>
-            <w:pPr>
-              <w:spacing w:after="0" w:line="240" w:lineRule="auto"/>
-            </w:pPr>
-          </w:p>
-          <w:p>
-            <w:pPr>
-              <w:spacing w:after="0" w:line="240" w:lineRule="auto"/>
-            </w:pPr>
-            <w:r>
-              <w:rPr>
-                <w:rFonts w:ascii="Arial" w:eastAsia="Arial" w:hAnsi="Arial" w:cs="Arial"/>
-                <w:color w:val="000000" w:themeColor="text1"/>
-                <w:sz w:val="22"/>
-                <w:szCs w:val="22"/>
-              </w:rPr>
-              <w:t xml:space="preserve">NOTE: In private facilities, Contract Monitor must </w:t>
-            </w:r>
-            <w:r>
-              <w:rPr>
-                <w:rFonts w:ascii="Arial" w:eastAsia="Arial" w:hAnsi="Arial" w:cs="Arial"/>
-                <w:b/>
-                <w:bCs/>
-                <w:color w:val="000000" w:themeColor="text1"/>
-                <w:sz w:val="22"/>
-                <w:szCs w:val="22"/>
-              </w:rPr>
-              <w:t>also</w:t>
-            </w:r>
-            <w:r>
-              <w:rPr>
-                <w:rFonts w:ascii="Arial" w:eastAsia="Arial" w:hAnsi="Arial" w:cs="Arial"/>
-                <w:color w:val="000000" w:themeColor="text1"/>
-                <w:sz w:val="22"/>
-                <w:szCs w:val="22"/>
-              </w:rPr>
-              <w:t xml:space="preserve"> approve trustee custody placement (signature required below).</w:t>
-            </w:r>
-          </w:p>
-        </w:tc>
-        <w:tc>
-          <w:tcPr>
-            <w:tcW w:w="850" w:type="dxa"/>
-            <w:tcBorders>
-              <w:top w:val="single" w:sz="8" w:space="0" w:color="000000" w:themeColor="text1"/>
-              <w:left w:val="single" w:sz="8" w:space="0" w:color="000000" w:themeColor="text1"/>
-              <w:bottom w:val="single" w:sz="8" w:space="0" w:color="000000" w:themeColor="text1"/>
-              <w:right w:val="single" w:sz="8" w:space="0" w:color="000000" w:themeColor="text1"/>
-            </w:tcBorders>
-            <w:tcMar>
-              <w:top w:w="100" w:type="dxa"/>
-              <w:left w:w="100" w:type="dxa"/>
-              <w:bottom w:w="100" w:type="dxa"/>
-              <w:right w:w="100" w:type="dxa"/>
-            </w:tcMar>
-          </w:tcPr>
-          <w:p>
-            <w:pPr>
-              <w:spacing w:after="0" w:line="240" w:lineRule="auto"/>
-            </w:pPr>
-            <w:r>
-              <w:t>{q13t}</w:t>
-            </w:r>
-          </w:p>
-        </w:tc>
-        <w:tc>
-          <w:tcPr>
-            <w:tcW w:w="813" w:type="dxa"/>
-            <w:tcBorders>
-              <w:top w:val="single" w:sz="8" w:space="0" w:color="000000" w:themeColor="text1"/>
-              <w:left w:val="single" w:sz="8" w:space="0" w:color="000000" w:themeColor="text1"/>
-              <w:bottom w:val="single" w:sz="8" w:space="0" w:color="000000" w:themeColor="text1"/>
-              <w:right w:val="single" w:sz="8" w:space="0" w:color="000000" w:themeColor="text1"/>
-            </w:tcBorders>
-            <w:tcMar>
-              <w:top w:w="100" w:type="dxa"/>
-              <w:left w:w="100" w:type="dxa"/>
-              <w:bottom w:w="100" w:type="dxa"/>
-              <w:right w:w="100" w:type="dxa"/>
-            </w:tcMar>
-          </w:tcPr>
-          <w:p>
-            <w:pPr>
-              <w:spacing w:after="0" w:line="240" w:lineRule="auto"/>
-            </w:pPr>
-            <w:r>
+              <w:rPr>
+                <w:sz w:val="21"/>
+                <w:szCs w:val="21"/>
+              </w:rPr>
+            </w:pPr>
+            <w:r>
+              <w:rPr>
+                <w:sz w:val="21"/>
+                <w:szCs w:val="21"/>
+              </w:rPr>
               <w:t>{q13f}</w:t>
             </w:r>
           </w:p>
@@ -1857,6 +2201,10 @@
     <w:p>
       <w:pPr>
         <w:spacing w:after="0" w:line="240" w:lineRule="auto"/>
+        <w:rPr>
+          <w:sz w:val="21"/>
+          <w:szCs w:val="21"/>
+        </w:rPr>
       </w:pPr>
     </w:p>
     <w:p>
@@ -1867,8 +2215,8 @@
           <w:b/>
           <w:bCs/>
           <w:color w:val="000000" w:themeColor="text1"/>
-          <w:sz w:val="22"/>
-          <w:szCs w:val="22"/>
+          <w:sz w:val="21"/>
+          <w:szCs w:val="21"/>
         </w:rPr>
       </w:pPr>
       <w:r>
@@ -1877,8 +2225,8 @@
           <w:b/>
           <w:bCs/>
           <w:color w:val="000000" w:themeColor="text1"/>
-          <w:sz w:val="22"/>
-          <w:szCs w:val="22"/>
+          <w:sz w:val="21"/>
+          <w:szCs w:val="21"/>
         </w:rPr>
         <w:t>TRUSTEE CUSTODY ELIGIBLE     YES _</w:t>
       </w:r>
@@ -1888,8 +2236,8 @@
           <w:b/>
           <w:bCs/>
           <w:color w:val="000000" w:themeColor="text1"/>
-          <w:sz w:val="22"/>
-          <w:szCs w:val="22"/>
+          <w:sz w:val="21"/>
+          <w:szCs w:val="21"/>
         </w:rPr>
         <w:t>{</w:t>
       </w:r>
@@ -1900,8 +2248,8 @@
           <w:b/>
           <w:bCs/>
           <w:color w:val="000000" w:themeColor="text1"/>
-          <w:sz w:val="22"/>
-          <w:szCs w:val="22"/>
+          <w:sz w:val="21"/>
+          <w:szCs w:val="21"/>
         </w:rPr>
         <w:t>eligibleYes</w:t>
       </w:r>
@@ -1912,8 +2260,8 @@
           <w:b/>
           <w:bCs/>
           <w:color w:val="000000" w:themeColor="text1"/>
-          <w:sz w:val="22"/>
-          <w:szCs w:val="22"/>
+          <w:sz w:val="21"/>
+          <w:szCs w:val="21"/>
         </w:rPr>
         <w:t>}</w:t>
       </w:r>
@@ -1923,12 +2271,16 @@
           <w:b/>
           <w:bCs/>
           <w:color w:val="000000" w:themeColor="text1"/>
-          <w:sz w:val="22"/>
-          <w:szCs w:val="22"/>
+          <w:sz w:val="21"/>
+          <w:szCs w:val="21"/>
         </w:rPr>
         <w:t>_</w:t>
       </w:r>
       <w:r>
+        <w:rPr>
+          <w:sz w:val="21"/>
+          <w:szCs w:val="21"/>
+        </w:rPr>
         <w:tab/>
       </w:r>
       <w:r>
@@ -1937,8 +2289,8 @@
           <w:b/>
           <w:bCs/>
           <w:color w:val="000000" w:themeColor="text1"/>
-          <w:sz w:val="22"/>
-          <w:szCs w:val="22"/>
+          <w:sz w:val="21"/>
+          <w:szCs w:val="21"/>
         </w:rPr>
         <w:t>NO_</w:t>
       </w:r>
@@ -1948,8 +2300,8 @@
           <w:b/>
           <w:bCs/>
           <w:color w:val="000000" w:themeColor="text1"/>
-          <w:sz w:val="22"/>
-          <w:szCs w:val="22"/>
+          <w:sz w:val="21"/>
+          <w:szCs w:val="21"/>
         </w:rPr>
         <w:t>{</w:t>
       </w:r>
@@ -1960,8 +2312,8 @@
           <w:b/>
           <w:bCs/>
           <w:color w:val="000000" w:themeColor="text1"/>
-          <w:sz w:val="22"/>
-          <w:szCs w:val="22"/>
+          <w:sz w:val="21"/>
+          <w:szCs w:val="21"/>
         </w:rPr>
         <w:t>eligibleNo</w:t>
       </w:r>
@@ -1972,8 +2324,8 @@
           <w:b/>
           <w:bCs/>
           <w:color w:val="000000" w:themeColor="text1"/>
-          <w:sz w:val="22"/>
-          <w:szCs w:val="22"/>
+          <w:sz w:val="21"/>
+          <w:szCs w:val="21"/>
         </w:rPr>
         <w:t>}</w:t>
       </w:r>
@@ -1983,23 +2335,35 @@
           <w:b/>
           <w:bCs/>
           <w:color w:val="000000" w:themeColor="text1"/>
-          <w:sz w:val="22"/>
-          <w:szCs w:val="22"/>
+          <w:sz w:val="21"/>
+          <w:szCs w:val="21"/>
         </w:rPr>
         <w:t xml:space="preserve">_ </w:t>
       </w:r>
       <w:r>
+        <w:rPr>
+          <w:sz w:val="21"/>
+          <w:szCs w:val="21"/>
+        </w:rPr>
         <w:tab/>
       </w:r>
     </w:p>
     <w:p>
       <w:pPr>
         <w:spacing w:after="0" w:line="240" w:lineRule="auto"/>
+        <w:rPr>
+          <w:sz w:val="21"/>
+          <w:szCs w:val="21"/>
+        </w:rPr>
       </w:pPr>
     </w:p>
     <w:p>
       <w:pPr>
         <w:spacing w:after="0" w:line="240" w:lineRule="auto"/>
+        <w:rPr>
+          <w:sz w:val="21"/>
+          <w:szCs w:val="21"/>
+        </w:rPr>
       </w:pPr>
       <w:r>
         <w:rPr>
@@ -2007,8 +2371,8 @@
           <w:b/>
           <w:bCs/>
           <w:color w:val="000000" w:themeColor="text1"/>
-          <w:sz w:val="22"/>
-          <w:szCs w:val="22"/>
+          <w:sz w:val="21"/>
+          <w:szCs w:val="21"/>
         </w:rPr>
         <w:t>Trustee Custody is</w:t>
       </w:r>
@@ -2016,6 +2380,10 @@
     <w:p>
       <w:pPr>
         <w:spacing w:after="0" w:line="240" w:lineRule="auto"/>
+        <w:rPr>
+          <w:sz w:val="21"/>
+          <w:szCs w:val="21"/>
+        </w:rPr>
       </w:pPr>
       <w:r>
         <w:rPr>
@@ -2023,8 +2391,8 @@
           <w:b/>
           <w:bCs/>
           <w:color w:val="000000" w:themeColor="text1"/>
-          <w:sz w:val="22"/>
-          <w:szCs w:val="22"/>
+          <w:sz w:val="21"/>
+          <w:szCs w:val="21"/>
         </w:rPr>
         <w:t>__</w:t>
       </w:r>
@@ -2034,8 +2402,8 @@
           <w:b/>
           <w:bCs/>
           <w:color w:val="000000" w:themeColor="text1"/>
-          <w:sz w:val="22"/>
-          <w:szCs w:val="22"/>
+          <w:sz w:val="21"/>
+          <w:szCs w:val="21"/>
         </w:rPr>
         <w:t>{</w:t>
       </w:r>
@@ -2046,8 +2414,8 @@
           <w:b/>
           <w:bCs/>
           <w:color w:val="000000" w:themeColor="text1"/>
-          <w:sz w:val="22"/>
-          <w:szCs w:val="22"/>
+          <w:sz w:val="21"/>
+          <w:szCs w:val="21"/>
         </w:rPr>
         <w:t>approvedYes</w:t>
       </w:r>
@@ -2058,8 +2426,8 @@
           <w:b/>
           <w:bCs/>
           <w:color w:val="000000" w:themeColor="text1"/>
-          <w:sz w:val="22"/>
-          <w:szCs w:val="22"/>
+          <w:sz w:val="21"/>
+          <w:szCs w:val="21"/>
         </w:rPr>
         <w:t>}</w:t>
       </w:r>
@@ -2069,8 +2437,8 @@
           <w:b/>
           <w:bCs/>
           <w:color w:val="000000" w:themeColor="text1"/>
-          <w:sz w:val="22"/>
-          <w:szCs w:val="22"/>
+          <w:sz w:val="21"/>
+          <w:szCs w:val="21"/>
         </w:rPr>
         <w:t>__ Approved</w:t>
       </w:r>
@@ -2078,6 +2446,10 @@
     <w:p>
       <w:pPr>
         <w:spacing w:after="0" w:line="240" w:lineRule="auto"/>
+        <w:rPr>
+          <w:sz w:val="21"/>
+          <w:szCs w:val="21"/>
+        </w:rPr>
       </w:pPr>
       <w:r>
         <w:rPr>
@@ -2085,8 +2457,8 @@
           <w:b/>
           <w:bCs/>
           <w:color w:val="000000" w:themeColor="text1"/>
-          <w:sz w:val="22"/>
-          <w:szCs w:val="22"/>
+          <w:sz w:val="21"/>
+          <w:szCs w:val="21"/>
         </w:rPr>
         <w:t>__</w:t>
       </w:r>
@@ -2096,8 +2468,8 @@
           <w:b/>
           <w:bCs/>
           <w:color w:val="000000" w:themeColor="text1"/>
-          <w:sz w:val="22"/>
-          <w:szCs w:val="22"/>
+          <w:sz w:val="21"/>
+          <w:szCs w:val="21"/>
         </w:rPr>
         <w:t>{</w:t>
       </w:r>
@@ -2108,8 +2480,8 @@
           <w:b/>
           <w:bCs/>
           <w:color w:val="000000" w:themeColor="text1"/>
-          <w:sz w:val="22"/>
-          <w:szCs w:val="22"/>
+          <w:sz w:val="21"/>
+          <w:szCs w:val="21"/>
         </w:rPr>
         <w:t>approvedNo</w:t>
       </w:r>
@@ -2120,8 +2492,8 @@
           <w:b/>
           <w:bCs/>
           <w:color w:val="000000" w:themeColor="text1"/>
-          <w:sz w:val="22"/>
-          <w:szCs w:val="22"/>
+          <w:sz w:val="21"/>
+          <w:szCs w:val="21"/>
         </w:rPr>
         <w:t>}</w:t>
       </w:r>
@@ -2131,8 +2503,8 @@
           <w:b/>
           <w:bCs/>
           <w:color w:val="000000" w:themeColor="text1"/>
-          <w:sz w:val="22"/>
-          <w:szCs w:val="22"/>
+          <w:sz w:val="21"/>
+          <w:szCs w:val="21"/>
         </w:rPr>
         <w:t>__ Denied</w:t>
       </w:r>
@@ -2140,11 +2512,19 @@
     <w:p>
       <w:pPr>
         <w:spacing w:after="0" w:line="240" w:lineRule="auto"/>
+        <w:rPr>
+          <w:sz w:val="21"/>
+          <w:szCs w:val="21"/>
+        </w:rPr>
       </w:pPr>
     </w:p>
     <w:p>
       <w:pPr>
         <w:spacing w:after="0" w:line="240" w:lineRule="auto"/>
+        <w:rPr>
+          <w:sz w:val="21"/>
+          <w:szCs w:val="21"/>
+        </w:rPr>
       </w:pPr>
       <w:r>
         <w:rPr>
@@ -2152,8 +2532,8 @@
           <w:b/>
           <w:bCs/>
           <w:color w:val="000000" w:themeColor="text1"/>
-          <w:sz w:val="22"/>
-          <w:szCs w:val="22"/>
+          <w:sz w:val="21"/>
+          <w:szCs w:val="21"/>
         </w:rPr>
         <w:t>Reasons for Denial:</w:t>
       </w:r>
@@ -2161,38 +2541,96 @@
     <w:p>
       <w:pPr>
         <w:spacing w:after="0" w:line="240" w:lineRule="auto"/>
-      </w:pPr>
+        <w:rPr>
+          <w:sz w:val="21"/>
+          <w:szCs w:val="21"/>
+        </w:rPr>
+      </w:pPr>
+      <w:r>
+        <w:rPr>
+          <w:sz w:val="21"/>
+          <w:szCs w:val="21"/>
+        </w:rPr>
+        <w:t>{</w:t>
+      </w:r>
+      <w:proofErr w:type="spellStart"/>
+      <w:r>
+        <w:rPr>
+          <w:sz w:val="21"/>
+          <w:szCs w:val="21"/>
+        </w:rPr>
+        <w:t>denialReasons</w:t>
+      </w:r>
+      <w:proofErr w:type="spellEnd"/>
+      <w:r>
+        <w:rPr>
+          <w:sz w:val="21"/>
+          <w:szCs w:val="21"/>
+        </w:rPr>
+        <w:t>}</w:t>
+      </w:r>
     </w:p>
     <w:p>
       <w:pPr>
         <w:spacing w:after="0" w:line="240" w:lineRule="auto"/>
-      </w:pPr>
-      <w:r>
-        <w:t>{denialReasons}</w:t>
-      </w:r>
+        <w:rPr>
+          <w:sz w:val="21"/>
+          <w:szCs w:val="21"/>
+        </w:rPr>
+      </w:pPr>
     </w:p>
     <w:p>
       <w:pPr>
         <w:spacing w:after="0" w:line="240" w:lineRule="auto"/>
-      </w:pPr>
-      <w:r>
-        <w:rPr>
-          <w:rFonts w:ascii="Arial" w:eastAsia="Arial" w:hAnsi="Arial" w:cs="Arial"/>
-          <w:color w:val="000000" w:themeColor="text1"/>
-          <w:sz w:val="22"/>
-          <w:szCs w:val="22"/>
-        </w:rPr>
-        <w:t>________________________________________</w:t>
+        <w:rPr>
+          <w:b/>
+          <w:bCs/>
+          <w:sz w:val="21"/>
+          <w:szCs w:val="21"/>
+        </w:rPr>
+      </w:pPr>
+      <w:r>
+        <w:rPr>
+          <w:b/>
+          <w:bCs/>
+          <w:sz w:val="21"/>
+          <w:szCs w:val="21"/>
+        </w:rPr>
+        <w:t>Notes for Warden Review:</w:t>
       </w:r>
     </w:p>
     <w:p>
       <w:pPr>
         <w:spacing w:after="0" w:line="240" w:lineRule="auto"/>
-      </w:pPr>
+        <w:rPr>
+          <w:sz w:val="21"/>
+          <w:szCs w:val="21"/>
+        </w:rPr>
+      </w:pPr>
+      <w:r>
+        <w:rPr>
+          <w:sz w:val="21"/>
+          <w:szCs w:val="21"/>
+        </w:rPr>
+        <w:t>{notesForWarden}</w:t>
+      </w:r>
     </w:p>
     <w:p>
       <w:pPr>
         <w:spacing w:after="0" w:line="240" w:lineRule="auto"/>
+        <w:rPr>
+          <w:sz w:val="21"/>
+          <w:szCs w:val="21"/>
+        </w:rPr>
+      </w:pPr>
+    </w:p>
+    <w:p>
+      <w:pPr>
+        <w:spacing w:after="0" w:line="240" w:lineRule="auto"/>
+        <w:rPr>
+          <w:sz w:val="21"/>
+          <w:szCs w:val="21"/>
+        </w:rPr>
       </w:pPr>
       <w:r>
         <w:rPr>
@@ -2200,8 +2638,8 @@
           <w:b/>
           <w:bCs/>
           <w:color w:val="000000" w:themeColor="text1"/>
-          <w:sz w:val="22"/>
-          <w:szCs w:val="22"/>
+          <w:sz w:val="21"/>
+          <w:szCs w:val="21"/>
         </w:rPr>
         <w:t>Signatures for trustee custody decision:</w:t>
       </w:r>
@@ -2209,30 +2647,42 @@
     <w:p>
       <w:pPr>
         <w:spacing w:after="0" w:line="240" w:lineRule="auto"/>
+        <w:rPr>
+          <w:sz w:val="21"/>
+          <w:szCs w:val="21"/>
+        </w:rPr>
       </w:pPr>
     </w:p>
     <w:p>
       <w:pPr>
         <w:spacing w:after="0" w:line="240" w:lineRule="auto"/>
-      </w:pPr>
-      <w:r>
-        <w:rPr>
-          <w:rFonts w:ascii="Arial" w:eastAsia="Arial" w:hAnsi="Arial" w:cs="Arial"/>
-          <w:color w:val="000000" w:themeColor="text1"/>
-          <w:sz w:val="22"/>
-          <w:szCs w:val="22"/>
+        <w:rPr>
+          <w:sz w:val="21"/>
+          <w:szCs w:val="21"/>
+        </w:rPr>
+      </w:pPr>
+      <w:r>
+        <w:rPr>
+          <w:rFonts w:ascii="Arial" w:eastAsia="Arial" w:hAnsi="Arial" w:cs="Arial"/>
+          <w:color w:val="000000" w:themeColor="text1"/>
+          <w:sz w:val="21"/>
+          <w:szCs w:val="21"/>
         </w:rPr>
         <w:t>Warden: ________________________________________________</w:t>
       </w:r>
       <w:r>
+        <w:rPr>
+          <w:sz w:val="21"/>
+          <w:szCs w:val="21"/>
+        </w:rPr>
         <w:tab/>
       </w:r>
       <w:r>
         <w:rPr>
           <w:rFonts w:ascii="Arial" w:eastAsia="Arial" w:hAnsi="Arial" w:cs="Arial"/>
           <w:color w:val="000000" w:themeColor="text1"/>
-          <w:sz w:val="22"/>
-          <w:szCs w:val="22"/>
+          <w:sz w:val="21"/>
+          <w:szCs w:val="21"/>
         </w:rPr>
         <w:t>Date: ____________</w:t>
       </w:r>
@@ -2240,30 +2690,42 @@
     <w:p>
       <w:pPr>
         <w:spacing w:after="0" w:line="240" w:lineRule="auto"/>
+        <w:rPr>
+          <w:sz w:val="21"/>
+          <w:szCs w:val="21"/>
+        </w:rPr>
       </w:pPr>
     </w:p>
     <w:p>
       <w:pPr>
         <w:spacing w:after="0" w:line="240" w:lineRule="auto"/>
-      </w:pPr>
-      <w:r>
-        <w:rPr>
-          <w:rFonts w:ascii="Arial" w:eastAsia="Arial" w:hAnsi="Arial" w:cs="Arial"/>
-          <w:color w:val="000000" w:themeColor="text1"/>
-          <w:sz w:val="22"/>
-          <w:szCs w:val="22"/>
+        <w:rPr>
+          <w:sz w:val="21"/>
+          <w:szCs w:val="21"/>
+        </w:rPr>
+      </w:pPr>
+      <w:r>
+        <w:rPr>
+          <w:rFonts w:ascii="Arial" w:eastAsia="Arial" w:hAnsi="Arial" w:cs="Arial"/>
+          <w:color w:val="000000" w:themeColor="text1"/>
+          <w:sz w:val="21"/>
+          <w:szCs w:val="21"/>
         </w:rPr>
         <w:t>Contract Monitor (private facilities): ___________________________</w:t>
       </w:r>
       <w:r>
+        <w:rPr>
+          <w:sz w:val="21"/>
+          <w:szCs w:val="21"/>
+        </w:rPr>
         <w:tab/>
       </w:r>
       <w:r>
         <w:rPr>
           <w:rFonts w:ascii="Arial" w:eastAsia="Arial" w:hAnsi="Arial" w:cs="Arial"/>
           <w:color w:val="000000" w:themeColor="text1"/>
-          <w:sz w:val="22"/>
-          <w:szCs w:val="22"/>
+          <w:sz w:val="21"/>
+          <w:szCs w:val="21"/>
         </w:rPr>
         <w:t>Date: ____________</w:t>
       </w:r>
@@ -2271,30 +2733,42 @@
     <w:p>
       <w:pPr>
         <w:spacing w:after="0" w:line="240" w:lineRule="auto"/>
+        <w:rPr>
+          <w:sz w:val="21"/>
+          <w:szCs w:val="21"/>
+        </w:rPr>
       </w:pPr>
     </w:p>
     <w:p>
       <w:pPr>
         <w:spacing w:after="0" w:line="240" w:lineRule="auto"/>
-      </w:pPr>
-      <w:r>
-        <w:rPr>
-          <w:rFonts w:ascii="Arial" w:eastAsia="Arial" w:hAnsi="Arial" w:cs="Arial"/>
-          <w:color w:val="000000" w:themeColor="text1"/>
-          <w:sz w:val="22"/>
-          <w:szCs w:val="22"/>
-        </w:rPr>
-        <w:t>Assistant Commissioner/Designee: ___________________________________</w:t>
-      </w:r>
-      <w:r>
+        <w:rPr>
+          <w:sz w:val="21"/>
+          <w:szCs w:val="21"/>
+        </w:rPr>
+      </w:pPr>
+      <w:r>
+        <w:rPr>
+          <w:rFonts w:ascii="Arial" w:eastAsia="Arial" w:hAnsi="Arial" w:cs="Arial"/>
+          <w:color w:val="000000" w:themeColor="text1"/>
+          <w:sz w:val="21"/>
+          <w:szCs w:val="21"/>
+        </w:rPr>
+        <w:t>Assistant Commissioner/Designee: ___________________________</w:t>
+      </w:r>
+      <w:r>
+        <w:rPr>
+          <w:sz w:val="21"/>
+          <w:szCs w:val="21"/>
+        </w:rPr>
         <w:tab/>
       </w:r>
       <w:r>
         <w:rPr>
           <w:rFonts w:ascii="Arial" w:eastAsia="Arial" w:hAnsi="Arial" w:cs="Arial"/>
           <w:color w:val="000000" w:themeColor="text1"/>
-          <w:sz w:val="22"/>
-          <w:szCs w:val="22"/>
+          <w:sz w:val="21"/>
+          <w:szCs w:val="21"/>
         </w:rPr>
         <w:t>Date: ____________</w:t>
       </w:r>
@@ -2302,16 +2776,19 @@
     <w:p>
       <w:pPr>
         <w:spacing w:after="0" w:line="240" w:lineRule="auto"/>
+        <w:rPr>
+          <w:sz w:val="21"/>
+          <w:szCs w:val="21"/>
+        </w:rPr>
       </w:pPr>
     </w:p>
     <w:p>
       <w:pPr>
         <w:spacing w:after="0" w:line="240" w:lineRule="auto"/>
-      </w:pPr>
-    </w:p>
-    <w:p>
-      <w:pPr>
-        <w:spacing w:after="0" w:line="240" w:lineRule="auto"/>
+        <w:rPr>
+          <w:sz w:val="21"/>
+          <w:szCs w:val="21"/>
+        </w:rPr>
       </w:pPr>
       <w:r>
         <w:rPr>
@@ -2319,43 +2796,44 @@
           <w:b/>
           <w:bCs/>
           <w:color w:val="000000" w:themeColor="text1"/>
-          <w:sz w:val="22"/>
-          <w:szCs w:val="22"/>
-        </w:rPr>
-        <w:t xml:space="preserve">Date of Final Approval and Entry in OMS/Recidiviz Tool: </w:t>
-      </w:r>
-      <w:r>
-        <w:rPr>
-          <w:rFonts w:ascii="Arial" w:eastAsia="Arial" w:hAnsi="Arial" w:cs="Arial"/>
-          <w:color w:val="000000" w:themeColor="text1"/>
-          <w:sz w:val="22"/>
-          <w:szCs w:val="22"/>
-        </w:rPr>
-        <w:t>____________________________</w:t>
-      </w:r>
-    </w:p>
-    <w:p>
-      <w:pPr>
-        <w:spacing w:after="0" w:line="240" w:lineRule="auto"/>
-      </w:pPr>
-    </w:p>
-    <w:p>
-      <w:pPr>
-        <w:spacing w:after="0" w:line="240" w:lineRule="auto"/>
-      </w:pPr>
-    </w:p>
-    <w:p>
-      <w:pPr>
-        <w:spacing w:after="0" w:line="240" w:lineRule="auto"/>
+          <w:sz w:val="21"/>
+          <w:szCs w:val="21"/>
+        </w:rPr>
+        <w:t>Date of Final Approval and Entry in OMS/</w:t>
+      </w:r>
+      <w:proofErr w:type="spellStart"/>
+      <w:r>
         <w:rPr>
           <w:rFonts w:ascii="Arial" w:eastAsia="Arial" w:hAnsi="Arial" w:cs="Arial"/>
           <w:b/>
           <w:bCs/>
           <w:color w:val="000000" w:themeColor="text1"/>
-          <w:sz w:val="20"/>
-          <w:szCs w:val="20"/>
-        </w:rPr>
-      </w:pPr>
+          <w:sz w:val="21"/>
+          <w:szCs w:val="21"/>
+        </w:rPr>
+        <w:t>Recidiviz</w:t>
+      </w:r>
+      <w:proofErr w:type="spellEnd"/>
+      <w:r>
+        <w:rPr>
+          <w:rFonts w:ascii="Arial" w:eastAsia="Arial" w:hAnsi="Arial" w:cs="Arial"/>
+          <w:b/>
+          <w:bCs/>
+          <w:color w:val="000000" w:themeColor="text1"/>
+          <w:sz w:val="21"/>
+          <w:szCs w:val="21"/>
+        </w:rPr>
+        <w:t xml:space="preserve"> Tool: </w:t>
+      </w:r>
+      <w:r>
+        <w:rPr>
+          <w:rFonts w:ascii="Arial" w:eastAsia="Arial" w:hAnsi="Arial" w:cs="Arial"/>
+          <w:color w:val="000000" w:themeColor="text1"/>
+          <w:sz w:val="21"/>
+          <w:szCs w:val="21"/>
+        </w:rPr>
+        <w:t>____________________________</w:t>
+      </w:r>
     </w:p>
     <w:sectPr>
       <w:headerReference w:type="default" r:id="rId7"/>
@@ -2426,15 +2904,15 @@
       <w:jc w:val="right"/>
       <w:rPr>
         <w:rFonts w:ascii="Arial" w:hAnsi="Arial" w:cs="Arial"/>
-        <w:sz w:val="22"/>
-        <w:szCs w:val="22"/>
+        <w:sz w:val="21"/>
+        <w:szCs w:val="21"/>
       </w:rPr>
     </w:pPr>
     <w:r>
       <w:rPr>
         <w:rFonts w:ascii="Arial" w:hAnsi="Arial" w:cs="Arial"/>
-        <w:sz w:val="22"/>
-        <w:szCs w:val="22"/>
+        <w:sz w:val="21"/>
+        <w:szCs w:val="21"/>
       </w:rPr>
       <w:t>{</w:t>
     </w:r>
@@ -2442,8 +2920,8 @@
     <w:r>
       <w:rPr>
         <w:rFonts w:ascii="Arial" w:hAnsi="Arial" w:cs="Arial"/>
-        <w:sz w:val="22"/>
-        <w:szCs w:val="22"/>
+        <w:sz w:val="21"/>
+        <w:szCs w:val="21"/>
       </w:rPr>
       <w:t>downloadDate</w:t>
     </w:r>
@@ -2451,8 +2929,8 @@
     <w:r>
       <w:rPr>
         <w:rFonts w:ascii="Arial" w:hAnsi="Arial" w:cs="Arial"/>
-        <w:sz w:val="22"/>
-        <w:szCs w:val="22"/>
+        <w:sz w:val="21"/>
+        <w:szCs w:val="21"/>
       </w:rPr>
       <w:t>} {</w:t>
     </w:r>
@@ -2460,8 +2938,8 @@
     <w:r>
       <w:rPr>
         <w:rFonts w:ascii="Arial" w:hAnsi="Arial" w:cs="Arial"/>
-        <w:sz w:val="22"/>
-        <w:szCs w:val="22"/>
+        <w:sz w:val="21"/>
+        <w:szCs w:val="21"/>
       </w:rPr>
       <w:t>downloadTime</w:t>
     </w:r>
@@ -2469,8 +2947,8 @@
     <w:r>
       <w:rPr>
         <w:rFonts w:ascii="Arial" w:hAnsi="Arial" w:cs="Arial"/>
-        <w:sz w:val="22"/>
-        <w:szCs w:val="22"/>
+        <w:sz w:val="21"/>
+        <w:szCs w:val="21"/>
       </w:rPr>
       <w:t>}</w:t>
     </w:r>
@@ -2481,15 +2959,15 @@
       <w:jc w:val="right"/>
       <w:rPr>
         <w:rFonts w:ascii="Arial" w:hAnsi="Arial" w:cs="Arial"/>
-        <w:sz w:val="22"/>
-        <w:szCs w:val="22"/>
+        <w:sz w:val="21"/>
+        <w:szCs w:val="21"/>
       </w:rPr>
     </w:pPr>
     <w:r>
       <w:rPr>
         <w:rFonts w:ascii="Arial" w:hAnsi="Arial" w:cs="Arial"/>
-        <w:sz w:val="22"/>
-        <w:szCs w:val="22"/>
+        <w:sz w:val="21"/>
+        <w:szCs w:val="21"/>
       </w:rPr>
       <w:t>TOMIS ID: {</w:t>
     </w:r>
@@ -2497,8 +2975,8 @@
     <w:r>
       <w:rPr>
         <w:rFonts w:ascii="Arial" w:hAnsi="Arial" w:cs="Arial"/>
-        <w:sz w:val="22"/>
-        <w:szCs w:val="22"/>
+        <w:sz w:val="21"/>
+        <w:szCs w:val="21"/>
       </w:rPr>
       <w:t>omsId</w:t>
     </w:r>
@@ -2506,8 +2984,8 @@
     <w:r>
       <w:rPr>
         <w:rFonts w:ascii="Arial" w:hAnsi="Arial" w:cs="Arial"/>
-        <w:sz w:val="22"/>
-        <w:szCs w:val="22"/>
+        <w:sz w:val="21"/>
+        <w:szCs w:val="21"/>
       </w:rPr>
       <w:t>}</w:t>
     </w:r>
@@ -2543,7 +3021,7 @@
           </v:handles>
           <o:lock v:ext="edit" text="t" shapetype="t"/>
         </v:shapetype>
-        <v:shape id="PowerPlusWaterMarkObject1" o:spid="_x0000_s1025" type="#_x0000_t136" alt="" style="position:absolute;left:0;text-align:left;margin-left:0;margin-top:0;width:492.1pt;height:169.75pt;rotation:315;z-index:-251658240;mso-wrap-edited:f;mso-width-percent:0;mso-height-percent:0;mso-position-horizontal:center;mso-position-horizontal-relative:margin;mso-position-vertical:center;mso-position-vertical-relative:margin;mso-width-percent:0;mso-height-percent:0" fillcolor="#e8eaed" stroked="f">
+        <v:shape id="PowerPlusWaterMarkObject1" o:spid="_x0000_s1025" type="#_x0000_t136" alt="" style="position:absolute;left:0;text-align:left;margin-left:0;margin-top:0;width:492.1pt;height:169.75pt;rotation:315;z-index:-251658752;mso-wrap-edited:f;mso-width-percent:0;mso-height-percent:0;mso-position-horizontal:center;mso-position-horizontal-relative:margin;mso-position-vertical:center;mso-position-vertical-relative:margin;mso-width-percent:0;mso-height-percent:0" fillcolor="#e8eaed" stroked="f">
           <v:textpath style="font-family:&quot;&amp;quot&quot;;font-size:1pt" string="DRAFT"/>
           <w10:wrap anchorx="margin" anchory="margin"/>
         </v:shape>

--- a/apps/staff/src/core/Paperwork/US_TN/common/Classification2026/trustee_assessment_template.docx
+++ b/apps/staff/src/core/Paperwork/US_TN/common/Classification2026/trustee_assessment_template.docx
@@ -25,12 +25,15 @@
     </w:p>
     <w:p>
       <w:pPr>
-        <w:spacing w:after="0" w:line="240" w:lineRule="auto"/>
-        <w:rPr>
-          <w:rFonts w:ascii="Arial" w:eastAsia="Arial" w:hAnsi="Arial" w:cs="Arial"/>
-          <w:color w:val="000000" w:themeColor="text1"/>
-          <w:sz w:val="21"/>
-          <w:szCs w:val="21"/>
+        <w:pStyle w:val="paragraph"/>
+        <w:shd w:val="clear" w:color="auto" w:fill="FFFFFF"/>
+        <w:spacing w:before="0" w:beforeAutospacing="0" w:after="0" w:afterAutospacing="0"/>
+        <w:jc w:val="both"/>
+        <w:textAlignment w:val="baseline"/>
+        <w:rPr>
+          <w:rFonts w:ascii="Segoe UI" w:hAnsi="Segoe UI" w:cs="Segoe UI"/>
+          <w:sz w:val="18"/>
+          <w:szCs w:val="18"/>
         </w:rPr>
       </w:pPr>
       <w:r>
@@ -42,233 +45,101 @@
       </w:r>
       <w:r>
         <w:rPr>
-          <w:rFonts w:ascii="Arial" w:eastAsia="Arial" w:hAnsi="Arial" w:cs="Arial"/>
-          <w:color w:val="000000" w:themeColor="text1"/>
-          <w:sz w:val="21"/>
-          <w:szCs w:val="21"/>
-        </w:rPr>
-        <w:t>Five categories of low custody inmates shall be considered for placement on trustee custody:</w:t>
+          <w:rStyle w:val="normaltextrun"/>
+          <w:rFonts w:ascii="Arial" w:hAnsi="Arial" w:cs="Arial"/>
+          <w:color w:val="000000"/>
+          <w:sz w:val="22"/>
+          <w:szCs w:val="22"/>
+        </w:rPr>
+        <w:t>All inmates that have a custody score placing them in low custody, OR a recommended override to low custody, must be assessed for possible placement on trustee status using the Trustee Assessment. </w:t>
+      </w:r>
+      <w:r>
+        <w:rPr>
+          <w:rStyle w:val="eop"/>
+          <w:rFonts w:ascii="Arial" w:hAnsi="Arial" w:cs="Arial"/>
+          <w:color w:val="000000"/>
+          <w:sz w:val="22"/>
+          <w:szCs w:val="22"/>
+        </w:rPr>
+        <w:t> </w:t>
       </w:r>
     </w:p>
     <w:p>
       <w:pPr>
-        <w:spacing w:after="0" w:line="240" w:lineRule="auto"/>
-        <w:rPr>
-          <w:rFonts w:ascii="Arial" w:eastAsia="Arial" w:hAnsi="Arial" w:cs="Arial"/>
-          <w:color w:val="000000" w:themeColor="text1"/>
-          <w:sz w:val="21"/>
-          <w:szCs w:val="21"/>
-        </w:rPr>
-      </w:pPr>
+        <w:pStyle w:val="paragraph"/>
+        <w:shd w:val="clear" w:color="auto" w:fill="FFFFFF"/>
+        <w:spacing w:before="0" w:beforeAutospacing="0" w:after="0" w:afterAutospacing="0"/>
+        <w:jc w:val="both"/>
+        <w:textAlignment w:val="baseline"/>
+        <w:rPr>
+          <w:rFonts w:ascii="Segoe UI" w:hAnsi="Segoe UI" w:cs="Segoe UI"/>
+          <w:sz w:val="18"/>
+          <w:szCs w:val="18"/>
+        </w:rPr>
+      </w:pPr>
+      <w:r>
+        <w:rPr>
+          <w:rStyle w:val="normaltextrun"/>
+          <w:rFonts w:ascii="Arial" w:hAnsi="Arial" w:cs="Arial"/>
+          <w:color w:val="000000"/>
+        </w:rPr>
+        <w:t> </w:t>
+      </w:r>
+      <w:r>
+        <w:rPr>
+          <w:rStyle w:val="eop"/>
+          <w:rFonts w:ascii="Arial" w:hAnsi="Arial" w:cs="Arial"/>
+          <w:color w:val="000000"/>
+        </w:rPr>
+        <w:t> </w:t>
+      </w:r>
     </w:p>
     <w:p>
       <w:pPr>
-        <w:pStyle w:val="ListParagraph"/>
-        <w:numPr>
-          <w:ilvl w:val="0"/>
-          <w:numId w:val="1"/>
-        </w:numPr>
-        <w:spacing w:after="0" w:line="240" w:lineRule="auto"/>
-        <w:contextualSpacing w:val="0"/>
-        <w:rPr>
-          <w:rFonts w:ascii="Arial" w:eastAsia="Arial" w:hAnsi="Arial" w:cs="Arial"/>
-          <w:color w:val="000000" w:themeColor="text1"/>
-          <w:sz w:val="21"/>
-          <w:szCs w:val="21"/>
-        </w:rPr>
-      </w:pPr>
-      <w:r>
-        <w:rPr>
-          <w:rFonts w:ascii="Arial" w:eastAsia="Arial" w:hAnsi="Arial" w:cs="Arial"/>
-          <w:color w:val="000000" w:themeColor="text1"/>
-          <w:sz w:val="21"/>
-          <w:szCs w:val="21"/>
-        </w:rPr>
-        <w:t>Inmates who score low custody on their most recent classification assessment</w:t>
-      </w:r>
-    </w:p>
-    <w:p>
-      <w:pPr>
-        <w:pStyle w:val="ListParagraph"/>
-        <w:numPr>
-          <w:ilvl w:val="0"/>
-          <w:numId w:val="1"/>
-        </w:numPr>
-        <w:spacing w:after="0" w:line="240" w:lineRule="auto"/>
-        <w:contextualSpacing w:val="0"/>
-        <w:rPr>
-          <w:rFonts w:ascii="Arial" w:eastAsia="Arial" w:hAnsi="Arial" w:cs="Arial"/>
-          <w:color w:val="000000" w:themeColor="text1"/>
-          <w:sz w:val="21"/>
-          <w:szCs w:val="21"/>
-        </w:rPr>
-      </w:pPr>
-      <w:r>
-        <w:rPr>
-          <w:rFonts w:ascii="Arial" w:eastAsia="Arial" w:hAnsi="Arial" w:cs="Arial"/>
-          <w:color w:val="000000" w:themeColor="text1"/>
-          <w:sz w:val="21"/>
-          <w:szCs w:val="21"/>
-        </w:rPr>
-        <w:t xml:space="preserve">Inmates who did </w:t>
-      </w:r>
-      <w:r>
-        <w:rPr>
-          <w:rFonts w:ascii="Arial" w:eastAsia="Arial" w:hAnsi="Arial" w:cs="Arial"/>
+        <w:pStyle w:val="paragraph"/>
+        <w:shd w:val="clear" w:color="auto" w:fill="FFFFFF"/>
+        <w:spacing w:before="0" w:beforeAutospacing="0" w:after="0" w:afterAutospacing="0"/>
+        <w:jc w:val="both"/>
+        <w:textAlignment w:val="baseline"/>
+        <w:rPr>
+          <w:rFonts w:ascii="Segoe UI" w:hAnsi="Segoe UI" w:cs="Segoe UI"/>
+          <w:sz w:val="18"/>
+          <w:szCs w:val="18"/>
+        </w:rPr>
+      </w:pPr>
+      <w:r>
+        <w:rPr>
+          <w:rStyle w:val="normaltextrun"/>
+          <w:rFonts w:ascii="Arial" w:hAnsi="Arial" w:cs="Arial"/>
           <w:b/>
           <w:bCs/>
-          <w:color w:val="000000" w:themeColor="text1"/>
-          <w:sz w:val="21"/>
-          <w:szCs w:val="21"/>
-        </w:rPr>
-        <w:t>not</w:t>
-      </w:r>
-      <w:r>
-        <w:rPr>
-          <w:rFonts w:ascii="Arial" w:eastAsia="Arial" w:hAnsi="Arial" w:cs="Arial"/>
-          <w:color w:val="000000" w:themeColor="text1"/>
-          <w:sz w:val="21"/>
-          <w:szCs w:val="21"/>
-        </w:rPr>
-        <w:t xml:space="preserve"> score low custody on their most recent classification assessment, </w:t>
-      </w:r>
-      <w:r>
-        <w:rPr>
-          <w:rFonts w:ascii="Arial" w:eastAsia="Arial" w:hAnsi="Arial" w:cs="Arial"/>
+          <w:color w:val="000000"/>
+          <w:sz w:val="22"/>
+          <w:szCs w:val="22"/>
+        </w:rPr>
+        <w:t>All criteria listed on the Trustee Assessment must be marked TRUE for placement on trustee custody to be approved. </w:t>
+      </w:r>
+      <w:r>
+        <w:rPr>
+          <w:rStyle w:val="normaltextrun"/>
+          <w:rFonts w:ascii="Arial" w:hAnsi="Arial" w:cs="Arial"/>
+          <w:color w:val="000000"/>
+          <w:sz w:val="22"/>
+          <w:szCs w:val="22"/>
+        </w:rPr>
+        <w:t>Use the assessment form below to determine whether a low custody inmate may be placed on trustee custody. </w:t>
+      </w:r>
+      <w:r>
+        <w:rPr>
+          <w:rStyle w:val="normaltextrun"/>
+          <w:rFonts w:ascii="Arial" w:hAnsi="Arial" w:cs="Arial"/>
           <w:b/>
           <w:bCs/>
-          <w:color w:val="000000" w:themeColor="text1"/>
-          <w:sz w:val="21"/>
-          <w:szCs w:val="21"/>
-        </w:rPr>
-        <w:t>but</w:t>
-      </w:r>
-      <w:r>
-        <w:rPr>
-          <w:rFonts w:ascii="Arial" w:eastAsia="Arial" w:hAnsi="Arial" w:cs="Arial"/>
-          <w:color w:val="000000" w:themeColor="text1"/>
-          <w:sz w:val="21"/>
-          <w:szCs w:val="21"/>
-        </w:rPr>
-        <w:t xml:space="preserve"> were recommended for a decrease override which places the inmate in low custody</w:t>
-      </w:r>
-    </w:p>
-    <w:p>
-      <w:pPr>
-        <w:pStyle w:val="ListParagraph"/>
-        <w:numPr>
-          <w:ilvl w:val="0"/>
-          <w:numId w:val="1"/>
-        </w:numPr>
-        <w:spacing w:after="0" w:line="240" w:lineRule="auto"/>
-        <w:contextualSpacing w:val="0"/>
-        <w:rPr>
-          <w:rFonts w:ascii="Arial" w:eastAsia="Arial" w:hAnsi="Arial" w:cs="Arial"/>
-          <w:color w:val="000000" w:themeColor="text1"/>
-          <w:sz w:val="21"/>
-          <w:szCs w:val="21"/>
-        </w:rPr>
-      </w:pPr>
-      <w:r>
-        <w:rPr>
-          <w:rFonts w:ascii="Arial" w:eastAsia="Arial" w:hAnsi="Arial" w:cs="Arial"/>
-          <w:color w:val="000000" w:themeColor="text1"/>
-          <w:sz w:val="21"/>
-          <w:szCs w:val="21"/>
-        </w:rPr>
-        <w:t xml:space="preserve">Inmates classified as low custody who have been selected for and assigned to the Special Alternative Incarceration Unit (SAIU) or the Technical Violator Unit (Parole/Probation) </w:t>
-      </w:r>
-    </w:p>
-    <w:p>
-      <w:pPr>
-        <w:pStyle w:val="ListParagraph"/>
-        <w:numPr>
-          <w:ilvl w:val="0"/>
-          <w:numId w:val="1"/>
-        </w:numPr>
-        <w:spacing w:after="0" w:line="240" w:lineRule="auto"/>
-        <w:contextualSpacing w:val="0"/>
-        <w:rPr>
-          <w:rFonts w:ascii="Arial" w:eastAsia="Arial" w:hAnsi="Arial" w:cs="Arial"/>
-          <w:color w:val="000000" w:themeColor="text1"/>
-          <w:sz w:val="21"/>
-          <w:szCs w:val="21"/>
-        </w:rPr>
-      </w:pPr>
-      <w:r>
-        <w:rPr>
-          <w:rFonts w:ascii="Arial" w:eastAsia="Arial" w:hAnsi="Arial" w:cs="Arial"/>
-          <w:color w:val="000000" w:themeColor="text1"/>
-          <w:sz w:val="21"/>
-          <w:szCs w:val="21"/>
-        </w:rPr>
-        <w:t xml:space="preserve">Inmates classified as low custody who have been granted parole and are within one year of the release date that has been approved by the Board of Parole </w:t>
-      </w:r>
-    </w:p>
-    <w:p>
-      <w:pPr>
-        <w:pStyle w:val="ListParagraph"/>
-        <w:numPr>
-          <w:ilvl w:val="0"/>
-          <w:numId w:val="1"/>
-        </w:numPr>
-        <w:spacing w:after="0" w:line="240" w:lineRule="auto"/>
-        <w:contextualSpacing w:val="0"/>
-        <w:rPr>
-          <w:rFonts w:ascii="Arial" w:eastAsia="Arial" w:hAnsi="Arial" w:cs="Arial"/>
-          <w:color w:val="000000" w:themeColor="text1"/>
-          <w:sz w:val="21"/>
-          <w:szCs w:val="21"/>
-        </w:rPr>
-      </w:pPr>
-      <w:r>
-        <w:rPr>
-          <w:rFonts w:ascii="Arial" w:eastAsia="Arial" w:hAnsi="Arial" w:cs="Arial"/>
-          <w:color w:val="000000" w:themeColor="text1"/>
-          <w:sz w:val="21"/>
-          <w:szCs w:val="21"/>
-        </w:rPr>
-        <w:t>Inmates classified as low custody who are within six (6) months of their sentence expiration date.</w:t>
-      </w:r>
-    </w:p>
-    <w:p>
-      <w:pPr>
-        <w:spacing w:after="0" w:line="240" w:lineRule="auto"/>
-        <w:rPr>
-          <w:rFonts w:ascii="Arial" w:eastAsia="Arial" w:hAnsi="Arial" w:cs="Arial"/>
-          <w:color w:val="000000" w:themeColor="text1"/>
-          <w:sz w:val="21"/>
-          <w:szCs w:val="21"/>
-        </w:rPr>
-      </w:pPr>
-    </w:p>
-    <w:p>
-      <w:pPr>
-        <w:spacing w:after="0" w:line="240" w:lineRule="auto"/>
-        <w:rPr>
-          <w:sz w:val="21"/>
-          <w:szCs w:val="21"/>
-        </w:rPr>
-      </w:pPr>
-      <w:r>
-        <w:rPr>
-          <w:rFonts w:ascii="Arial" w:eastAsia="Arial" w:hAnsi="Arial" w:cs="Arial"/>
-          <w:color w:val="000000" w:themeColor="text1"/>
-          <w:sz w:val="21"/>
-          <w:szCs w:val="21"/>
-        </w:rPr>
-        <w:t xml:space="preserve">Use the assessment form below to determine whether a low custody inmate may be placed on trustee custody. </w:t>
-      </w:r>
-      <w:r>
-        <w:rPr>
-          <w:rFonts w:ascii="Arial" w:eastAsia="Arial" w:hAnsi="Arial" w:cs="Arial"/>
-          <w:b/>
-          <w:bCs/>
-          <w:color w:val="000000" w:themeColor="text1"/>
-          <w:sz w:val="21"/>
-          <w:szCs w:val="21"/>
-        </w:rPr>
-        <w:t xml:space="preserve">All criteria listed must be true for placement on trustee custody. Trustee custody inmates should be placed in an annex. </w:t>
+          <w:color w:val="000000"/>
+          <w:sz w:val="22"/>
+          <w:szCs w:val="22"/>
+        </w:rPr>
+        <w:t>All criteria listed must be true for placement on trustee custody. Trustee custody inmates should be placed in an annex.</w:t>
       </w:r>
     </w:p>
     <w:p>
@@ -1029,56 +900,7 @@
                 <w:sz w:val="21"/>
                 <w:szCs w:val="21"/>
               </w:rPr>
-              <w:t xml:space="preserve">Inmate has no felony detainers and/or active warrants </w:t>
-            </w:r>
-            <w:r>
-              <w:rPr>
-                <w:rFonts w:ascii="Arial" w:eastAsia="Arial" w:hAnsi="Arial" w:cs="Arial"/>
-                <w:b/>
-                <w:bCs/>
-                <w:color w:val="000000" w:themeColor="text1"/>
-                <w:sz w:val="21"/>
-                <w:szCs w:val="21"/>
-              </w:rPr>
-              <w:t>AND</w:t>
-            </w:r>
-          </w:p>
-          <w:p>
-            <w:pPr>
-              <w:spacing w:after="0" w:line="240" w:lineRule="auto"/>
-              <w:rPr>
-                <w:sz w:val="21"/>
-                <w:szCs w:val="21"/>
-              </w:rPr>
-            </w:pPr>
-          </w:p>
-          <w:p>
-            <w:pPr>
-              <w:spacing w:after="0" w:line="240" w:lineRule="auto"/>
-              <w:rPr>
-                <w:sz w:val="21"/>
-                <w:szCs w:val="21"/>
-              </w:rPr>
-            </w:pPr>
-            <w:r>
-              <w:rPr>
-                <w:rFonts w:ascii="Arial" w:eastAsia="Arial" w:hAnsi="Arial" w:cs="Arial"/>
-                <w:b/>
-                <w:bCs/>
-                <w:color w:val="000000" w:themeColor="text1"/>
-                <w:sz w:val="21"/>
-                <w:szCs w:val="21"/>
-              </w:rPr>
-              <w:t>If</w:t>
-            </w:r>
-            <w:r>
-              <w:rPr>
-                <w:rFonts w:ascii="Arial" w:eastAsia="Arial" w:hAnsi="Arial" w:cs="Arial"/>
-                <w:color w:val="000000" w:themeColor="text1"/>
-                <w:sz w:val="21"/>
-                <w:szCs w:val="21"/>
-              </w:rPr>
-              <w:t xml:space="preserve"> the inmate has misdemeanor detainers and/or active warrants, the Warden has approved trustee custody placement</w:t>
+              <w:t>Inmate has no felony detainers and/or active warrants</w:t>
             </w:r>
           </w:p>
         </w:tc>
@@ -1357,6 +1179,291 @@
                 <w:szCs w:val="21"/>
               </w:rPr>
               <w:t>{q7f}</w:t>
+            </w:r>
+          </w:p>
+        </w:tc>
+      </w:tr>
+      <w:tr>
+        <w:trPr>
+          <w:trHeight w:val="300"/>
+        </w:trPr>
+        <w:tc>
+          <w:tcPr>
+            <w:tcW w:w="7677" w:type="dxa"/>
+            <w:tcBorders>
+              <w:top w:val="single" w:sz="8" w:space="0" w:color="000000" w:themeColor="text1"/>
+              <w:left w:val="single" w:sz="8" w:space="0" w:color="000000" w:themeColor="text1"/>
+              <w:bottom w:val="single" w:sz="8" w:space="0" w:color="000000" w:themeColor="text1"/>
+              <w:right w:val="single" w:sz="8" w:space="0" w:color="000000" w:themeColor="text1"/>
+            </w:tcBorders>
+            <w:tcMar>
+              <w:top w:w="100" w:type="dxa"/>
+              <w:left w:w="100" w:type="dxa"/>
+              <w:bottom w:w="100" w:type="dxa"/>
+              <w:right w:w="100" w:type="dxa"/>
+            </w:tcMar>
+          </w:tcPr>
+          <w:p>
+            <w:pPr>
+              <w:spacing w:after="0" w:line="240" w:lineRule="auto"/>
+              <w:rPr>
+                <w:sz w:val="21"/>
+                <w:szCs w:val="21"/>
+              </w:rPr>
+            </w:pPr>
+            <w:r>
+              <w:rPr>
+                <w:rFonts w:ascii="Arial" w:eastAsia="Arial" w:hAnsi="Arial" w:cs="Arial"/>
+                <w:color w:val="000000" w:themeColor="text1"/>
+                <w:sz w:val="21"/>
+                <w:szCs w:val="21"/>
+              </w:rPr>
+              <w:t xml:space="preserve">Inmate has no disciplinary convictions for assaultive conduct that resulted in serious injury or the death of another individual within the past 5 years of incarceration </w:t>
+            </w:r>
+            <w:r>
+              <w:rPr>
+                <w:rFonts w:ascii="Arial" w:eastAsia="Arial" w:hAnsi="Arial" w:cs="Arial"/>
+                <w:b/>
+                <w:bCs/>
+                <w:color w:val="000000" w:themeColor="text1"/>
+                <w:sz w:val="21"/>
+                <w:szCs w:val="21"/>
+              </w:rPr>
+              <w:t>AND</w:t>
+            </w:r>
+          </w:p>
+          <w:p>
+            <w:pPr>
+              <w:spacing w:after="0" w:line="240" w:lineRule="auto"/>
+              <w:rPr>
+                <w:sz w:val="21"/>
+                <w:szCs w:val="21"/>
+              </w:rPr>
+            </w:pPr>
+          </w:p>
+          <w:p>
+            <w:pPr>
+              <w:spacing w:after="0" w:line="240" w:lineRule="auto"/>
+              <w:rPr>
+                <w:rFonts w:ascii="Arial" w:eastAsia="Arial" w:hAnsi="Arial" w:cs="Arial"/>
+                <w:color w:val="000000" w:themeColor="text1"/>
+                <w:sz w:val="21"/>
+                <w:szCs w:val="21"/>
+              </w:rPr>
+            </w:pPr>
+            <w:r>
+              <w:rPr>
+                <w:rFonts w:ascii="Arial" w:eastAsia="Arial" w:hAnsi="Arial" w:cs="Arial"/>
+                <w:b/>
+                <w:bCs/>
+                <w:color w:val="000000" w:themeColor="text1"/>
+                <w:sz w:val="21"/>
+                <w:szCs w:val="21"/>
+              </w:rPr>
+              <w:t xml:space="preserve">If </w:t>
+            </w:r>
+            <w:r>
+              <w:rPr>
+                <w:rFonts w:ascii="Arial" w:eastAsia="Arial" w:hAnsi="Arial" w:cs="Arial"/>
+                <w:color w:val="000000" w:themeColor="text1"/>
+                <w:sz w:val="21"/>
+                <w:szCs w:val="21"/>
+              </w:rPr>
+              <w:t xml:space="preserve">the inmate has disciplinary convictions for assaultive conduct that resulted in serious injury or the death of another individual </w:t>
+            </w:r>
+            <w:r>
+              <w:rPr>
+                <w:rFonts w:ascii="Arial" w:eastAsia="Arial" w:hAnsi="Arial" w:cs="Arial"/>
+                <w:b/>
+                <w:bCs/>
+                <w:color w:val="000000" w:themeColor="text1"/>
+                <w:sz w:val="21"/>
+                <w:szCs w:val="21"/>
+              </w:rPr>
+              <w:t>more than</w:t>
+            </w:r>
+            <w:r>
+              <w:rPr>
+                <w:rFonts w:ascii="Arial" w:eastAsia="Arial" w:hAnsi="Arial" w:cs="Arial"/>
+                <w:color w:val="000000" w:themeColor="text1"/>
+                <w:sz w:val="21"/>
+                <w:szCs w:val="21"/>
+              </w:rPr>
+              <w:t xml:space="preserve"> 5 years ago, the Assistant Commissioner for Prison Operations or their designee has approved trustee custody placement (signature required below)</w:t>
+            </w:r>
+          </w:p>
+        </w:tc>
+        <w:tc>
+          <w:tcPr>
+            <w:tcW w:w="850" w:type="dxa"/>
+            <w:tcBorders>
+              <w:top w:val="single" w:sz="8" w:space="0" w:color="000000" w:themeColor="text1"/>
+              <w:left w:val="single" w:sz="8" w:space="0" w:color="000000" w:themeColor="text1"/>
+              <w:bottom w:val="single" w:sz="8" w:space="0" w:color="000000" w:themeColor="text1"/>
+              <w:right w:val="single" w:sz="8" w:space="0" w:color="000000" w:themeColor="text1"/>
+            </w:tcBorders>
+            <w:tcMar>
+              <w:top w:w="100" w:type="dxa"/>
+              <w:left w:w="100" w:type="dxa"/>
+              <w:bottom w:w="100" w:type="dxa"/>
+              <w:right w:w="100" w:type="dxa"/>
+            </w:tcMar>
+          </w:tcPr>
+          <w:p>
+            <w:pPr>
+              <w:spacing w:after="0" w:line="240" w:lineRule="auto"/>
+              <w:rPr>
+                <w:sz w:val="21"/>
+                <w:szCs w:val="21"/>
+              </w:rPr>
+            </w:pPr>
+            <w:r>
+              <w:rPr>
+                <w:sz w:val="21"/>
+                <w:szCs w:val="21"/>
+              </w:rPr>
+              <w:t>{q8t}</w:t>
+            </w:r>
+          </w:p>
+        </w:tc>
+        <w:tc>
+          <w:tcPr>
+            <w:tcW w:w="813" w:type="dxa"/>
+            <w:tcBorders>
+              <w:top w:val="single" w:sz="8" w:space="0" w:color="000000" w:themeColor="text1"/>
+              <w:left w:val="single" w:sz="8" w:space="0" w:color="000000" w:themeColor="text1"/>
+              <w:bottom w:val="single" w:sz="8" w:space="0" w:color="000000" w:themeColor="text1"/>
+              <w:right w:val="single" w:sz="8" w:space="0" w:color="000000" w:themeColor="text1"/>
+            </w:tcBorders>
+            <w:tcMar>
+              <w:top w:w="100" w:type="dxa"/>
+              <w:left w:w="100" w:type="dxa"/>
+              <w:bottom w:w="100" w:type="dxa"/>
+              <w:right w:w="100" w:type="dxa"/>
+            </w:tcMar>
+          </w:tcPr>
+          <w:p>
+            <w:pPr>
+              <w:spacing w:after="0" w:line="240" w:lineRule="auto"/>
+              <w:rPr>
+                <w:sz w:val="21"/>
+                <w:szCs w:val="21"/>
+              </w:rPr>
+            </w:pPr>
+            <w:r>
+              <w:rPr>
+                <w:sz w:val="21"/>
+                <w:szCs w:val="21"/>
+              </w:rPr>
+              <w:t>{q8f}</w:t>
+            </w:r>
+          </w:p>
+        </w:tc>
+      </w:tr>
+      <w:tr>
+        <w:trPr>
+          <w:trHeight w:val="300"/>
+        </w:trPr>
+        <w:tc>
+          <w:tcPr>
+            <w:tcW w:w="7677" w:type="dxa"/>
+            <w:tcBorders>
+              <w:top w:val="single" w:sz="8" w:space="0" w:color="000000" w:themeColor="text1"/>
+              <w:left w:val="single" w:sz="8" w:space="0" w:color="000000" w:themeColor="text1"/>
+              <w:bottom w:val="single" w:sz="8" w:space="0" w:color="000000" w:themeColor="text1"/>
+              <w:right w:val="single" w:sz="8" w:space="0" w:color="000000" w:themeColor="text1"/>
+            </w:tcBorders>
+            <w:tcMar>
+              <w:top w:w="100" w:type="dxa"/>
+              <w:left w:w="100" w:type="dxa"/>
+              <w:bottom w:w="100" w:type="dxa"/>
+              <w:right w:w="100" w:type="dxa"/>
+            </w:tcMar>
+          </w:tcPr>
+          <w:p>
+            <w:pPr>
+              <w:spacing w:after="0" w:line="240" w:lineRule="auto"/>
+              <w:rPr>
+                <w:rFonts w:ascii="Arial" w:eastAsia="Arial" w:hAnsi="Arial" w:cs="Arial"/>
+                <w:color w:val="000000" w:themeColor="text1"/>
+                <w:sz w:val="21"/>
+                <w:szCs w:val="21"/>
+              </w:rPr>
+            </w:pPr>
+            <w:r>
+              <w:rPr>
+                <w:rFonts w:ascii="Arial" w:eastAsia="Arial" w:hAnsi="Arial" w:cs="Arial"/>
+                <w:color w:val="000000" w:themeColor="text1"/>
+                <w:sz w:val="21"/>
+                <w:szCs w:val="21"/>
+              </w:rPr>
+              <w:t>Inmate has no court-prosecuted felony convictions for a violent offense committed during the past 5 years of incarceration</w:t>
+            </w:r>
+          </w:p>
+        </w:tc>
+        <w:tc>
+          <w:tcPr>
+            <w:tcW w:w="850" w:type="dxa"/>
+            <w:tcBorders>
+              <w:top w:val="single" w:sz="8" w:space="0" w:color="000000" w:themeColor="text1"/>
+              <w:left w:val="single" w:sz="8" w:space="0" w:color="000000" w:themeColor="text1"/>
+              <w:bottom w:val="single" w:sz="8" w:space="0" w:color="000000" w:themeColor="text1"/>
+              <w:right w:val="single" w:sz="8" w:space="0" w:color="000000" w:themeColor="text1"/>
+            </w:tcBorders>
+            <w:tcMar>
+              <w:top w:w="100" w:type="dxa"/>
+              <w:left w:w="100" w:type="dxa"/>
+              <w:bottom w:w="100" w:type="dxa"/>
+              <w:right w:w="100" w:type="dxa"/>
+            </w:tcMar>
+          </w:tcPr>
+          <w:p>
+            <w:pPr>
+              <w:spacing w:after="0" w:line="240" w:lineRule="auto"/>
+              <w:rPr>
+                <w:sz w:val="21"/>
+                <w:szCs w:val="21"/>
+              </w:rPr>
+            </w:pPr>
+            <w:r>
+              <w:rPr>
+                <w:sz w:val="21"/>
+                <w:szCs w:val="21"/>
+              </w:rPr>
+              <w:t>{q9t}</w:t>
+            </w:r>
+          </w:p>
+        </w:tc>
+        <w:tc>
+          <w:tcPr>
+            <w:tcW w:w="813" w:type="dxa"/>
+            <w:tcBorders>
+              <w:top w:val="single" w:sz="8" w:space="0" w:color="000000" w:themeColor="text1"/>
+              <w:left w:val="single" w:sz="8" w:space="0" w:color="000000" w:themeColor="text1"/>
+              <w:bottom w:val="single" w:sz="8" w:space="0" w:color="000000" w:themeColor="text1"/>
+              <w:right w:val="single" w:sz="8" w:space="0" w:color="000000" w:themeColor="text1"/>
+            </w:tcBorders>
+            <w:tcMar>
+              <w:top w:w="100" w:type="dxa"/>
+              <w:left w:w="100" w:type="dxa"/>
+              <w:bottom w:w="100" w:type="dxa"/>
+              <w:right w:w="100" w:type="dxa"/>
+            </w:tcMar>
+          </w:tcPr>
+          <w:p>
+            <w:pPr>
+              <w:spacing w:after="0" w:line="240" w:lineRule="auto"/>
+              <w:rPr>
+                <w:sz w:val="21"/>
+                <w:szCs w:val="21"/>
+              </w:rPr>
+            </w:pPr>
+            <w:r>
+              <w:rPr>
+                <w:sz w:val="21"/>
+                <w:szCs w:val="21"/>
+              </w:rPr>
+              <w:t>{q9f}</w:t>
             </w:r>
           </w:p>
         </w:tc>
@@ -1413,76 +1520,25 @@
                 <w:szCs w:val="21"/>
               </w:rPr>
               <w:lastRenderedPageBreak/>
-              <w:t xml:space="preserve">Inmate has no disciplinary convictions for assaultive conduct that resulted in serious injury or the death of another individual within the past 5 years of incarceration </w:t>
-            </w:r>
-            <w:r>
-              <w:rPr>
-                <w:rFonts w:ascii="Arial" w:eastAsia="Arial" w:hAnsi="Arial" w:cs="Arial"/>
-                <w:b/>
-                <w:bCs/>
-                <w:color w:val="000000" w:themeColor="text1"/>
-                <w:sz w:val="21"/>
-                <w:szCs w:val="21"/>
-              </w:rPr>
-              <w:t>AND</w:t>
-            </w:r>
-          </w:p>
-          <w:p>
-            <w:pPr>
-              <w:spacing w:after="0" w:line="240" w:lineRule="auto"/>
-              <w:rPr>
-                <w:sz w:val="21"/>
-                <w:szCs w:val="21"/>
-              </w:rPr>
-            </w:pPr>
-          </w:p>
-          <w:p>
-            <w:pPr>
-              <w:spacing w:after="0" w:line="240" w:lineRule="auto"/>
-              <w:rPr>
-                <w:sz w:val="21"/>
-                <w:szCs w:val="21"/>
-              </w:rPr>
-            </w:pPr>
-            <w:r>
-              <w:rPr>
-                <w:rFonts w:ascii="Arial" w:eastAsia="Arial" w:hAnsi="Arial" w:cs="Arial"/>
-                <w:b/>
-                <w:bCs/>
-                <w:color w:val="000000" w:themeColor="text1"/>
-                <w:sz w:val="21"/>
-                <w:szCs w:val="21"/>
-              </w:rPr>
-              <w:t xml:space="preserve">If </w:t>
-            </w:r>
-            <w:r>
-              <w:rPr>
-                <w:rFonts w:ascii="Arial" w:eastAsia="Arial" w:hAnsi="Arial" w:cs="Arial"/>
-                <w:color w:val="000000" w:themeColor="text1"/>
-                <w:sz w:val="21"/>
-                <w:szCs w:val="21"/>
-              </w:rPr>
-              <w:t xml:space="preserve">the inmate has disciplinary convictions for assaultive conduct that resulted in serious injury or the death of another individual </w:t>
-            </w:r>
-            <w:r>
-              <w:rPr>
-                <w:rFonts w:ascii="Arial" w:eastAsia="Arial" w:hAnsi="Arial" w:cs="Arial"/>
-                <w:b/>
-                <w:bCs/>
-                <w:color w:val="000000" w:themeColor="text1"/>
-                <w:sz w:val="21"/>
-                <w:szCs w:val="21"/>
-              </w:rPr>
-              <w:t>more than</w:t>
-            </w:r>
-            <w:r>
-              <w:rPr>
-                <w:rFonts w:ascii="Arial" w:eastAsia="Arial" w:hAnsi="Arial" w:cs="Arial"/>
-                <w:color w:val="000000" w:themeColor="text1"/>
-                <w:sz w:val="21"/>
-                <w:szCs w:val="21"/>
-              </w:rPr>
-              <w:t xml:space="preserve"> 5 years ago, the Assistant Commissioner for Prison Operations or their designee has approved trustee custody placement (signature required below)</w:t>
+              <w:t>Inmate has no escape or attempted escape from medium, close, or maximum</w:t>
+            </w:r>
+            <w:r>
+              <w:rPr>
+                <w:rFonts w:ascii="Arial" w:eastAsia="Arial" w:hAnsi="Arial" w:cs="Arial"/>
+                <w:color w:val="FF0000"/>
+                <w:sz w:val="21"/>
+                <w:szCs w:val="21"/>
+              </w:rPr>
+              <w:t xml:space="preserve"> </w:t>
+            </w:r>
+            <w:r>
+              <w:rPr>
+                <w:rFonts w:ascii="Arial" w:eastAsia="Arial" w:hAnsi="Arial" w:cs="Arial"/>
+                <w:color w:val="000000" w:themeColor="text1"/>
+                <w:sz w:val="21"/>
+                <w:szCs w:val="21"/>
+              </w:rPr>
+              <w:t xml:space="preserve">custody within the last 10 years of incarceration. </w:t>
             </w:r>
           </w:p>
         </w:tc>
@@ -1515,7 +1571,7 @@
                 <w:sz w:val="21"/>
                 <w:szCs w:val="21"/>
               </w:rPr>
-              <w:t>{q8t}</w:t>
+              <w:t>{q10t}</w:t>
             </w:r>
           </w:p>
         </w:tc>
@@ -1548,7 +1604,7 @@
                 <w:sz w:val="21"/>
                 <w:szCs w:val="21"/>
               </w:rPr>
-              <w:t>{q8f}</w:t>
+              <w:t>{q10f}</w:t>
             </w:r>
           </w:p>
         </w:tc>
@@ -1588,7 +1644,7 @@
                 <w:sz w:val="21"/>
                 <w:szCs w:val="21"/>
               </w:rPr>
-              <w:t>Inmate has no court-prosecuted felony convictions for a violent offense committed during the past 5 years of incarceration</w:t>
+              <w:t xml:space="preserve">Inmate has no escape on record from low or trustee custody within the last 5 years of incarceration. “Low custody” includes prior placements at minimum direct, minimum restrict, or minimum trustee custody levels. </w:t>
             </w:r>
           </w:p>
         </w:tc>
@@ -1621,7 +1677,7 @@
                 <w:sz w:val="21"/>
                 <w:szCs w:val="21"/>
               </w:rPr>
-              <w:t>{q9t}</w:t>
+              <w:t>{q11t}</w:t>
             </w:r>
           </w:p>
         </w:tc>
@@ -1654,7 +1710,7 @@
                 <w:sz w:val="21"/>
                 <w:szCs w:val="21"/>
               </w:rPr>
-              <w:t>{q9f}</w:t>
+              <w:t>{q11f}</w:t>
             </w:r>
           </w:p>
         </w:tc>
@@ -1694,25 +1750,56 @@
                 <w:sz w:val="21"/>
                 <w:szCs w:val="21"/>
               </w:rPr>
-              <w:t>Inmate has no escape or attempted escape from medium, close, or maximum</w:t>
-            </w:r>
-            <w:r>
-              <w:rPr>
-                <w:rFonts w:ascii="Arial" w:eastAsia="Arial" w:hAnsi="Arial" w:cs="Arial"/>
-                <w:color w:val="FF0000"/>
-                <w:sz w:val="21"/>
-                <w:szCs w:val="21"/>
-              </w:rPr>
-              <w:t xml:space="preserve"> </w:t>
-            </w:r>
-            <w:r>
-              <w:rPr>
-                <w:rFonts w:ascii="Arial" w:eastAsia="Arial" w:hAnsi="Arial" w:cs="Arial"/>
-                <w:color w:val="000000" w:themeColor="text1"/>
-                <w:sz w:val="21"/>
-                <w:szCs w:val="21"/>
-              </w:rPr>
-              <w:t xml:space="preserve">custody within the last 10 years of incarceration. </w:t>
+              <w:t xml:space="preserve">Inmate has not scored high for violence on the risk assessment, </w:t>
+            </w:r>
+            <w:r>
+              <w:rPr>
+                <w:rFonts w:ascii="Arial" w:eastAsia="Arial" w:hAnsi="Arial" w:cs="Arial"/>
+                <w:b/>
+                <w:bCs/>
+                <w:color w:val="000000" w:themeColor="text1"/>
+                <w:sz w:val="21"/>
+                <w:szCs w:val="21"/>
+              </w:rPr>
+              <w:t>OR</w:t>
+            </w:r>
+          </w:p>
+          <w:p>
+            <w:pPr>
+              <w:spacing w:after="0" w:line="240" w:lineRule="auto"/>
+              <w:rPr>
+                <w:sz w:val="21"/>
+                <w:szCs w:val="21"/>
+              </w:rPr>
+            </w:pPr>
+          </w:p>
+          <w:p>
+            <w:pPr>
+              <w:spacing w:after="0" w:line="240" w:lineRule="auto"/>
+              <w:rPr>
+                <w:sz w:val="21"/>
+                <w:szCs w:val="21"/>
+              </w:rPr>
+            </w:pPr>
+            <w:r>
+              <w:rPr>
+                <w:rFonts w:ascii="Arial" w:eastAsia="Arial" w:hAnsi="Arial" w:cs="Arial"/>
+                <w:b/>
+                <w:bCs/>
+                <w:color w:val="000000" w:themeColor="text1"/>
+                <w:sz w:val="21"/>
+                <w:szCs w:val="21"/>
+              </w:rPr>
+              <w:t xml:space="preserve">If </w:t>
+            </w:r>
+            <w:r>
+              <w:rPr>
+                <w:rFonts w:ascii="Arial" w:eastAsia="Arial" w:hAnsi="Arial" w:cs="Arial"/>
+                <w:color w:val="000000" w:themeColor="text1"/>
+                <w:sz w:val="21"/>
+                <w:szCs w:val="21"/>
+              </w:rPr>
+              <w:t>inmate has scored high for violence on the risk assessment, the Assistant Commissioner for Prison Operations or their designee has approved trustee custody placement (signature required below)</w:t>
             </w:r>
           </w:p>
         </w:tc>
@@ -1745,7 +1832,7 @@
                 <w:sz w:val="21"/>
                 <w:szCs w:val="21"/>
               </w:rPr>
-              <w:t>{q10t}</w:t>
+              <w:t>{q12t}</w:t>
             </w:r>
           </w:p>
         </w:tc>
@@ -1778,7 +1865,7 @@
                 <w:sz w:val="21"/>
                 <w:szCs w:val="21"/>
               </w:rPr>
-              <w:t>{q10f}</w:t>
+              <w:t>{q12f}</w:t>
             </w:r>
           </w:p>
         </w:tc>
@@ -1818,267 +1905,6 @@
                 <w:sz w:val="21"/>
                 <w:szCs w:val="21"/>
               </w:rPr>
-              <w:t xml:space="preserve">Inmate has no escape on record from low or trustee custody within the last 5 years of incarceration. “Low custody” includes prior placements at minimum direct, minimum restrict, or minimum trustee custody levels. </w:t>
-            </w:r>
-          </w:p>
-        </w:tc>
-        <w:tc>
-          <w:tcPr>
-            <w:tcW w:w="850" w:type="dxa"/>
-            <w:tcBorders>
-              <w:top w:val="single" w:sz="8" w:space="0" w:color="000000" w:themeColor="text1"/>
-              <w:left w:val="single" w:sz="8" w:space="0" w:color="000000" w:themeColor="text1"/>
-              <w:bottom w:val="single" w:sz="8" w:space="0" w:color="000000" w:themeColor="text1"/>
-              <w:right w:val="single" w:sz="8" w:space="0" w:color="000000" w:themeColor="text1"/>
-            </w:tcBorders>
-            <w:tcMar>
-              <w:top w:w="100" w:type="dxa"/>
-              <w:left w:w="100" w:type="dxa"/>
-              <w:bottom w:w="100" w:type="dxa"/>
-              <w:right w:w="100" w:type="dxa"/>
-            </w:tcMar>
-          </w:tcPr>
-          <w:p>
-            <w:pPr>
-              <w:spacing w:after="0" w:line="240" w:lineRule="auto"/>
-              <w:rPr>
-                <w:sz w:val="21"/>
-                <w:szCs w:val="21"/>
-              </w:rPr>
-            </w:pPr>
-            <w:r>
-              <w:rPr>
-                <w:sz w:val="21"/>
-                <w:szCs w:val="21"/>
-              </w:rPr>
-              <w:t>{q11t}</w:t>
-            </w:r>
-          </w:p>
-        </w:tc>
-        <w:tc>
-          <w:tcPr>
-            <w:tcW w:w="813" w:type="dxa"/>
-            <w:tcBorders>
-              <w:top w:val="single" w:sz="8" w:space="0" w:color="000000" w:themeColor="text1"/>
-              <w:left w:val="single" w:sz="8" w:space="0" w:color="000000" w:themeColor="text1"/>
-              <w:bottom w:val="single" w:sz="8" w:space="0" w:color="000000" w:themeColor="text1"/>
-              <w:right w:val="single" w:sz="8" w:space="0" w:color="000000" w:themeColor="text1"/>
-            </w:tcBorders>
-            <w:tcMar>
-              <w:top w:w="100" w:type="dxa"/>
-              <w:left w:w="100" w:type="dxa"/>
-              <w:bottom w:w="100" w:type="dxa"/>
-              <w:right w:w="100" w:type="dxa"/>
-            </w:tcMar>
-          </w:tcPr>
-          <w:p>
-            <w:pPr>
-              <w:spacing w:after="0" w:line="240" w:lineRule="auto"/>
-              <w:rPr>
-                <w:sz w:val="21"/>
-                <w:szCs w:val="21"/>
-              </w:rPr>
-            </w:pPr>
-            <w:r>
-              <w:rPr>
-                <w:sz w:val="21"/>
-                <w:szCs w:val="21"/>
-              </w:rPr>
-              <w:t>{q11f}</w:t>
-            </w:r>
-          </w:p>
-        </w:tc>
-      </w:tr>
-      <w:tr>
-        <w:trPr>
-          <w:trHeight w:val="300"/>
-        </w:trPr>
-        <w:tc>
-          <w:tcPr>
-            <w:tcW w:w="7677" w:type="dxa"/>
-            <w:tcBorders>
-              <w:top w:val="single" w:sz="8" w:space="0" w:color="000000" w:themeColor="text1"/>
-              <w:left w:val="single" w:sz="8" w:space="0" w:color="000000" w:themeColor="text1"/>
-              <w:bottom w:val="single" w:sz="8" w:space="0" w:color="000000" w:themeColor="text1"/>
-              <w:right w:val="single" w:sz="8" w:space="0" w:color="000000" w:themeColor="text1"/>
-            </w:tcBorders>
-            <w:tcMar>
-              <w:top w:w="100" w:type="dxa"/>
-              <w:left w:w="100" w:type="dxa"/>
-              <w:bottom w:w="100" w:type="dxa"/>
-              <w:right w:w="100" w:type="dxa"/>
-            </w:tcMar>
-          </w:tcPr>
-          <w:p>
-            <w:pPr>
-              <w:spacing w:after="0" w:line="240" w:lineRule="auto"/>
-              <w:rPr>
-                <w:sz w:val="21"/>
-                <w:szCs w:val="21"/>
-              </w:rPr>
-            </w:pPr>
-            <w:r>
-              <w:rPr>
-                <w:rFonts w:ascii="Arial" w:eastAsia="Arial" w:hAnsi="Arial" w:cs="Arial"/>
-                <w:color w:val="000000" w:themeColor="text1"/>
-                <w:sz w:val="21"/>
-                <w:szCs w:val="21"/>
-              </w:rPr>
-              <w:t xml:space="preserve">Inmate has not scored high for violence on the risk assessment, </w:t>
-            </w:r>
-            <w:r>
-              <w:rPr>
-                <w:rFonts w:ascii="Arial" w:eastAsia="Arial" w:hAnsi="Arial" w:cs="Arial"/>
-                <w:b/>
-                <w:bCs/>
-                <w:color w:val="000000" w:themeColor="text1"/>
-                <w:sz w:val="21"/>
-                <w:szCs w:val="21"/>
-              </w:rPr>
-              <w:t>OR</w:t>
-            </w:r>
-          </w:p>
-          <w:p>
-            <w:pPr>
-              <w:spacing w:after="0" w:line="240" w:lineRule="auto"/>
-              <w:rPr>
-                <w:sz w:val="21"/>
-                <w:szCs w:val="21"/>
-              </w:rPr>
-            </w:pPr>
-          </w:p>
-          <w:p>
-            <w:pPr>
-              <w:spacing w:after="0" w:line="240" w:lineRule="auto"/>
-              <w:rPr>
-                <w:sz w:val="21"/>
-                <w:szCs w:val="21"/>
-              </w:rPr>
-            </w:pPr>
-            <w:r>
-              <w:rPr>
-                <w:rFonts w:ascii="Arial" w:eastAsia="Arial" w:hAnsi="Arial" w:cs="Arial"/>
-                <w:b/>
-                <w:bCs/>
-                <w:color w:val="000000" w:themeColor="text1"/>
-                <w:sz w:val="21"/>
-                <w:szCs w:val="21"/>
-              </w:rPr>
-              <w:t xml:space="preserve">If </w:t>
-            </w:r>
-            <w:r>
-              <w:rPr>
-                <w:rFonts w:ascii="Arial" w:eastAsia="Arial" w:hAnsi="Arial" w:cs="Arial"/>
-                <w:color w:val="000000" w:themeColor="text1"/>
-                <w:sz w:val="21"/>
-                <w:szCs w:val="21"/>
-              </w:rPr>
-              <w:t>inmate has scored high for violence on the risk assessment, the Assistant Commissioner for Prison Operations or their designee has approved trustee custody placement (signature required below)</w:t>
-            </w:r>
-          </w:p>
-        </w:tc>
-        <w:tc>
-          <w:tcPr>
-            <w:tcW w:w="850" w:type="dxa"/>
-            <w:tcBorders>
-              <w:top w:val="single" w:sz="8" w:space="0" w:color="000000" w:themeColor="text1"/>
-              <w:left w:val="single" w:sz="8" w:space="0" w:color="000000" w:themeColor="text1"/>
-              <w:bottom w:val="single" w:sz="8" w:space="0" w:color="000000" w:themeColor="text1"/>
-              <w:right w:val="single" w:sz="8" w:space="0" w:color="000000" w:themeColor="text1"/>
-            </w:tcBorders>
-            <w:tcMar>
-              <w:top w:w="100" w:type="dxa"/>
-              <w:left w:w="100" w:type="dxa"/>
-              <w:bottom w:w="100" w:type="dxa"/>
-              <w:right w:w="100" w:type="dxa"/>
-            </w:tcMar>
-          </w:tcPr>
-          <w:p>
-            <w:pPr>
-              <w:spacing w:after="0" w:line="240" w:lineRule="auto"/>
-              <w:rPr>
-                <w:sz w:val="21"/>
-                <w:szCs w:val="21"/>
-              </w:rPr>
-            </w:pPr>
-            <w:r>
-              <w:rPr>
-                <w:sz w:val="21"/>
-                <w:szCs w:val="21"/>
-              </w:rPr>
-              <w:t>{q12t}</w:t>
-            </w:r>
-          </w:p>
-        </w:tc>
-        <w:tc>
-          <w:tcPr>
-            <w:tcW w:w="813" w:type="dxa"/>
-            <w:tcBorders>
-              <w:top w:val="single" w:sz="8" w:space="0" w:color="000000" w:themeColor="text1"/>
-              <w:left w:val="single" w:sz="8" w:space="0" w:color="000000" w:themeColor="text1"/>
-              <w:bottom w:val="single" w:sz="8" w:space="0" w:color="000000" w:themeColor="text1"/>
-              <w:right w:val="single" w:sz="8" w:space="0" w:color="000000" w:themeColor="text1"/>
-            </w:tcBorders>
-            <w:tcMar>
-              <w:top w:w="100" w:type="dxa"/>
-              <w:left w:w="100" w:type="dxa"/>
-              <w:bottom w:w="100" w:type="dxa"/>
-              <w:right w:w="100" w:type="dxa"/>
-            </w:tcMar>
-          </w:tcPr>
-          <w:p>
-            <w:pPr>
-              <w:spacing w:after="0" w:line="240" w:lineRule="auto"/>
-              <w:rPr>
-                <w:sz w:val="21"/>
-                <w:szCs w:val="21"/>
-              </w:rPr>
-            </w:pPr>
-            <w:r>
-              <w:rPr>
-                <w:sz w:val="21"/>
-                <w:szCs w:val="21"/>
-              </w:rPr>
-              <w:t>{q12f}</w:t>
-            </w:r>
-          </w:p>
-        </w:tc>
-      </w:tr>
-      <w:tr>
-        <w:trPr>
-          <w:trHeight w:val="300"/>
-        </w:trPr>
-        <w:tc>
-          <w:tcPr>
-            <w:tcW w:w="7677" w:type="dxa"/>
-            <w:tcBorders>
-              <w:top w:val="single" w:sz="8" w:space="0" w:color="000000" w:themeColor="text1"/>
-              <w:left w:val="single" w:sz="8" w:space="0" w:color="000000" w:themeColor="text1"/>
-              <w:bottom w:val="single" w:sz="8" w:space="0" w:color="000000" w:themeColor="text1"/>
-              <w:right w:val="single" w:sz="8" w:space="0" w:color="000000" w:themeColor="text1"/>
-            </w:tcBorders>
-            <w:tcMar>
-              <w:top w:w="100" w:type="dxa"/>
-              <w:left w:w="100" w:type="dxa"/>
-              <w:bottom w:w="100" w:type="dxa"/>
-              <w:right w:w="100" w:type="dxa"/>
-            </w:tcMar>
-          </w:tcPr>
-          <w:p>
-            <w:pPr>
-              <w:spacing w:after="0" w:line="240" w:lineRule="auto"/>
-              <w:rPr>
-                <w:sz w:val="21"/>
-                <w:szCs w:val="21"/>
-              </w:rPr>
-            </w:pPr>
-            <w:r>
-              <w:rPr>
-                <w:rFonts w:ascii="Arial" w:eastAsia="Arial" w:hAnsi="Arial" w:cs="Arial"/>
-                <w:color w:val="000000" w:themeColor="text1"/>
-                <w:sz w:val="21"/>
-                <w:szCs w:val="21"/>
-              </w:rPr>
               <w:t>Warden has approved trustee custody placement (signature required below)</w:t>
             </w:r>
           </w:p>
@@ -2771,68 +2597,6 @@
           <w:szCs w:val="21"/>
         </w:rPr>
         <w:t>Date: ____________</w:t>
-      </w:r>
-    </w:p>
-    <w:p>
-      <w:pPr>
-        <w:spacing w:after="0" w:line="240" w:lineRule="auto"/>
-        <w:rPr>
-          <w:sz w:val="21"/>
-          <w:szCs w:val="21"/>
-        </w:rPr>
-      </w:pPr>
-    </w:p>
-    <w:p>
-      <w:pPr>
-        <w:spacing w:after="0" w:line="240" w:lineRule="auto"/>
-        <w:rPr>
-          <w:sz w:val="21"/>
-          <w:szCs w:val="21"/>
-        </w:rPr>
-      </w:pPr>
-      <w:r>
-        <w:rPr>
-          <w:rFonts w:ascii="Arial" w:eastAsia="Arial" w:hAnsi="Arial" w:cs="Arial"/>
-          <w:b/>
-          <w:bCs/>
-          <w:color w:val="000000" w:themeColor="text1"/>
-          <w:sz w:val="21"/>
-          <w:szCs w:val="21"/>
-        </w:rPr>
-        <w:t>Date of Final Approval and Entry in OMS/</w:t>
-      </w:r>
-      <w:proofErr w:type="spellStart"/>
-      <w:r>
-        <w:rPr>
-          <w:rFonts w:ascii="Arial" w:eastAsia="Arial" w:hAnsi="Arial" w:cs="Arial"/>
-          <w:b/>
-          <w:bCs/>
-          <w:color w:val="000000" w:themeColor="text1"/>
-          <w:sz w:val="21"/>
-          <w:szCs w:val="21"/>
-        </w:rPr>
-        <w:t>Recidiviz</w:t>
-      </w:r>
-      <w:proofErr w:type="spellEnd"/>
-      <w:r>
-        <w:rPr>
-          <w:rFonts w:ascii="Arial" w:eastAsia="Arial" w:hAnsi="Arial" w:cs="Arial"/>
-          <w:b/>
-          <w:bCs/>
-          <w:color w:val="000000" w:themeColor="text1"/>
-          <w:sz w:val="21"/>
-          <w:szCs w:val="21"/>
-        </w:rPr>
-        <w:t xml:space="preserve"> Tool: </w:t>
-      </w:r>
-      <w:r>
-        <w:rPr>
-          <w:rFonts w:ascii="Arial" w:eastAsia="Arial" w:hAnsi="Arial" w:cs="Arial"/>
-          <w:color w:val="000000" w:themeColor="text1"/>
-          <w:sz w:val="21"/>
-          <w:szCs w:val="21"/>
-        </w:rPr>
-        <w:t>____________________________</w:t>
       </w:r>
     </w:p>
     <w:sectPr>
@@ -3830,6 +3594,28 @@
     <w:uiPriority w:val="99"/>
     <w:rsid w:val="00FB6715"/>
   </w:style>
+  <w:style w:type="paragraph" w:customStyle="1" w:styleId="paragraph">
+    <w:name w:val="paragraph"/>
+    <w:basedOn w:val="Normal"/>
+    <w:rsid w:val="008D1938"/>
+    <w:pPr>
+      <w:spacing w:before="100" w:beforeAutospacing="1" w:after="100" w:afterAutospacing="1" w:line="240" w:lineRule="auto"/>
+    </w:pPr>
+    <w:rPr>
+      <w:rFonts w:ascii="Times New Roman" w:eastAsia="Times New Roman" w:hAnsi="Times New Roman" w:cs="Times New Roman"/>
+      <w:lang w:eastAsia="en-US"/>
+    </w:rPr>
+  </w:style>
+  <w:style w:type="character" w:customStyle="1" w:styleId="normaltextrun">
+    <w:name w:val="normaltextrun"/>
+    <w:basedOn w:val="DefaultParagraphFont"/>
+    <w:rsid w:val="008D1938"/>
+  </w:style>
+  <w:style w:type="character" w:customStyle="1" w:styleId="eop">
+    <w:name w:val="eop"/>
+    <w:basedOn w:val="DefaultParagraphFont"/>
+    <w:rsid w:val="008D1938"/>
+  </w:style>
 </w:styles>
 </file>
 

--- a/apps/staff/src/core/Paperwork/US_TN/common/Classification2026/trustee_assessment_template.docx
+++ b/apps/staff/src/core/Paperwork/US_TN/common/Classification2026/trustee_assessment_template.docx
@@ -20,7 +20,7 @@
           <w:sz w:val="21"/>
           <w:szCs w:val="21"/>
         </w:rPr>
-        <w:t>TENNESSEE CLASSIFICATION INSTRUMENT: TRUSTEE/ANNEX ASSESSMENT</w:t>
+        <w:t>TENNESSEE CLASSIFICATION INSTRUMENT: TRUSTEE ASSESSMENT</w:t>
       </w:r>
     </w:p>
     <w:p>

--- a/apps/staff/src/core/Paperwork/US_TN/common/Classification2026/trustee_assessment_template.docx
+++ b/apps/staff/src/core/Paperwork/US_TN/common/Classification2026/trustee_assessment_template.docx
@@ -900,7 +900,34 @@
                 <w:sz w:val="21"/>
                 <w:szCs w:val="21"/>
               </w:rPr>
-              <w:t>Inmate has no felony detainers and/or active warrants</w:t>
+              <w:t>Inmate has no felony</w:t>
+            </w:r>
+            <w:r>
+              <w:rPr>
+                <w:rFonts w:ascii="Arial" w:eastAsia="Arial" w:hAnsi="Arial" w:cs="Arial"/>
+                <w:color w:val="000000" w:themeColor="text1"/>
+                <w:sz w:val="21"/>
+                <w:szCs w:val="21"/>
+              </w:rPr>
+              <w:t xml:space="preserve"> </w:t>
+            </w:r>
+            <w:r>
+              <w:rPr>
+                <w:rFonts w:ascii="Arial" w:eastAsia="Arial" w:hAnsi="Arial" w:cs="Arial"/>
+                <w:color w:val="000000" w:themeColor="text1"/>
+                <w:sz w:val="21"/>
+                <w:szCs w:val="21"/>
+              </w:rPr>
+              <w:t>or misdemeanor</w:t>
+            </w:r>
+            <w:r>
+              <w:rPr>
+                <w:rFonts w:ascii="Arial" w:eastAsia="Arial" w:hAnsi="Arial" w:cs="Arial"/>
+                <w:color w:val="000000" w:themeColor="text1"/>
+                <w:sz w:val="21"/>
+                <w:szCs w:val="21"/>
+              </w:rPr>
+              <w:t xml:space="preserve"> detainers and/or active warrants</w:t>
             </w:r>
           </w:p>
         </w:tc>

--- a/apps/staff/src/core/Paperwork/US_TN/common/Classification2026/trustee_assessment_template.docx
+++ b/apps/staff/src/core/Paperwork/US_TN/common/Classification2026/trustee_assessment_template.docx
@@ -668,27 +668,7 @@
                 <w:sz w:val="21"/>
                 <w:szCs w:val="21"/>
               </w:rPr>
-              <w:t xml:space="preserve">Inmate was not convicted of </w:t>
-            </w:r>
-            <w:proofErr w:type="gramStart"/>
-            <w:r>
-              <w:rPr>
-                <w:rFonts w:ascii="Arial" w:eastAsia="Arial" w:hAnsi="Arial" w:cs="Arial"/>
-                <w:color w:val="000000" w:themeColor="text1"/>
-                <w:sz w:val="21"/>
-                <w:szCs w:val="21"/>
-              </w:rPr>
-              <w:t>first degree</w:t>
-            </w:r>
-            <w:proofErr w:type="gramEnd"/>
-            <w:r>
-              <w:rPr>
-                <w:rFonts w:ascii="Arial" w:eastAsia="Arial" w:hAnsi="Arial" w:cs="Arial"/>
-                <w:color w:val="000000" w:themeColor="text1"/>
-                <w:sz w:val="21"/>
-                <w:szCs w:val="21"/>
-              </w:rPr>
-              <w:t xml:space="preserve"> murder </w:t>
+              <w:t xml:space="preserve">Inmate is not a sex offender </w:t>
             </w:r>
           </w:p>
         </w:tc>
@@ -721,7 +701,21 @@
                 <w:sz w:val="21"/>
                 <w:szCs w:val="21"/>
               </w:rPr>
-              <w:t>{q3t}</w:t>
+              <w:t>{q</w:t>
+            </w:r>
+            <w:r>
+              <w:rPr>
+                <w:sz w:val="21"/>
+                <w:szCs w:val="21"/>
+              </w:rPr>
+              <w:t>3</w:t>
+            </w:r>
+            <w:r>
+              <w:rPr>
+                <w:sz w:val="21"/>
+                <w:szCs w:val="21"/>
+              </w:rPr>
+              <w:t>t}</w:t>
             </w:r>
           </w:p>
         </w:tc>
@@ -754,7 +748,21 @@
                 <w:sz w:val="21"/>
                 <w:szCs w:val="21"/>
               </w:rPr>
-              <w:t>{q3f}</w:t>
+              <w:t>{q</w:t>
+            </w:r>
+            <w:r>
+              <w:rPr>
+                <w:sz w:val="21"/>
+                <w:szCs w:val="21"/>
+              </w:rPr>
+              <w:t>3</w:t>
+            </w:r>
+            <w:r>
+              <w:rPr>
+                <w:sz w:val="21"/>
+                <w:szCs w:val="21"/>
+              </w:rPr>
+              <w:t>f}</w:t>
             </w:r>
           </w:p>
         </w:tc>
@@ -794,7 +802,34 @@
                 <w:sz w:val="21"/>
                 <w:szCs w:val="21"/>
               </w:rPr>
-              <w:t xml:space="preserve">Inmate is not a sex offender </w:t>
+              <w:t>Inmate has no felony</w:t>
+            </w:r>
+            <w:r>
+              <w:rPr>
+                <w:rFonts w:ascii="Arial" w:eastAsia="Arial" w:hAnsi="Arial" w:cs="Arial"/>
+                <w:color w:val="000000" w:themeColor="text1"/>
+                <w:sz w:val="21"/>
+                <w:szCs w:val="21"/>
+              </w:rPr>
+              <w:t xml:space="preserve"> </w:t>
+            </w:r>
+            <w:r>
+              <w:rPr>
+                <w:rFonts w:ascii="Arial" w:eastAsia="Arial" w:hAnsi="Arial" w:cs="Arial"/>
+                <w:color w:val="000000" w:themeColor="text1"/>
+                <w:sz w:val="21"/>
+                <w:szCs w:val="21"/>
+              </w:rPr>
+              <w:t>or misdemeanor</w:t>
+            </w:r>
+            <w:r>
+              <w:rPr>
+                <w:rFonts w:ascii="Arial" w:eastAsia="Arial" w:hAnsi="Arial" w:cs="Arial"/>
+                <w:color w:val="000000" w:themeColor="text1"/>
+                <w:sz w:val="21"/>
+                <w:szCs w:val="21"/>
+              </w:rPr>
+              <w:t xml:space="preserve"> detainers and/or active warrants</w:t>
             </w:r>
           </w:p>
         </w:tc>
@@ -827,7 +862,21 @@
                 <w:sz w:val="21"/>
                 <w:szCs w:val="21"/>
               </w:rPr>
-              <w:t>{q4t}</w:t>
+              <w:t>{q</w:t>
+            </w:r>
+            <w:r>
+              <w:rPr>
+                <w:sz w:val="21"/>
+                <w:szCs w:val="21"/>
+              </w:rPr>
+              <w:t>4</w:t>
+            </w:r>
+            <w:r>
+              <w:rPr>
+                <w:sz w:val="21"/>
+                <w:szCs w:val="21"/>
+              </w:rPr>
+              <w:t>t}</w:t>
             </w:r>
           </w:p>
         </w:tc>
@@ -860,7 +909,21 @@
                 <w:sz w:val="21"/>
                 <w:szCs w:val="21"/>
               </w:rPr>
-              <w:t>{q4f}</w:t>
+              <w:t>{q</w:t>
+            </w:r>
+            <w:r>
+              <w:rPr>
+                <w:sz w:val="21"/>
+                <w:szCs w:val="21"/>
+              </w:rPr>
+              <w:t>4</w:t>
+            </w:r>
+            <w:r>
+              <w:rPr>
+                <w:sz w:val="21"/>
+                <w:szCs w:val="21"/>
+              </w:rPr>
+              <w:t>f}</w:t>
             </w:r>
           </w:p>
         </w:tc>
@@ -900,34 +963,7 @@
                 <w:sz w:val="21"/>
                 <w:szCs w:val="21"/>
               </w:rPr>
-              <w:t>Inmate has no felony</w:t>
-            </w:r>
-            <w:r>
-              <w:rPr>
-                <w:rFonts w:ascii="Arial" w:eastAsia="Arial" w:hAnsi="Arial" w:cs="Arial"/>
-                <w:color w:val="000000" w:themeColor="text1"/>
-                <w:sz w:val="21"/>
-                <w:szCs w:val="21"/>
-              </w:rPr>
-              <w:t xml:space="preserve"> </w:t>
-            </w:r>
-            <w:r>
-              <w:rPr>
-                <w:rFonts w:ascii="Arial" w:eastAsia="Arial" w:hAnsi="Arial" w:cs="Arial"/>
-                <w:color w:val="000000" w:themeColor="text1"/>
-                <w:sz w:val="21"/>
-                <w:szCs w:val="21"/>
-              </w:rPr>
-              <w:t>or misdemeanor</w:t>
-            </w:r>
-            <w:r>
-              <w:rPr>
-                <w:rFonts w:ascii="Arial" w:eastAsia="Arial" w:hAnsi="Arial" w:cs="Arial"/>
-                <w:color w:val="000000" w:themeColor="text1"/>
-                <w:sz w:val="21"/>
-                <w:szCs w:val="21"/>
-              </w:rPr>
-              <w:t xml:space="preserve"> detainers and/or active warrants</w:t>
+              <w:t>Inmate has no pending felony charges</w:t>
             </w:r>
           </w:p>
         </w:tc>
@@ -960,7 +996,21 @@
                 <w:sz w:val="21"/>
                 <w:szCs w:val="21"/>
               </w:rPr>
-              <w:t>{q5t}</w:t>
+              <w:t>{q</w:t>
+            </w:r>
+            <w:r>
+              <w:rPr>
+                <w:sz w:val="21"/>
+                <w:szCs w:val="21"/>
+              </w:rPr>
+              <w:t>5</w:t>
+            </w:r>
+            <w:r>
+              <w:rPr>
+                <w:sz w:val="21"/>
+                <w:szCs w:val="21"/>
+              </w:rPr>
+              <w:t>t}</w:t>
             </w:r>
           </w:p>
         </w:tc>
@@ -993,7 +1043,21 @@
                 <w:sz w:val="21"/>
                 <w:szCs w:val="21"/>
               </w:rPr>
-              <w:t>{q5f}</w:t>
+              <w:t>{q</w:t>
+            </w:r>
+            <w:r>
+              <w:rPr>
+                <w:sz w:val="21"/>
+                <w:szCs w:val="21"/>
+              </w:rPr>
+              <w:t>5</w:t>
+            </w:r>
+            <w:r>
+              <w:rPr>
+                <w:sz w:val="21"/>
+                <w:szCs w:val="21"/>
+              </w:rPr>
+              <w:t>f}</w:t>
             </w:r>
           </w:p>
         </w:tc>
@@ -1033,7 +1097,7 @@
                 <w:sz w:val="21"/>
                 <w:szCs w:val="21"/>
               </w:rPr>
-              <w:t>Inmate has no pending felony charges</w:t>
+              <w:t>Inmate has no pending immigration deportation actions</w:t>
             </w:r>
           </w:p>
         </w:tc>
@@ -1066,7 +1130,21 @@
                 <w:sz w:val="21"/>
                 <w:szCs w:val="21"/>
               </w:rPr>
-              <w:t>{q6t}</w:t>
+              <w:t>{q</w:t>
+            </w:r>
+            <w:r>
+              <w:rPr>
+                <w:sz w:val="21"/>
+                <w:szCs w:val="21"/>
+              </w:rPr>
+              <w:t>6</w:t>
+            </w:r>
+            <w:r>
+              <w:rPr>
+                <w:sz w:val="21"/>
+                <w:szCs w:val="21"/>
+              </w:rPr>
+              <w:t>t}</w:t>
             </w:r>
           </w:p>
         </w:tc>
@@ -1099,7 +1177,21 @@
                 <w:sz w:val="21"/>
                 <w:szCs w:val="21"/>
               </w:rPr>
-              <w:t>{q6f}</w:t>
+              <w:t>{q</w:t>
+            </w:r>
+            <w:r>
+              <w:rPr>
+                <w:sz w:val="21"/>
+                <w:szCs w:val="21"/>
+              </w:rPr>
+              <w:t>6</w:t>
+            </w:r>
+            <w:r>
+              <w:rPr>
+                <w:sz w:val="21"/>
+                <w:szCs w:val="21"/>
+              </w:rPr>
+              <w:t>f}</w:t>
             </w:r>
           </w:p>
         </w:tc>
@@ -1139,7 +1231,78 @@
                 <w:sz w:val="21"/>
                 <w:szCs w:val="21"/>
               </w:rPr>
-              <w:t>Inmate has no pending immigration deportation actions</w:t>
+              <w:t xml:space="preserve">Inmate has no disciplinary convictions for assaultive conduct that resulted in serious injury or the death of another individual within the past 5 years of incarceration </w:t>
+            </w:r>
+            <w:r>
+              <w:rPr>
+                <w:rFonts w:ascii="Arial" w:eastAsia="Arial" w:hAnsi="Arial" w:cs="Arial"/>
+                <w:b/>
+                <w:bCs/>
+                <w:color w:val="000000" w:themeColor="text1"/>
+                <w:sz w:val="21"/>
+                <w:szCs w:val="21"/>
+              </w:rPr>
+              <w:t>AND</w:t>
+            </w:r>
+          </w:p>
+          <w:p>
+            <w:pPr>
+              <w:spacing w:after="0" w:line="240" w:lineRule="auto"/>
+              <w:rPr>
+                <w:sz w:val="21"/>
+                <w:szCs w:val="21"/>
+              </w:rPr>
+            </w:pPr>
+          </w:p>
+          <w:p>
+            <w:pPr>
+              <w:spacing w:after="0" w:line="240" w:lineRule="auto"/>
+              <w:rPr>
+                <w:rFonts w:ascii="Arial" w:eastAsia="Arial" w:hAnsi="Arial" w:cs="Arial"/>
+                <w:color w:val="000000" w:themeColor="text1"/>
+                <w:sz w:val="21"/>
+                <w:szCs w:val="21"/>
+              </w:rPr>
+            </w:pPr>
+            <w:r>
+              <w:rPr>
+                <w:rFonts w:ascii="Arial" w:eastAsia="Arial" w:hAnsi="Arial" w:cs="Arial"/>
+                <w:b/>
+                <w:bCs/>
+                <w:color w:val="000000" w:themeColor="text1"/>
+                <w:sz w:val="21"/>
+                <w:szCs w:val="21"/>
+              </w:rPr>
+              <w:t xml:space="preserve">If </w:t>
+            </w:r>
+            <w:r>
+              <w:rPr>
+                <w:rFonts w:ascii="Arial" w:eastAsia="Arial" w:hAnsi="Arial" w:cs="Arial"/>
+                <w:color w:val="000000" w:themeColor="text1"/>
+                <w:sz w:val="21"/>
+                <w:szCs w:val="21"/>
+              </w:rPr>
+              <w:t xml:space="preserve">the inmate has disciplinary convictions for assaultive conduct that resulted in serious injury or the death of another individual </w:t>
+            </w:r>
+            <w:r>
+              <w:rPr>
+                <w:rFonts w:ascii="Arial" w:eastAsia="Arial" w:hAnsi="Arial" w:cs="Arial"/>
+                <w:b/>
+                <w:bCs/>
+                <w:color w:val="000000" w:themeColor="text1"/>
+                <w:sz w:val="21"/>
+                <w:szCs w:val="21"/>
+              </w:rPr>
+              <w:t>more than</w:t>
+            </w:r>
+            <w:r>
+              <w:rPr>
+                <w:rFonts w:ascii="Arial" w:eastAsia="Arial" w:hAnsi="Arial" w:cs="Arial"/>
+                <w:color w:val="000000" w:themeColor="text1"/>
+                <w:sz w:val="21"/>
+                <w:szCs w:val="21"/>
+              </w:rPr>
+              <w:t xml:space="preserve"> 5 years ago, the Assistant Commissioner for Prison Operations or their designee has approved trustee custody placement (signature required below)</w:t>
             </w:r>
           </w:p>
         </w:tc>
@@ -1172,7 +1335,21 @@
                 <w:sz w:val="21"/>
                 <w:szCs w:val="21"/>
               </w:rPr>
-              <w:t>{q7t}</w:t>
+              <w:t>{q</w:t>
+            </w:r>
+            <w:r>
+              <w:rPr>
+                <w:sz w:val="21"/>
+                <w:szCs w:val="21"/>
+              </w:rPr>
+              <w:t>7</w:t>
+            </w:r>
+            <w:r>
+              <w:rPr>
+                <w:sz w:val="21"/>
+                <w:szCs w:val="21"/>
+              </w:rPr>
+              <w:t>t}</w:t>
             </w:r>
           </w:p>
         </w:tc>
@@ -1205,7 +1382,21 @@
                 <w:sz w:val="21"/>
                 <w:szCs w:val="21"/>
               </w:rPr>
-              <w:t>{q7f}</w:t>
+              <w:t>{q</w:t>
+            </w:r>
+            <w:r>
+              <w:rPr>
+                <w:sz w:val="21"/>
+                <w:szCs w:val="21"/>
+              </w:rPr>
+              <w:t>7</w:t>
+            </w:r>
+            <w:r>
+              <w:rPr>
+                <w:sz w:val="21"/>
+                <w:szCs w:val="21"/>
+              </w:rPr>
+              <w:t>f}</w:t>
             </w:r>
           </w:p>
         </w:tc>
@@ -1234,89 +1425,20 @@
             <w:pPr>
               <w:spacing w:after="0" w:line="240" w:lineRule="auto"/>
               <w:rPr>
-                <w:sz w:val="21"/>
-                <w:szCs w:val="21"/>
-              </w:rPr>
-            </w:pPr>
-            <w:r>
-              <w:rPr>
                 <w:rFonts w:ascii="Arial" w:eastAsia="Arial" w:hAnsi="Arial" w:cs="Arial"/>
                 <w:color w:val="000000" w:themeColor="text1"/>
                 <w:sz w:val="21"/>
                 <w:szCs w:val="21"/>
               </w:rPr>
-              <w:t xml:space="preserve">Inmate has no disciplinary convictions for assaultive conduct that resulted in serious injury or the death of another individual within the past 5 years of incarceration </w:t>
-            </w:r>
-            <w:r>
-              <w:rPr>
-                <w:rFonts w:ascii="Arial" w:eastAsia="Arial" w:hAnsi="Arial" w:cs="Arial"/>
-                <w:b/>
-                <w:bCs/>
-                <w:color w:val="000000" w:themeColor="text1"/>
-                <w:sz w:val="21"/>
-                <w:szCs w:val="21"/>
-              </w:rPr>
-              <w:t>AND</w:t>
-            </w:r>
-          </w:p>
-          <w:p>
-            <w:pPr>
-              <w:spacing w:after="0" w:line="240" w:lineRule="auto"/>
-              <w:rPr>
-                <w:sz w:val="21"/>
-                <w:szCs w:val="21"/>
-              </w:rPr>
-            </w:pPr>
-          </w:p>
-          <w:p>
-            <w:pPr>
-              <w:spacing w:after="0" w:line="240" w:lineRule="auto"/>
+            </w:pPr>
+            <w:r>
               <w:rPr>
                 <w:rFonts w:ascii="Arial" w:eastAsia="Arial" w:hAnsi="Arial" w:cs="Arial"/>
                 <w:color w:val="000000" w:themeColor="text1"/>
                 <w:sz w:val="21"/>
                 <w:szCs w:val="21"/>
               </w:rPr>
-            </w:pPr>
-            <w:r>
-              <w:rPr>
-                <w:rFonts w:ascii="Arial" w:eastAsia="Arial" w:hAnsi="Arial" w:cs="Arial"/>
-                <w:b/>
-                <w:bCs/>
-                <w:color w:val="000000" w:themeColor="text1"/>
-                <w:sz w:val="21"/>
-                <w:szCs w:val="21"/>
-              </w:rPr>
-              <w:t xml:space="preserve">If </w:t>
-            </w:r>
-            <w:r>
-              <w:rPr>
-                <w:rFonts w:ascii="Arial" w:eastAsia="Arial" w:hAnsi="Arial" w:cs="Arial"/>
-                <w:color w:val="000000" w:themeColor="text1"/>
-                <w:sz w:val="21"/>
-                <w:szCs w:val="21"/>
-              </w:rPr>
-              <w:t xml:space="preserve">the inmate has disciplinary convictions for assaultive conduct that resulted in serious injury or the death of another individual </w:t>
-            </w:r>
-            <w:r>
-              <w:rPr>
-                <w:rFonts w:ascii="Arial" w:eastAsia="Arial" w:hAnsi="Arial" w:cs="Arial"/>
-                <w:b/>
-                <w:bCs/>
-                <w:color w:val="000000" w:themeColor="text1"/>
-                <w:sz w:val="21"/>
-                <w:szCs w:val="21"/>
-              </w:rPr>
-              <w:t>more than</w:t>
-            </w:r>
-            <w:r>
-              <w:rPr>
-                <w:rFonts w:ascii="Arial" w:eastAsia="Arial" w:hAnsi="Arial" w:cs="Arial"/>
-                <w:color w:val="000000" w:themeColor="text1"/>
-                <w:sz w:val="21"/>
-                <w:szCs w:val="21"/>
-              </w:rPr>
-              <w:t xml:space="preserve"> 5 years ago, the Assistant Commissioner for Prison Operations or their designee has approved trustee custody placement (signature required below)</w:t>
+              <w:t>Inmate has no court-prosecuted felony convictions for a violent offense committed during the past 5 years of incarceration</w:t>
             </w:r>
           </w:p>
         </w:tc>
@@ -1349,7 +1471,21 @@
                 <w:sz w:val="21"/>
                 <w:szCs w:val="21"/>
               </w:rPr>
-              <w:t>{q8t}</w:t>
+              <w:t>{q</w:t>
+            </w:r>
+            <w:r>
+              <w:rPr>
+                <w:sz w:val="21"/>
+                <w:szCs w:val="21"/>
+              </w:rPr>
+              <w:t>8</w:t>
+            </w:r>
+            <w:r>
+              <w:rPr>
+                <w:sz w:val="21"/>
+                <w:szCs w:val="21"/>
+              </w:rPr>
+              <w:t>t}</w:t>
             </w:r>
           </w:p>
         </w:tc>
@@ -1382,115 +1518,21 @@
                 <w:sz w:val="21"/>
                 <w:szCs w:val="21"/>
               </w:rPr>
-              <w:t>{q8f}</w:t>
-            </w:r>
-          </w:p>
-        </w:tc>
-      </w:tr>
-      <w:tr>
-        <w:trPr>
-          <w:trHeight w:val="300"/>
-        </w:trPr>
-        <w:tc>
-          <w:tcPr>
-            <w:tcW w:w="7677" w:type="dxa"/>
-            <w:tcBorders>
-              <w:top w:val="single" w:sz="8" w:space="0" w:color="000000" w:themeColor="text1"/>
-              <w:left w:val="single" w:sz="8" w:space="0" w:color="000000" w:themeColor="text1"/>
-              <w:bottom w:val="single" w:sz="8" w:space="0" w:color="000000" w:themeColor="text1"/>
-              <w:right w:val="single" w:sz="8" w:space="0" w:color="000000" w:themeColor="text1"/>
-            </w:tcBorders>
-            <w:tcMar>
-              <w:top w:w="100" w:type="dxa"/>
-              <w:left w:w="100" w:type="dxa"/>
-              <w:bottom w:w="100" w:type="dxa"/>
-              <w:right w:w="100" w:type="dxa"/>
-            </w:tcMar>
-          </w:tcPr>
-          <w:p>
-            <w:pPr>
-              <w:spacing w:after="0" w:line="240" w:lineRule="auto"/>
-              <w:rPr>
-                <w:rFonts w:ascii="Arial" w:eastAsia="Arial" w:hAnsi="Arial" w:cs="Arial"/>
-                <w:color w:val="000000" w:themeColor="text1"/>
-                <w:sz w:val="21"/>
-                <w:szCs w:val="21"/>
-              </w:rPr>
-            </w:pPr>
-            <w:r>
-              <w:rPr>
-                <w:rFonts w:ascii="Arial" w:eastAsia="Arial" w:hAnsi="Arial" w:cs="Arial"/>
-                <w:color w:val="000000" w:themeColor="text1"/>
-                <w:sz w:val="21"/>
-                <w:szCs w:val="21"/>
-              </w:rPr>
-              <w:t>Inmate has no court-prosecuted felony convictions for a violent offense committed during the past 5 years of incarceration</w:t>
-            </w:r>
-          </w:p>
-        </w:tc>
-        <w:tc>
-          <w:tcPr>
-            <w:tcW w:w="850" w:type="dxa"/>
-            <w:tcBorders>
-              <w:top w:val="single" w:sz="8" w:space="0" w:color="000000" w:themeColor="text1"/>
-              <w:left w:val="single" w:sz="8" w:space="0" w:color="000000" w:themeColor="text1"/>
-              <w:bottom w:val="single" w:sz="8" w:space="0" w:color="000000" w:themeColor="text1"/>
-              <w:right w:val="single" w:sz="8" w:space="0" w:color="000000" w:themeColor="text1"/>
-            </w:tcBorders>
-            <w:tcMar>
-              <w:top w:w="100" w:type="dxa"/>
-              <w:left w:w="100" w:type="dxa"/>
-              <w:bottom w:w="100" w:type="dxa"/>
-              <w:right w:w="100" w:type="dxa"/>
-            </w:tcMar>
-          </w:tcPr>
-          <w:p>
-            <w:pPr>
-              <w:spacing w:after="0" w:line="240" w:lineRule="auto"/>
-              <w:rPr>
-                <w:sz w:val="21"/>
-                <w:szCs w:val="21"/>
-              </w:rPr>
-            </w:pPr>
-            <w:r>
-              <w:rPr>
-                <w:sz w:val="21"/>
-                <w:szCs w:val="21"/>
-              </w:rPr>
-              <w:t>{q9t}</w:t>
-            </w:r>
-          </w:p>
-        </w:tc>
-        <w:tc>
-          <w:tcPr>
-            <w:tcW w:w="813" w:type="dxa"/>
-            <w:tcBorders>
-              <w:top w:val="single" w:sz="8" w:space="0" w:color="000000" w:themeColor="text1"/>
-              <w:left w:val="single" w:sz="8" w:space="0" w:color="000000" w:themeColor="text1"/>
-              <w:bottom w:val="single" w:sz="8" w:space="0" w:color="000000" w:themeColor="text1"/>
-              <w:right w:val="single" w:sz="8" w:space="0" w:color="000000" w:themeColor="text1"/>
-            </w:tcBorders>
-            <w:tcMar>
-              <w:top w:w="100" w:type="dxa"/>
-              <w:left w:w="100" w:type="dxa"/>
-              <w:bottom w:w="100" w:type="dxa"/>
-              <w:right w:w="100" w:type="dxa"/>
-            </w:tcMar>
-          </w:tcPr>
-          <w:p>
-            <w:pPr>
-              <w:spacing w:after="0" w:line="240" w:lineRule="auto"/>
-              <w:rPr>
-                <w:sz w:val="21"/>
-                <w:szCs w:val="21"/>
-              </w:rPr>
-            </w:pPr>
-            <w:r>
-              <w:rPr>
-                <w:sz w:val="21"/>
-                <w:szCs w:val="21"/>
-              </w:rPr>
-              <w:t>{q9f}</w:t>
+              <w:t>{q</w:t>
+            </w:r>
+            <w:r>
+              <w:rPr>
+                <w:sz w:val="21"/>
+                <w:szCs w:val="21"/>
+              </w:rPr>
+              <w:t>8</w:t>
+            </w:r>
+            <w:r>
+              <w:rPr>
+                <w:sz w:val="21"/>
+                <w:szCs w:val="21"/>
+              </w:rPr>
+              <w:t>f}</w:t>
             </w:r>
           </w:p>
         </w:tc>
@@ -1598,7 +1640,21 @@
                 <w:sz w:val="21"/>
                 <w:szCs w:val="21"/>
               </w:rPr>
-              <w:t>{q10t}</w:t>
+              <w:t>{q</w:t>
+            </w:r>
+            <w:r>
+              <w:rPr>
+                <w:sz w:val="21"/>
+                <w:szCs w:val="21"/>
+              </w:rPr>
+              <w:t>9</w:t>
+            </w:r>
+            <w:r>
+              <w:rPr>
+                <w:sz w:val="21"/>
+                <w:szCs w:val="21"/>
+              </w:rPr>
+              <w:t>t}</w:t>
             </w:r>
           </w:p>
         </w:tc>
@@ -1631,7 +1687,21 @@
                 <w:sz w:val="21"/>
                 <w:szCs w:val="21"/>
               </w:rPr>
-              <w:t>{q10f}</w:t>
+              <w:t>{q</w:t>
+            </w:r>
+            <w:r>
+              <w:rPr>
+                <w:sz w:val="21"/>
+                <w:szCs w:val="21"/>
+              </w:rPr>
+              <w:t>9</w:t>
+            </w:r>
+            <w:r>
+              <w:rPr>
+                <w:sz w:val="21"/>
+                <w:szCs w:val="21"/>
+              </w:rPr>
+              <w:t>f}</w:t>
             </w:r>
           </w:p>
         </w:tc>
@@ -1704,7 +1774,21 @@
                 <w:sz w:val="21"/>
                 <w:szCs w:val="21"/>
               </w:rPr>
-              <w:t>{q11t}</w:t>
+              <w:t>{q1</w:t>
+            </w:r>
+            <w:r>
+              <w:rPr>
+                <w:sz w:val="21"/>
+                <w:szCs w:val="21"/>
+              </w:rPr>
+              <w:t>0</w:t>
+            </w:r>
+            <w:r>
+              <w:rPr>
+                <w:sz w:val="21"/>
+                <w:szCs w:val="21"/>
+              </w:rPr>
+              <w:t>t}</w:t>
             </w:r>
           </w:p>
         </w:tc>
@@ -1737,7 +1821,21 @@
                 <w:sz w:val="21"/>
                 <w:szCs w:val="21"/>
               </w:rPr>
-              <w:t>{q11f}</w:t>
+              <w:t>{q1</w:t>
+            </w:r>
+            <w:r>
+              <w:rPr>
+                <w:sz w:val="21"/>
+                <w:szCs w:val="21"/>
+              </w:rPr>
+              <w:t>0</w:t>
+            </w:r>
+            <w:r>
+              <w:rPr>
+                <w:sz w:val="21"/>
+                <w:szCs w:val="21"/>
+              </w:rPr>
+              <w:t>f}</w:t>
             </w:r>
           </w:p>
         </w:tc>
@@ -1859,7 +1957,21 @@
                 <w:sz w:val="21"/>
                 <w:szCs w:val="21"/>
               </w:rPr>
-              <w:t>{q12t}</w:t>
+              <w:t>{q1</w:t>
+            </w:r>
+            <w:r>
+              <w:rPr>
+                <w:sz w:val="21"/>
+                <w:szCs w:val="21"/>
+              </w:rPr>
+              <w:t>1</w:t>
+            </w:r>
+            <w:r>
+              <w:rPr>
+                <w:sz w:val="21"/>
+                <w:szCs w:val="21"/>
+              </w:rPr>
+              <w:t>t}</w:t>
             </w:r>
           </w:p>
         </w:tc>
@@ -1892,7 +2004,21 @@
                 <w:sz w:val="21"/>
                 <w:szCs w:val="21"/>
               </w:rPr>
-              <w:t>{q12f}</w:t>
+              <w:t>{q1</w:t>
+            </w:r>
+            <w:r>
+              <w:rPr>
+                <w:sz w:val="21"/>
+                <w:szCs w:val="21"/>
+              </w:rPr>
+              <w:t>1</w:t>
+            </w:r>
+            <w:r>
+              <w:rPr>
+                <w:sz w:val="21"/>
+                <w:szCs w:val="21"/>
+              </w:rPr>
+              <w:t>f}</w:t>
             </w:r>
           </w:p>
         </w:tc>
@@ -2012,7 +2138,21 @@
                 <w:sz w:val="21"/>
                 <w:szCs w:val="21"/>
               </w:rPr>
-              <w:t>{q13t}</w:t>
+              <w:t>{q1</w:t>
+            </w:r>
+            <w:r>
+              <w:rPr>
+                <w:sz w:val="21"/>
+                <w:szCs w:val="21"/>
+              </w:rPr>
+              <w:t>2</w:t>
+            </w:r>
+            <w:r>
+              <w:rPr>
+                <w:sz w:val="21"/>
+                <w:szCs w:val="21"/>
+              </w:rPr>
+              <w:t>t}</w:t>
             </w:r>
           </w:p>
         </w:tc>
@@ -2045,7 +2185,21 @@
                 <w:sz w:val="21"/>
                 <w:szCs w:val="21"/>
               </w:rPr>
-              <w:t>{q13f}</w:t>
+              <w:t>{q1</w:t>
+            </w:r>
+            <w:r>
+              <w:rPr>
+                <w:sz w:val="21"/>
+                <w:szCs w:val="21"/>
+              </w:rPr>
+              <w:t>2</w:t>
+            </w:r>
+            <w:r>
+              <w:rPr>
+                <w:sz w:val="21"/>
+                <w:szCs w:val="21"/>
+              </w:rPr>
+              <w:t>f}</w:t>
             </w:r>
           </w:p>
         </w:tc>
@@ -2627,7 +2781,12 @@
       </w:r>
     </w:p>
     <w:sectPr>
-      <w:headerReference w:type="default" r:id="rId7"/>
+      <w:headerReference w:type="even" r:id="rId7"/>
+      <w:headerReference w:type="default" r:id="rId8"/>
+      <w:footerReference w:type="even" r:id="rId9"/>
+      <w:footerReference w:type="default" r:id="rId10"/>
+      <w:headerReference w:type="first" r:id="rId11"/>
+      <w:footerReference w:type="first" r:id="rId12"/>
       <w:pgSz w:w="12240" w:h="15840"/>
       <w:pgMar w:top="1440" w:right="1440" w:bottom="1440" w:left="1440" w:header="720" w:footer="720" w:gutter="0"/>
       <w:cols w:space="720"/>
@@ -2662,6 +2821,36 @@
 </w:endnotes>
 </file>
 
+<file path=word/footer1.xml><?xml version="1.0" encoding="utf-8"?>
+<w:ftr xmlns:wpc="http://schemas.microsoft.com/office/word/2010/wordprocessingCanvas" xmlns:cx="http://schemas.microsoft.com/office/drawing/2014/chartex" xmlns:cx1="http://schemas.microsoft.com/office/drawing/2015/9/8/chartex" xmlns:cx2="http://schemas.microsoft.com/office/drawing/2015/10/21/chartex" xmlns:cx3="http://schemas.microsoft.com/office/drawing/2016/5/9/chartex" xmlns:cx4="http://schemas.microsoft.com/office/drawing/2016/5/10/chartex" xmlns:cx5="http://schemas.microsoft.com/office/drawing/2016/5/11/chartex" xmlns:cx6="http://schemas.microsoft.com/office/drawing/2016/5/12/chartex" xmlns:cx7="http://schemas.microsoft.com/office/drawing/2016/5/13/chartex" xmlns:cx8="http://schemas.microsoft.com/office/drawing/2016/5/14/chartex" xmlns:mc="http://schemas.openxmlformats.org/markup-compatibility/2006" xmlns:aink="http://schemas.microsoft.com/office/drawing/2016/ink" xmlns:am3d="http://schemas.microsoft.com/office/drawing/2017/model3d" xmlns:o="urn:schemas-microsoft-com:office:office" xmlns:oel="http://schemas.microsoft.com/office/2019/extlst" xmlns:r="http://schemas.openxmlformats.org/officeDocument/2006/relationships" xmlns:m="http://schemas.openxmlformats.org/officeDocument/2006/math" xmlns:v="urn:schemas-microsoft-com:vml" xmlns:wp14="http://schemas.microsoft.com/office/word/2010/wordprocessingDrawing" xmlns:wp="http://schemas.openxmlformats.org/drawingml/2006/wordprocessingDrawing" xmlns:w10="urn:schemas-microsoft-com:office:word" xmlns:w="http://schemas.openxmlformats.org/wordprocessingml/2006/main" xmlns:w14="http://schemas.microsoft.com/office/word/2010/wordml" xmlns:w15="http://schemas.microsoft.com/office/word/2012/wordml" xmlns:w16cex="http://schemas.microsoft.com/office/word/2018/wordml/cex" xmlns:w16cid="http://schemas.microsoft.com/office/word/2016/wordml/cid" xmlns:w16="http://schemas.microsoft.com/office/word/2018/wordml" xmlns:w16du="http://schemas.microsoft.com/office/word/2023/wordml/word16du" xmlns:w16sdtdh="http://schemas.microsoft.com/office/word/2020/wordml/sdtdatahash" xmlns:w16sdtfl="http://schemas.microsoft.com/office/word/2024/wordml/sdtformatlock" xmlns:w16se="http://schemas.microsoft.com/office/word/2015/wordml/symex" xmlns:wpg="http://schemas.microsoft.com/office/word/2010/wordprocessingGroup" xmlns:wpi="http://schemas.microsoft.com/office/word/2010/wordprocessingInk" xmlns:wne="http://schemas.microsoft.com/office/word/2006/wordml" xmlns:wps="http://schemas.microsoft.com/office/word/2010/wordprocessingShape" mc:Ignorable="w14 w15 w16se w16cid w16 w16cex w16sdtdh w16sdtfl w16du wp14">
+  <w:p>
+    <w:pPr>
+      <w:pStyle w:val="Footer"/>
+    </w:pPr>
+  </w:p>
+</w:ftr>
+</file>
+
+<file path=word/footer2.xml><?xml version="1.0" encoding="utf-8"?>
+<w:ftr xmlns:wpc="http://schemas.microsoft.com/office/word/2010/wordprocessingCanvas" xmlns:cx="http://schemas.microsoft.com/office/drawing/2014/chartex" xmlns:cx1="http://schemas.microsoft.com/office/drawing/2015/9/8/chartex" xmlns:cx2="http://schemas.microsoft.com/office/drawing/2015/10/21/chartex" xmlns:cx3="http://schemas.microsoft.com/office/drawing/2016/5/9/chartex" xmlns:cx4="http://schemas.microsoft.com/office/drawing/2016/5/10/chartex" xmlns:cx5="http://schemas.microsoft.com/office/drawing/2016/5/11/chartex" xmlns:cx6="http://schemas.microsoft.com/office/drawing/2016/5/12/chartex" xmlns:cx7="http://schemas.microsoft.com/office/drawing/2016/5/13/chartex" xmlns:cx8="http://schemas.microsoft.com/office/drawing/2016/5/14/chartex" xmlns:mc="http://schemas.openxmlformats.org/markup-compatibility/2006" xmlns:aink="http://schemas.microsoft.com/office/drawing/2016/ink" xmlns:am3d="http://schemas.microsoft.com/office/drawing/2017/model3d" xmlns:o="urn:schemas-microsoft-com:office:office" xmlns:oel="http://schemas.microsoft.com/office/2019/extlst" xmlns:r="http://schemas.openxmlformats.org/officeDocument/2006/relationships" xmlns:m="http://schemas.openxmlformats.org/officeDocument/2006/math" xmlns:v="urn:schemas-microsoft-com:vml" xmlns:wp14="http://schemas.microsoft.com/office/word/2010/wordprocessingDrawing" xmlns:wp="http://schemas.openxmlformats.org/drawingml/2006/wordprocessingDrawing" xmlns:w10="urn:schemas-microsoft-com:office:word" xmlns:w="http://schemas.openxmlformats.org/wordprocessingml/2006/main" xmlns:w14="http://schemas.microsoft.com/office/word/2010/wordml" xmlns:w15="http://schemas.microsoft.com/office/word/2012/wordml" xmlns:w16cex="http://schemas.microsoft.com/office/word/2018/wordml/cex" xmlns:w16cid="http://schemas.microsoft.com/office/word/2016/wordml/cid" xmlns:w16="http://schemas.microsoft.com/office/word/2018/wordml" xmlns:w16du="http://schemas.microsoft.com/office/word/2023/wordml/word16du" xmlns:w16sdtdh="http://schemas.microsoft.com/office/word/2020/wordml/sdtdatahash" xmlns:w16sdtfl="http://schemas.microsoft.com/office/word/2024/wordml/sdtformatlock" xmlns:w16se="http://schemas.microsoft.com/office/word/2015/wordml/symex" xmlns:wpg="http://schemas.microsoft.com/office/word/2010/wordprocessingGroup" xmlns:wpi="http://schemas.microsoft.com/office/word/2010/wordprocessingInk" xmlns:wne="http://schemas.microsoft.com/office/word/2006/wordml" xmlns:wps="http://schemas.microsoft.com/office/word/2010/wordprocessingShape" mc:Ignorable="w14 w15 w16se w16cid w16 w16cex w16sdtdh w16sdtfl w16du wp14">
+  <w:p>
+    <w:pPr>
+      <w:pStyle w:val="Footer"/>
+    </w:pPr>
+  </w:p>
+</w:ftr>
+</file>
+
+<file path=word/footer3.xml><?xml version="1.0" encoding="utf-8"?>
+<w:ftr xmlns:wpc="http://schemas.microsoft.com/office/word/2010/wordprocessingCanvas" xmlns:cx="http://schemas.microsoft.com/office/drawing/2014/chartex" xmlns:cx1="http://schemas.microsoft.com/office/drawing/2015/9/8/chartex" xmlns:cx2="http://schemas.microsoft.com/office/drawing/2015/10/21/chartex" xmlns:cx3="http://schemas.microsoft.com/office/drawing/2016/5/9/chartex" xmlns:cx4="http://schemas.microsoft.com/office/drawing/2016/5/10/chartex" xmlns:cx5="http://schemas.microsoft.com/office/drawing/2016/5/11/chartex" xmlns:cx6="http://schemas.microsoft.com/office/drawing/2016/5/12/chartex" xmlns:cx7="http://schemas.microsoft.com/office/drawing/2016/5/13/chartex" xmlns:cx8="http://schemas.microsoft.com/office/drawing/2016/5/14/chartex" xmlns:mc="http://schemas.openxmlformats.org/markup-compatibility/2006" xmlns:aink="http://schemas.microsoft.com/office/drawing/2016/ink" xmlns:am3d="http://schemas.microsoft.com/office/drawing/2017/model3d" xmlns:o="urn:schemas-microsoft-com:office:office" xmlns:oel="http://schemas.microsoft.com/office/2019/extlst" xmlns:r="http://schemas.openxmlformats.org/officeDocument/2006/relationships" xmlns:m="http://schemas.openxmlformats.org/officeDocument/2006/math" xmlns:v="urn:schemas-microsoft-com:vml" xmlns:wp14="http://schemas.microsoft.com/office/word/2010/wordprocessingDrawing" xmlns:wp="http://schemas.openxmlformats.org/drawingml/2006/wordprocessingDrawing" xmlns:w10="urn:schemas-microsoft-com:office:word" xmlns:w="http://schemas.openxmlformats.org/wordprocessingml/2006/main" xmlns:w14="http://schemas.microsoft.com/office/word/2010/wordml" xmlns:w15="http://schemas.microsoft.com/office/word/2012/wordml" xmlns:w16cex="http://schemas.microsoft.com/office/word/2018/wordml/cex" xmlns:w16cid="http://schemas.microsoft.com/office/word/2016/wordml/cid" xmlns:w16="http://schemas.microsoft.com/office/word/2018/wordml" xmlns:w16du="http://schemas.microsoft.com/office/word/2023/wordml/word16du" xmlns:w16sdtdh="http://schemas.microsoft.com/office/word/2020/wordml/sdtdatahash" xmlns:w16sdtfl="http://schemas.microsoft.com/office/word/2024/wordml/sdtformatlock" xmlns:w16se="http://schemas.microsoft.com/office/word/2015/wordml/symex" xmlns:wpg="http://schemas.microsoft.com/office/word/2010/wordprocessingGroup" xmlns:wpi="http://schemas.microsoft.com/office/word/2010/wordprocessingInk" xmlns:wne="http://schemas.microsoft.com/office/word/2006/wordml" xmlns:wps="http://schemas.microsoft.com/office/word/2010/wordprocessingShape" mc:Ignorable="w14 w15 w16se w16cid w16 w16cex w16sdtdh w16sdtfl w16du wp14">
+  <w:p>
+    <w:pPr>
+      <w:pStyle w:val="Footer"/>
+    </w:pPr>
+  </w:p>
+</w:ftr>
+</file>
+
 <file path=word/footnotes.xml><?xml version="1.0" encoding="utf-8"?>
 <w:footnotes xmlns:wpc="http://schemas.microsoft.com/office/word/2010/wordprocessingCanvas" xmlns:cx="http://schemas.microsoft.com/office/drawing/2014/chartex" xmlns:cx1="http://schemas.microsoft.com/office/drawing/2015/9/8/chartex" xmlns:cx2="http://schemas.microsoft.com/office/drawing/2015/10/21/chartex" xmlns:cx3="http://schemas.microsoft.com/office/drawing/2016/5/9/chartex" xmlns:cx4="http://schemas.microsoft.com/office/drawing/2016/5/10/chartex" xmlns:cx5="http://schemas.microsoft.com/office/drawing/2016/5/11/chartex" xmlns:cx6="http://schemas.microsoft.com/office/drawing/2016/5/12/chartex" xmlns:cx7="http://schemas.microsoft.com/office/drawing/2016/5/13/chartex" xmlns:cx8="http://schemas.microsoft.com/office/drawing/2016/5/14/chartex" xmlns:mc="http://schemas.openxmlformats.org/markup-compatibility/2006" xmlns:aink="http://schemas.microsoft.com/office/drawing/2016/ink" xmlns:am3d="http://schemas.microsoft.com/office/drawing/2017/model3d" xmlns:o="urn:schemas-microsoft-com:office:office" xmlns:oel="http://schemas.microsoft.com/office/2019/extlst" xmlns:r="http://schemas.openxmlformats.org/officeDocument/2006/relationships" xmlns:m="http://schemas.openxmlformats.org/officeDocument/2006/math" xmlns:v="urn:schemas-microsoft-com:vml" xmlns:wp14="http://schemas.microsoft.com/office/word/2010/wordprocessingDrawing" xmlns:wp="http://schemas.openxmlformats.org/drawingml/2006/wordprocessingDrawing" xmlns:w10="urn:schemas-microsoft-com:office:word" xmlns:w="http://schemas.openxmlformats.org/wordprocessingml/2006/main" xmlns:w14="http://schemas.microsoft.com/office/word/2010/wordml" xmlns:w15="http://schemas.microsoft.com/office/word/2012/wordml" xmlns:w16cex="http://schemas.microsoft.com/office/word/2018/wordml/cex" xmlns:w16cid="http://schemas.microsoft.com/office/word/2016/wordml/cid" xmlns:w16="http://schemas.microsoft.com/office/word/2018/wordml" xmlns:w16du="http://schemas.microsoft.com/office/word/2023/wordml/word16du" xmlns:w16sdtdh="http://schemas.microsoft.com/office/word/2020/wordml/sdtdatahash" xmlns:w16sdtfl="http://schemas.microsoft.com/office/word/2024/wordml/sdtformatlock" xmlns:w16se="http://schemas.microsoft.com/office/word/2015/wordml/symex" xmlns:wpg="http://schemas.microsoft.com/office/word/2010/wordprocessingGroup" xmlns:wpi="http://schemas.microsoft.com/office/word/2010/wordprocessingInk" xmlns:wne="http://schemas.microsoft.com/office/word/2006/wordml" xmlns:wps="http://schemas.microsoft.com/office/word/2010/wordprocessingShape" mc:Ignorable="w14 w15 w16se w16cid w16 w16cex w16sdtdh w16sdtfl w16du wp14">
   <w:footnote w:type="separator" w:id="-1">
@@ -2688,6 +2877,16 @@
 </file>
 
 <file path=word/header1.xml><?xml version="1.0" encoding="utf-8"?>
+<w:hdr xmlns:wpc="http://schemas.microsoft.com/office/word/2010/wordprocessingCanvas" xmlns:cx="http://schemas.microsoft.com/office/drawing/2014/chartex" xmlns:cx1="http://schemas.microsoft.com/office/drawing/2015/9/8/chartex" xmlns:cx2="http://schemas.microsoft.com/office/drawing/2015/10/21/chartex" xmlns:cx3="http://schemas.microsoft.com/office/drawing/2016/5/9/chartex" xmlns:cx4="http://schemas.microsoft.com/office/drawing/2016/5/10/chartex" xmlns:cx5="http://schemas.microsoft.com/office/drawing/2016/5/11/chartex" xmlns:cx6="http://schemas.microsoft.com/office/drawing/2016/5/12/chartex" xmlns:cx7="http://schemas.microsoft.com/office/drawing/2016/5/13/chartex" xmlns:cx8="http://schemas.microsoft.com/office/drawing/2016/5/14/chartex" xmlns:mc="http://schemas.openxmlformats.org/markup-compatibility/2006" xmlns:aink="http://schemas.microsoft.com/office/drawing/2016/ink" xmlns:am3d="http://schemas.microsoft.com/office/drawing/2017/model3d" xmlns:o="urn:schemas-microsoft-com:office:office" xmlns:oel="http://schemas.microsoft.com/office/2019/extlst" xmlns:r="http://schemas.openxmlformats.org/officeDocument/2006/relationships" xmlns:m="http://schemas.openxmlformats.org/officeDocument/2006/math" xmlns:v="urn:schemas-microsoft-com:vml" xmlns:wp14="http://schemas.microsoft.com/office/word/2010/wordprocessingDrawing" xmlns:wp="http://schemas.openxmlformats.org/drawingml/2006/wordprocessingDrawing" xmlns:w10="urn:schemas-microsoft-com:office:word" xmlns:w="http://schemas.openxmlformats.org/wordprocessingml/2006/main" xmlns:w14="http://schemas.microsoft.com/office/word/2010/wordml" xmlns:w15="http://schemas.microsoft.com/office/word/2012/wordml" xmlns:w16cex="http://schemas.microsoft.com/office/word/2018/wordml/cex" xmlns:w16cid="http://schemas.microsoft.com/office/word/2016/wordml/cid" xmlns:w16="http://schemas.microsoft.com/office/word/2018/wordml" xmlns:w16du="http://schemas.microsoft.com/office/word/2023/wordml/word16du" xmlns:w16sdtdh="http://schemas.microsoft.com/office/word/2020/wordml/sdtdatahash" xmlns:w16sdtfl="http://schemas.microsoft.com/office/word/2024/wordml/sdtformatlock" xmlns:w16se="http://schemas.microsoft.com/office/word/2015/wordml/symex" xmlns:wpg="http://schemas.microsoft.com/office/word/2010/wordprocessingGroup" xmlns:wpi="http://schemas.microsoft.com/office/word/2010/wordprocessingInk" xmlns:wne="http://schemas.microsoft.com/office/word/2006/wordml" xmlns:wps="http://schemas.microsoft.com/office/word/2010/wordprocessingShape" mc:Ignorable="w14 w15 w16se w16cid w16 w16cex w16sdtdh w16sdtfl w16du wp14">
+  <w:p>
+    <w:pPr>
+      <w:pStyle w:val="Header"/>
+    </w:pPr>
+  </w:p>
+</w:hdr>
+</file>
+
+<file path=word/header2.xml><?xml version="1.0" encoding="utf-8"?>
 <w:hdr xmlns:wpc="http://schemas.microsoft.com/office/word/2010/wordprocessingCanvas" xmlns:cx="http://schemas.microsoft.com/office/drawing/2014/chartex" xmlns:cx1="http://schemas.microsoft.com/office/drawing/2015/9/8/chartex" xmlns:cx2="http://schemas.microsoft.com/office/drawing/2015/10/21/chartex" xmlns:cx3="http://schemas.microsoft.com/office/drawing/2016/5/9/chartex" xmlns:cx4="http://schemas.microsoft.com/office/drawing/2016/5/10/chartex" xmlns:cx5="http://schemas.microsoft.com/office/drawing/2016/5/11/chartex" xmlns:cx6="http://schemas.microsoft.com/office/drawing/2016/5/12/chartex" xmlns:cx7="http://schemas.microsoft.com/office/drawing/2016/5/13/chartex" xmlns:cx8="http://schemas.microsoft.com/office/drawing/2016/5/14/chartex" xmlns:mc="http://schemas.openxmlformats.org/markup-compatibility/2006" xmlns:aink="http://schemas.microsoft.com/office/drawing/2016/ink" xmlns:am3d="http://schemas.microsoft.com/office/drawing/2017/model3d" xmlns:o="urn:schemas-microsoft-com:office:office" xmlns:oel="http://schemas.microsoft.com/office/2019/extlst" xmlns:r="http://schemas.openxmlformats.org/officeDocument/2006/relationships" xmlns:m="http://schemas.openxmlformats.org/officeDocument/2006/math" xmlns:v="urn:schemas-microsoft-com:vml" xmlns:wp14="http://schemas.microsoft.com/office/word/2010/wordprocessingDrawing" xmlns:wp="http://schemas.openxmlformats.org/drawingml/2006/wordprocessingDrawing" xmlns:w10="urn:schemas-microsoft-com:office:word" xmlns:w="http://schemas.openxmlformats.org/wordprocessingml/2006/main" xmlns:w14="http://schemas.microsoft.com/office/word/2010/wordml" xmlns:w15="http://schemas.microsoft.com/office/word/2012/wordml" xmlns:w16cex="http://schemas.microsoft.com/office/word/2018/wordml/cex" xmlns:w16cid="http://schemas.microsoft.com/office/word/2016/wordml/cid" xmlns:w16="http://schemas.microsoft.com/office/word/2018/wordml" xmlns:w16du="http://schemas.microsoft.com/office/word/2023/wordml/word16du" xmlns:w16sdtdh="http://schemas.microsoft.com/office/word/2020/wordml/sdtdatahash" xmlns:w16sdtfl="http://schemas.microsoft.com/office/word/2024/wordml/sdtformatlock" xmlns:w16se="http://schemas.microsoft.com/office/word/2015/wordml/symex" xmlns:wpg="http://schemas.microsoft.com/office/word/2010/wordprocessingGroup" xmlns:wpi="http://schemas.microsoft.com/office/word/2010/wordprocessingInk" xmlns:wne="http://schemas.microsoft.com/office/word/2006/wordml" xmlns:wps="http://schemas.microsoft.com/office/word/2010/wordprocessingShape" mc:Ignorable="w14 w15 w16se w16cid w16 w16cex w16sdtdh w16sdtfl w16du wp14">
   <w:p>
     <w:pPr>
@@ -2780,44 +2979,16 @@
       </w:rPr>
       <w:t>}</w:t>
     </w:r>
-    <w:r>
-      <w:rPr>
-        <w:rFonts w:ascii="Arial" w:hAnsi="Arial" w:cs="Arial"/>
-        <w:sz w:val="22"/>
-        <w:szCs w:val="22"/>
-        <w:lang w:val="en"/>
-      </w:rPr>
-      <w:pict w14:anchorId="3D22A0D1">
-        <v:shapetype id="_x0000_t136" coordsize="21600,21600" o:spt="136" adj="10800" path="m@7,l@8,m@5,21600l@6,21600e">
-          <v:formulas>
-            <v:f eqn="sum #0 0 10800"/>
-            <v:f eqn="prod #0 2 1"/>
-            <v:f eqn="sum 21600 0 @1"/>
-            <v:f eqn="sum 0 0 @2"/>
-            <v:f eqn="sum 21600 0 @3"/>
-            <v:f eqn="if @0 @3 0"/>
-            <v:f eqn="if @0 21600 @1"/>
-            <v:f eqn="if @0 0 @2"/>
-            <v:f eqn="if @0 @4 21600"/>
-            <v:f eqn="mid @5 @6"/>
-            <v:f eqn="mid @8 @5"/>
-            <v:f eqn="mid @7 @8"/>
-            <v:f eqn="mid @6 @7"/>
-            <v:f eqn="sum @6 0 @5"/>
-          </v:formulas>
-          <v:path textpathok="t" o:connecttype="custom" o:connectlocs="@9,0;@10,10800;@11,21600;@12,10800" o:connectangles="270,180,90,0"/>
-          <v:textpath on="t" fitshape="t"/>
-          <v:handles>
-            <v:h position="#0,bottomRight" xrange="6629,14971"/>
-          </v:handles>
-          <o:lock v:ext="edit" text="t" shapetype="t"/>
-        </v:shapetype>
-        <v:shape id="PowerPlusWaterMarkObject1" o:spid="_x0000_s1025" type="#_x0000_t136" alt="" style="position:absolute;left:0;text-align:left;margin-left:0;margin-top:0;width:492.1pt;height:169.75pt;rotation:315;z-index:-251658752;mso-wrap-edited:f;mso-width-percent:0;mso-height-percent:0;mso-position-horizontal:center;mso-position-horizontal-relative:margin;mso-position-vertical:center;mso-position-vertical-relative:margin;mso-width-percent:0;mso-height-percent:0" fillcolor="#e8eaed" stroked="f">
-          <v:textpath style="font-family:&quot;&amp;quot&quot;;font-size:1pt" string="DRAFT"/>
-          <w10:wrap anchorx="margin" anchory="margin"/>
-        </v:shape>
-      </w:pict>
-    </w:r>
+  </w:p>
+</w:hdr>
+</file>
+
+<file path=word/header3.xml><?xml version="1.0" encoding="utf-8"?>
+<w:hdr xmlns:wpc="http://schemas.microsoft.com/office/word/2010/wordprocessingCanvas" xmlns:cx="http://schemas.microsoft.com/office/drawing/2014/chartex" xmlns:cx1="http://schemas.microsoft.com/office/drawing/2015/9/8/chartex" xmlns:cx2="http://schemas.microsoft.com/office/drawing/2015/10/21/chartex" xmlns:cx3="http://schemas.microsoft.com/office/drawing/2016/5/9/chartex" xmlns:cx4="http://schemas.microsoft.com/office/drawing/2016/5/10/chartex" xmlns:cx5="http://schemas.microsoft.com/office/drawing/2016/5/11/chartex" xmlns:cx6="http://schemas.microsoft.com/office/drawing/2016/5/12/chartex" xmlns:cx7="http://schemas.microsoft.com/office/drawing/2016/5/13/chartex" xmlns:cx8="http://schemas.microsoft.com/office/drawing/2016/5/14/chartex" xmlns:mc="http://schemas.openxmlformats.org/markup-compatibility/2006" xmlns:aink="http://schemas.microsoft.com/office/drawing/2016/ink" xmlns:am3d="http://schemas.microsoft.com/office/drawing/2017/model3d" xmlns:o="urn:schemas-microsoft-com:office:office" xmlns:oel="http://schemas.microsoft.com/office/2019/extlst" xmlns:r="http://schemas.openxmlformats.org/officeDocument/2006/relationships" xmlns:m="http://schemas.openxmlformats.org/officeDocument/2006/math" xmlns:v="urn:schemas-microsoft-com:vml" xmlns:wp14="http://schemas.microsoft.com/office/word/2010/wordprocessingDrawing" xmlns:wp="http://schemas.openxmlformats.org/drawingml/2006/wordprocessingDrawing" xmlns:w10="urn:schemas-microsoft-com:office:word" xmlns:w="http://schemas.openxmlformats.org/wordprocessingml/2006/main" xmlns:w14="http://schemas.microsoft.com/office/word/2010/wordml" xmlns:w15="http://schemas.microsoft.com/office/word/2012/wordml" xmlns:w16cex="http://schemas.microsoft.com/office/word/2018/wordml/cex" xmlns:w16cid="http://schemas.microsoft.com/office/word/2016/wordml/cid" xmlns:w16="http://schemas.microsoft.com/office/word/2018/wordml" xmlns:w16du="http://schemas.microsoft.com/office/word/2023/wordml/word16du" xmlns:w16sdtdh="http://schemas.microsoft.com/office/word/2020/wordml/sdtdatahash" xmlns:w16sdtfl="http://schemas.microsoft.com/office/word/2024/wordml/sdtformatlock" xmlns:w16se="http://schemas.microsoft.com/office/word/2015/wordml/symex" xmlns:wpg="http://schemas.microsoft.com/office/word/2010/wordprocessingGroup" xmlns:wpi="http://schemas.microsoft.com/office/word/2010/wordprocessingInk" xmlns:wne="http://schemas.microsoft.com/office/word/2006/wordml" xmlns:wps="http://schemas.microsoft.com/office/word/2010/wordprocessingShape" mc:Ignorable="w14 w15 w16se w16cid w16 w16cex w16sdtdh w16sdtfl w16du wp14">
+  <w:p>
+    <w:pPr>
+      <w:pStyle w:val="Header"/>
+    </w:pPr>
   </w:p>
 </w:hdr>
 </file>

--- a/apps/staff/src/core/Paperwork/US_TN/common/Classification2026/trustee_assessment_template.docx
+++ b/apps/staff/src/core/Paperwork/US_TN/common/Classification2026/trustee_assessment_template.docx
@@ -203,9 +203,10 @@
         <w:tblLook w:val="06A0" w:firstRow="1" w:lastRow="0" w:firstColumn="1" w:lastColumn="0" w:noHBand="1" w:noVBand="1"/>
       </w:tblPr>
       <w:tblGrid>
-        <w:gridCol w:w="7677"/>
-        <w:gridCol w:w="850"/>
-        <w:gridCol w:w="813"/>
+        <w:gridCol w:w="890"/>
+        <w:gridCol w:w="6936"/>
+        <w:gridCol w:w="743"/>
+        <w:gridCol w:w="771"/>
       </w:tblGrid>
       <w:tr>
         <w:trPr>
@@ -213,7 +214,42 @@
         </w:trPr>
         <w:tc>
           <w:tcPr>
-            <w:tcW w:w="7677" w:type="dxa"/>
+            <w:tcW w:w="890" w:type="dxa"/>
+            <w:tcBorders>
+              <w:top w:val="single" w:sz="8" w:space="0" w:color="000000" w:themeColor="text1"/>
+              <w:left w:val="single" w:sz="8" w:space="0" w:color="000000" w:themeColor="text1"/>
+              <w:bottom w:val="single" w:sz="8" w:space="0" w:color="000000" w:themeColor="text1"/>
+              <w:right w:val="single" w:sz="8" w:space="0" w:color="000000" w:themeColor="text1"/>
+            </w:tcBorders>
+          </w:tcPr>
+          <w:p>
+            <w:pPr>
+              <w:spacing w:after="0" w:line="240" w:lineRule="auto"/>
+              <w:rPr>
+                <w:rFonts w:ascii="Arial" w:eastAsia="Arial" w:hAnsi="Arial" w:cs="Arial"/>
+                <w:b/>
+                <w:bCs/>
+                <w:color w:val="000000" w:themeColor="text1"/>
+                <w:sz w:val="21"/>
+                <w:szCs w:val="21"/>
+              </w:rPr>
+            </w:pPr>
+            <w:r>
+              <w:rPr>
+                <w:rFonts w:ascii="Arial" w:eastAsia="Arial" w:hAnsi="Arial" w:cs="Arial"/>
+                <w:b/>
+                <w:bCs/>
+                <w:color w:val="000000" w:themeColor="text1"/>
+                <w:sz w:val="21"/>
+                <w:szCs w:val="21"/>
+              </w:rPr>
+              <w:t>Factor</w:t>
+            </w:r>
+          </w:p>
+        </w:tc>
+        <w:tc>
+          <w:tcPr>
+            <w:tcW w:w="6936" w:type="dxa"/>
             <w:tcBorders>
               <w:top w:val="single" w:sz="8" w:space="0" w:color="000000" w:themeColor="text1"/>
               <w:left w:val="single" w:sz="8" w:space="0" w:color="000000" w:themeColor="text1"/>
@@ -250,7 +286,7 @@
         </w:tc>
         <w:tc>
           <w:tcPr>
-            <w:tcW w:w="850" w:type="dxa"/>
+            <w:tcW w:w="743" w:type="dxa"/>
             <w:tcBorders>
               <w:top w:val="single" w:sz="8" w:space="0" w:color="000000" w:themeColor="text1"/>
               <w:left w:val="single" w:sz="8" w:space="0" w:color="000000" w:themeColor="text1"/>
@@ -287,7 +323,7 @@
         </w:tc>
         <w:tc>
           <w:tcPr>
-            <w:tcW w:w="813" w:type="dxa"/>
+            <w:tcW w:w="771" w:type="dxa"/>
             <w:tcBorders>
               <w:top w:val="single" w:sz="8" w:space="0" w:color="000000" w:themeColor="text1"/>
               <w:left w:val="single" w:sz="8" w:space="0" w:color="000000" w:themeColor="text1"/>
@@ -329,7 +365,42 @@
         </w:trPr>
         <w:tc>
           <w:tcPr>
-            <w:tcW w:w="7677" w:type="dxa"/>
+            <w:tcW w:w="890" w:type="dxa"/>
+            <w:tcBorders>
+              <w:top w:val="single" w:sz="8" w:space="0" w:color="000000" w:themeColor="text1"/>
+              <w:left w:val="single" w:sz="8" w:space="0" w:color="000000" w:themeColor="text1"/>
+              <w:bottom w:val="single" w:sz="8" w:space="0" w:color="000000" w:themeColor="text1"/>
+              <w:right w:val="single" w:sz="8" w:space="0" w:color="000000" w:themeColor="text1"/>
+            </w:tcBorders>
+          </w:tcPr>
+          <w:p>
+            <w:pPr>
+              <w:spacing w:after="0" w:line="240" w:lineRule="auto"/>
+              <w:rPr>
+                <w:rFonts w:ascii="Arial" w:eastAsia="Arial" w:hAnsi="Arial" w:cs="Arial"/>
+                <w:b/>
+                <w:bCs/>
+                <w:color w:val="000000" w:themeColor="text1"/>
+                <w:sz w:val="21"/>
+                <w:szCs w:val="21"/>
+              </w:rPr>
+            </w:pPr>
+            <w:r>
+              <w:rPr>
+                <w:rFonts w:ascii="Arial" w:eastAsia="Arial" w:hAnsi="Arial" w:cs="Arial"/>
+                <w:b/>
+                <w:bCs/>
+                <w:color w:val="000000" w:themeColor="text1"/>
+                <w:sz w:val="21"/>
+                <w:szCs w:val="21"/>
+              </w:rPr>
+              <w:t>1</w:t>
+            </w:r>
+          </w:p>
+        </w:tc>
+        <w:tc>
+          <w:tcPr>
+            <w:tcW w:w="6936" w:type="dxa"/>
             <w:tcBorders>
               <w:top w:val="single" w:sz="8" w:space="0" w:color="000000" w:themeColor="text1"/>
               <w:left w:val="single" w:sz="8" w:space="0" w:color="000000" w:themeColor="text1"/>
@@ -411,7 +482,7 @@
         </w:tc>
         <w:tc>
           <w:tcPr>
-            <w:tcW w:w="850" w:type="dxa"/>
+            <w:tcW w:w="743" w:type="dxa"/>
             <w:tcBorders>
               <w:top w:val="single" w:sz="8" w:space="0" w:color="000000" w:themeColor="text1"/>
               <w:left w:val="single" w:sz="8" w:space="0" w:color="000000" w:themeColor="text1"/>
@@ -444,7 +515,7 @@
         </w:tc>
         <w:tc>
           <w:tcPr>
-            <w:tcW w:w="813" w:type="dxa"/>
+            <w:tcW w:w="771" w:type="dxa"/>
             <w:tcBorders>
               <w:top w:val="single" w:sz="8" w:space="0" w:color="000000" w:themeColor="text1"/>
               <w:left w:val="single" w:sz="8" w:space="0" w:color="000000" w:themeColor="text1"/>
@@ -482,7 +553,42 @@
         </w:trPr>
         <w:tc>
           <w:tcPr>
-            <w:tcW w:w="7677" w:type="dxa"/>
+            <w:tcW w:w="890" w:type="dxa"/>
+            <w:tcBorders>
+              <w:top w:val="single" w:sz="8" w:space="0" w:color="000000" w:themeColor="text1"/>
+              <w:left w:val="single" w:sz="8" w:space="0" w:color="000000" w:themeColor="text1"/>
+              <w:bottom w:val="single" w:sz="8" w:space="0" w:color="000000" w:themeColor="text1"/>
+              <w:right w:val="single" w:sz="8" w:space="0" w:color="000000" w:themeColor="text1"/>
+            </w:tcBorders>
+          </w:tcPr>
+          <w:p>
+            <w:pPr>
+              <w:spacing w:after="0" w:line="240" w:lineRule="auto"/>
+              <w:rPr>
+                <w:rFonts w:ascii="Arial" w:eastAsia="Arial" w:hAnsi="Arial" w:cs="Arial"/>
+                <w:b/>
+                <w:bCs/>
+                <w:color w:val="000000" w:themeColor="text1"/>
+                <w:sz w:val="21"/>
+                <w:szCs w:val="21"/>
+              </w:rPr>
+            </w:pPr>
+            <w:r>
+              <w:rPr>
+                <w:rFonts w:ascii="Arial" w:eastAsia="Arial" w:hAnsi="Arial" w:cs="Arial"/>
+                <w:b/>
+                <w:bCs/>
+                <w:color w:val="000000" w:themeColor="text1"/>
+                <w:sz w:val="21"/>
+                <w:szCs w:val="21"/>
+              </w:rPr>
+              <w:t>2</w:t>
+            </w:r>
+          </w:p>
+        </w:tc>
+        <w:tc>
+          <w:tcPr>
+            <w:tcW w:w="6936" w:type="dxa"/>
             <w:tcBorders>
               <w:top w:val="single" w:sz="8" w:space="0" w:color="000000" w:themeColor="text1"/>
               <w:left w:val="single" w:sz="8" w:space="0" w:color="000000" w:themeColor="text1"/>
@@ -522,27 +628,43 @@
                 <w:sz w:val="21"/>
                 <w:szCs w:val="21"/>
               </w:rPr>
-              <w:t xml:space="preserve">inmate was convicted of a </w:t>
-            </w:r>
-            <w:proofErr w:type="gramStart"/>
-            <w:r>
-              <w:rPr>
-                <w:rFonts w:ascii="Arial" w:eastAsia="Arial" w:hAnsi="Arial" w:cs="Arial"/>
-                <w:color w:val="000000" w:themeColor="text1"/>
-                <w:sz w:val="21"/>
-                <w:szCs w:val="21"/>
-              </w:rPr>
-              <w:t>violent offenses (see Classification User’s Guide, Appendix VI)</w:t>
-            </w:r>
-            <w:proofErr w:type="gramEnd"/>
-            <w:r>
-              <w:rPr>
-                <w:rFonts w:ascii="Arial" w:eastAsia="Arial" w:hAnsi="Arial" w:cs="Arial"/>
-                <w:color w:val="000000" w:themeColor="text1"/>
-                <w:sz w:val="21"/>
-                <w:szCs w:val="21"/>
-              </w:rPr>
-              <w:t xml:space="preserve">, the inmate has been in TDOC custody for a </w:t>
+              <w:t>inmate</w:t>
+            </w:r>
+            <w:r>
+              <w:rPr>
+                <w:rFonts w:ascii="Arial" w:eastAsia="Arial" w:hAnsi="Arial" w:cs="Arial"/>
+                <w:color w:val="000000" w:themeColor="text1"/>
+                <w:sz w:val="21"/>
+                <w:szCs w:val="21"/>
+              </w:rPr>
+              <w:t>’s current offense</w:t>
+            </w:r>
+            <w:r>
+              <w:rPr>
+                <w:rFonts w:ascii="Arial" w:eastAsia="Arial" w:hAnsi="Arial" w:cs="Arial"/>
+                <w:color w:val="000000" w:themeColor="text1"/>
+                <w:sz w:val="21"/>
+                <w:szCs w:val="21"/>
+              </w:rPr>
+              <w:t xml:space="preserve"> </w:t>
+            </w:r>
+            <w:r>
+              <w:rPr>
+                <w:rFonts w:ascii="Arial" w:eastAsia="Arial" w:hAnsi="Arial" w:cs="Arial"/>
+                <w:color w:val="000000" w:themeColor="text1"/>
+                <w:sz w:val="21"/>
+                <w:szCs w:val="21"/>
+              </w:rPr>
+              <w:t>is</w:t>
+            </w:r>
+            <w:r>
+              <w:rPr>
+                <w:rFonts w:ascii="Arial" w:eastAsia="Arial" w:hAnsi="Arial" w:cs="Arial"/>
+                <w:color w:val="000000" w:themeColor="text1"/>
+                <w:sz w:val="21"/>
+                <w:szCs w:val="21"/>
+              </w:rPr>
+              <w:t xml:space="preserve"> a violent offense (see Classification User’s Guide, Appendix I), the inmate has been in TDOC custody for a </w:t>
             </w:r>
             <w:r>
               <w:rPr>
@@ -568,7 +690,7 @@
         </w:tc>
         <w:tc>
           <w:tcPr>
-            <w:tcW w:w="850" w:type="dxa"/>
+            <w:tcW w:w="743" w:type="dxa"/>
             <w:tcBorders>
               <w:top w:val="single" w:sz="8" w:space="0" w:color="000000" w:themeColor="text1"/>
               <w:left w:val="single" w:sz="8" w:space="0" w:color="000000" w:themeColor="text1"/>
@@ -601,7 +723,7 @@
         </w:tc>
         <w:tc>
           <w:tcPr>
-            <w:tcW w:w="813" w:type="dxa"/>
+            <w:tcW w:w="771" w:type="dxa"/>
             <w:tcBorders>
               <w:top w:val="single" w:sz="8" w:space="0" w:color="000000" w:themeColor="text1"/>
               <w:left w:val="single" w:sz="8" w:space="0" w:color="000000" w:themeColor="text1"/>
@@ -639,7 +761,42 @@
         </w:trPr>
         <w:tc>
           <w:tcPr>
-            <w:tcW w:w="7677" w:type="dxa"/>
+            <w:tcW w:w="890" w:type="dxa"/>
+            <w:tcBorders>
+              <w:top w:val="single" w:sz="8" w:space="0" w:color="000000" w:themeColor="text1"/>
+              <w:left w:val="single" w:sz="8" w:space="0" w:color="000000" w:themeColor="text1"/>
+              <w:bottom w:val="single" w:sz="8" w:space="0" w:color="000000" w:themeColor="text1"/>
+              <w:right w:val="single" w:sz="8" w:space="0" w:color="000000" w:themeColor="text1"/>
+            </w:tcBorders>
+          </w:tcPr>
+          <w:p>
+            <w:pPr>
+              <w:spacing w:after="0" w:line="240" w:lineRule="auto"/>
+              <w:rPr>
+                <w:rFonts w:ascii="Arial" w:eastAsia="Arial" w:hAnsi="Arial" w:cs="Arial"/>
+                <w:b/>
+                <w:bCs/>
+                <w:color w:val="000000" w:themeColor="text1"/>
+                <w:sz w:val="21"/>
+                <w:szCs w:val="21"/>
+              </w:rPr>
+            </w:pPr>
+            <w:r>
+              <w:rPr>
+                <w:rFonts w:ascii="Arial" w:eastAsia="Arial" w:hAnsi="Arial" w:cs="Arial"/>
+                <w:b/>
+                <w:bCs/>
+                <w:color w:val="000000" w:themeColor="text1"/>
+                <w:sz w:val="21"/>
+                <w:szCs w:val="21"/>
+              </w:rPr>
+              <w:t>3</w:t>
+            </w:r>
+          </w:p>
+        </w:tc>
+        <w:tc>
+          <w:tcPr>
+            <w:tcW w:w="6936" w:type="dxa"/>
             <w:tcBorders>
               <w:top w:val="single" w:sz="8" w:space="0" w:color="000000" w:themeColor="text1"/>
               <w:left w:val="single" w:sz="8" w:space="0" w:color="000000" w:themeColor="text1"/>
@@ -674,7 +831,7 @@
         </w:tc>
         <w:tc>
           <w:tcPr>
-            <w:tcW w:w="850" w:type="dxa"/>
+            <w:tcW w:w="743" w:type="dxa"/>
             <w:tcBorders>
               <w:top w:val="single" w:sz="8" w:space="0" w:color="000000" w:themeColor="text1"/>
               <w:left w:val="single" w:sz="8" w:space="0" w:color="000000" w:themeColor="text1"/>
@@ -721,7 +878,7 @@
         </w:tc>
         <w:tc>
           <w:tcPr>
-            <w:tcW w:w="813" w:type="dxa"/>
+            <w:tcW w:w="771" w:type="dxa"/>
             <w:tcBorders>
               <w:top w:val="single" w:sz="8" w:space="0" w:color="000000" w:themeColor="text1"/>
               <w:left w:val="single" w:sz="8" w:space="0" w:color="000000" w:themeColor="text1"/>
@@ -773,7 +930,42 @@
         </w:trPr>
         <w:tc>
           <w:tcPr>
-            <w:tcW w:w="7677" w:type="dxa"/>
+            <w:tcW w:w="890" w:type="dxa"/>
+            <w:tcBorders>
+              <w:top w:val="single" w:sz="8" w:space="0" w:color="000000" w:themeColor="text1"/>
+              <w:left w:val="single" w:sz="8" w:space="0" w:color="000000" w:themeColor="text1"/>
+              <w:bottom w:val="single" w:sz="8" w:space="0" w:color="000000" w:themeColor="text1"/>
+              <w:right w:val="single" w:sz="8" w:space="0" w:color="000000" w:themeColor="text1"/>
+            </w:tcBorders>
+          </w:tcPr>
+          <w:p>
+            <w:pPr>
+              <w:spacing w:after="0" w:line="240" w:lineRule="auto"/>
+              <w:rPr>
+                <w:rFonts w:ascii="Arial" w:eastAsia="Arial" w:hAnsi="Arial" w:cs="Arial"/>
+                <w:b/>
+                <w:bCs/>
+                <w:color w:val="000000" w:themeColor="text1"/>
+                <w:sz w:val="21"/>
+                <w:szCs w:val="21"/>
+              </w:rPr>
+            </w:pPr>
+            <w:r>
+              <w:rPr>
+                <w:rFonts w:ascii="Arial" w:eastAsia="Arial" w:hAnsi="Arial" w:cs="Arial"/>
+                <w:b/>
+                <w:bCs/>
+                <w:color w:val="000000" w:themeColor="text1"/>
+                <w:sz w:val="21"/>
+                <w:szCs w:val="21"/>
+              </w:rPr>
+              <w:t>4</w:t>
+            </w:r>
+          </w:p>
+        </w:tc>
+        <w:tc>
+          <w:tcPr>
+            <w:tcW w:w="6936" w:type="dxa"/>
             <w:tcBorders>
               <w:top w:val="single" w:sz="8" w:space="0" w:color="000000" w:themeColor="text1"/>
               <w:left w:val="single" w:sz="8" w:space="0" w:color="000000" w:themeColor="text1"/>
@@ -835,7 +1027,7 @@
         </w:tc>
         <w:tc>
           <w:tcPr>
-            <w:tcW w:w="850" w:type="dxa"/>
+            <w:tcW w:w="743" w:type="dxa"/>
             <w:tcBorders>
               <w:top w:val="single" w:sz="8" w:space="0" w:color="000000" w:themeColor="text1"/>
               <w:left w:val="single" w:sz="8" w:space="0" w:color="000000" w:themeColor="text1"/>
@@ -882,7 +1074,7 @@
         </w:tc>
         <w:tc>
           <w:tcPr>
-            <w:tcW w:w="813" w:type="dxa"/>
+            <w:tcW w:w="771" w:type="dxa"/>
             <w:tcBorders>
               <w:top w:val="single" w:sz="8" w:space="0" w:color="000000" w:themeColor="text1"/>
               <w:left w:val="single" w:sz="8" w:space="0" w:color="000000" w:themeColor="text1"/>
@@ -934,7 +1126,42 @@
         </w:trPr>
         <w:tc>
           <w:tcPr>
-            <w:tcW w:w="7677" w:type="dxa"/>
+            <w:tcW w:w="890" w:type="dxa"/>
+            <w:tcBorders>
+              <w:top w:val="single" w:sz="8" w:space="0" w:color="000000" w:themeColor="text1"/>
+              <w:left w:val="single" w:sz="8" w:space="0" w:color="000000" w:themeColor="text1"/>
+              <w:bottom w:val="single" w:sz="8" w:space="0" w:color="000000" w:themeColor="text1"/>
+              <w:right w:val="single" w:sz="8" w:space="0" w:color="000000" w:themeColor="text1"/>
+            </w:tcBorders>
+          </w:tcPr>
+          <w:p>
+            <w:pPr>
+              <w:spacing w:after="0" w:line="240" w:lineRule="auto"/>
+              <w:rPr>
+                <w:rFonts w:ascii="Arial" w:eastAsia="Arial" w:hAnsi="Arial" w:cs="Arial"/>
+                <w:b/>
+                <w:bCs/>
+                <w:color w:val="000000" w:themeColor="text1"/>
+                <w:sz w:val="21"/>
+                <w:szCs w:val="21"/>
+              </w:rPr>
+            </w:pPr>
+            <w:r>
+              <w:rPr>
+                <w:rFonts w:ascii="Arial" w:eastAsia="Arial" w:hAnsi="Arial" w:cs="Arial"/>
+                <w:b/>
+                <w:bCs/>
+                <w:color w:val="000000" w:themeColor="text1"/>
+                <w:sz w:val="21"/>
+                <w:szCs w:val="21"/>
+              </w:rPr>
+              <w:t>5</w:t>
+            </w:r>
+          </w:p>
+        </w:tc>
+        <w:tc>
+          <w:tcPr>
+            <w:tcW w:w="6936" w:type="dxa"/>
             <w:tcBorders>
               <w:top w:val="single" w:sz="8" w:space="0" w:color="000000" w:themeColor="text1"/>
               <w:left w:val="single" w:sz="8" w:space="0" w:color="000000" w:themeColor="text1"/>
@@ -969,7 +1196,7 @@
         </w:tc>
         <w:tc>
           <w:tcPr>
-            <w:tcW w:w="850" w:type="dxa"/>
+            <w:tcW w:w="743" w:type="dxa"/>
             <w:tcBorders>
               <w:top w:val="single" w:sz="8" w:space="0" w:color="000000" w:themeColor="text1"/>
               <w:left w:val="single" w:sz="8" w:space="0" w:color="000000" w:themeColor="text1"/>
@@ -1016,7 +1243,7 @@
         </w:tc>
         <w:tc>
           <w:tcPr>
-            <w:tcW w:w="813" w:type="dxa"/>
+            <w:tcW w:w="771" w:type="dxa"/>
             <w:tcBorders>
               <w:top w:val="single" w:sz="8" w:space="0" w:color="000000" w:themeColor="text1"/>
               <w:left w:val="single" w:sz="8" w:space="0" w:color="000000" w:themeColor="text1"/>
@@ -1068,7 +1295,42 @@
         </w:trPr>
         <w:tc>
           <w:tcPr>
-            <w:tcW w:w="7677" w:type="dxa"/>
+            <w:tcW w:w="890" w:type="dxa"/>
+            <w:tcBorders>
+              <w:top w:val="single" w:sz="8" w:space="0" w:color="000000" w:themeColor="text1"/>
+              <w:left w:val="single" w:sz="8" w:space="0" w:color="000000" w:themeColor="text1"/>
+              <w:bottom w:val="single" w:sz="8" w:space="0" w:color="000000" w:themeColor="text1"/>
+              <w:right w:val="single" w:sz="8" w:space="0" w:color="000000" w:themeColor="text1"/>
+            </w:tcBorders>
+          </w:tcPr>
+          <w:p>
+            <w:pPr>
+              <w:spacing w:after="0" w:line="240" w:lineRule="auto"/>
+              <w:rPr>
+                <w:rFonts w:ascii="Arial" w:eastAsia="Arial" w:hAnsi="Arial" w:cs="Arial"/>
+                <w:b/>
+                <w:bCs/>
+                <w:color w:val="000000" w:themeColor="text1"/>
+                <w:sz w:val="21"/>
+                <w:szCs w:val="21"/>
+              </w:rPr>
+            </w:pPr>
+            <w:r>
+              <w:rPr>
+                <w:rFonts w:ascii="Arial" w:eastAsia="Arial" w:hAnsi="Arial" w:cs="Arial"/>
+                <w:b/>
+                <w:bCs/>
+                <w:color w:val="000000" w:themeColor="text1"/>
+                <w:sz w:val="21"/>
+                <w:szCs w:val="21"/>
+              </w:rPr>
+              <w:t>6</w:t>
+            </w:r>
+          </w:p>
+        </w:tc>
+        <w:tc>
+          <w:tcPr>
+            <w:tcW w:w="6936" w:type="dxa"/>
             <w:tcBorders>
               <w:top w:val="single" w:sz="8" w:space="0" w:color="000000" w:themeColor="text1"/>
               <w:left w:val="single" w:sz="8" w:space="0" w:color="000000" w:themeColor="text1"/>
@@ -1103,7 +1365,7 @@
         </w:tc>
         <w:tc>
           <w:tcPr>
-            <w:tcW w:w="850" w:type="dxa"/>
+            <w:tcW w:w="743" w:type="dxa"/>
             <w:tcBorders>
               <w:top w:val="single" w:sz="8" w:space="0" w:color="000000" w:themeColor="text1"/>
               <w:left w:val="single" w:sz="8" w:space="0" w:color="000000" w:themeColor="text1"/>
@@ -1150,7 +1412,7 @@
         </w:tc>
         <w:tc>
           <w:tcPr>
-            <w:tcW w:w="813" w:type="dxa"/>
+            <w:tcW w:w="771" w:type="dxa"/>
             <w:tcBorders>
               <w:top w:val="single" w:sz="8" w:space="0" w:color="000000" w:themeColor="text1"/>
               <w:left w:val="single" w:sz="8" w:space="0" w:color="000000" w:themeColor="text1"/>
@@ -1202,7 +1464,42 @@
         </w:trPr>
         <w:tc>
           <w:tcPr>
-            <w:tcW w:w="7677" w:type="dxa"/>
+            <w:tcW w:w="890" w:type="dxa"/>
+            <w:tcBorders>
+              <w:top w:val="single" w:sz="8" w:space="0" w:color="000000" w:themeColor="text1"/>
+              <w:left w:val="single" w:sz="8" w:space="0" w:color="000000" w:themeColor="text1"/>
+              <w:bottom w:val="single" w:sz="8" w:space="0" w:color="000000" w:themeColor="text1"/>
+              <w:right w:val="single" w:sz="8" w:space="0" w:color="000000" w:themeColor="text1"/>
+            </w:tcBorders>
+          </w:tcPr>
+          <w:p>
+            <w:pPr>
+              <w:spacing w:after="0" w:line="240" w:lineRule="auto"/>
+              <w:rPr>
+                <w:rFonts w:ascii="Arial" w:eastAsia="Arial" w:hAnsi="Arial" w:cs="Arial"/>
+                <w:b/>
+                <w:bCs/>
+                <w:color w:val="000000" w:themeColor="text1"/>
+                <w:sz w:val="21"/>
+                <w:szCs w:val="21"/>
+              </w:rPr>
+            </w:pPr>
+            <w:r>
+              <w:rPr>
+                <w:rFonts w:ascii="Arial" w:eastAsia="Arial" w:hAnsi="Arial" w:cs="Arial"/>
+                <w:b/>
+                <w:bCs/>
+                <w:color w:val="000000" w:themeColor="text1"/>
+                <w:sz w:val="21"/>
+                <w:szCs w:val="21"/>
+              </w:rPr>
+              <w:t>7</w:t>
+            </w:r>
+          </w:p>
+        </w:tc>
+        <w:tc>
+          <w:tcPr>
+            <w:tcW w:w="6936" w:type="dxa"/>
             <w:tcBorders>
               <w:top w:val="single" w:sz="8" w:space="0" w:color="000000" w:themeColor="text1"/>
               <w:left w:val="single" w:sz="8" w:space="0" w:color="000000" w:themeColor="text1"/>
@@ -1231,7 +1528,25 @@
                 <w:sz w:val="21"/>
                 <w:szCs w:val="21"/>
               </w:rPr>
-              <w:t xml:space="preserve">Inmate has no disciplinary convictions for assaultive conduct that resulted in serious injury or the death of another individual within the past 5 years of incarceration </w:t>
+              <w:t>Inmate has no disciplinary convictions for assaultive conduct that resulted in serious injury or the death of another individual within the past 5 years of incarceration</w:t>
+            </w:r>
+            <w:r>
+              <w:rPr>
+                <w:rFonts w:ascii="Arial" w:eastAsia="Arial" w:hAnsi="Arial" w:cs="Arial"/>
+                <w:color w:val="000000" w:themeColor="text1"/>
+                <w:sz w:val="21"/>
+                <w:szCs w:val="21"/>
+              </w:rPr>
+              <w:t>,</w:t>
+            </w:r>
+            <w:r>
+              <w:rPr>
+                <w:rFonts w:ascii="Arial" w:eastAsia="Arial" w:hAnsi="Arial" w:cs="Arial"/>
+                <w:color w:val="000000" w:themeColor="text1"/>
+                <w:sz w:val="21"/>
+                <w:szCs w:val="21"/>
+              </w:rPr>
+              <w:t xml:space="preserve"> </w:t>
             </w:r>
             <w:r>
               <w:rPr>
@@ -1308,7 +1623,7 @@
         </w:tc>
         <w:tc>
           <w:tcPr>
-            <w:tcW w:w="850" w:type="dxa"/>
+            <w:tcW w:w="743" w:type="dxa"/>
             <w:tcBorders>
               <w:top w:val="single" w:sz="8" w:space="0" w:color="000000" w:themeColor="text1"/>
               <w:left w:val="single" w:sz="8" w:space="0" w:color="000000" w:themeColor="text1"/>
@@ -1355,7 +1670,7 @@
         </w:tc>
         <w:tc>
           <w:tcPr>
-            <w:tcW w:w="813" w:type="dxa"/>
+            <w:tcW w:w="771" w:type="dxa"/>
             <w:tcBorders>
               <w:top w:val="single" w:sz="8" w:space="0" w:color="000000" w:themeColor="text1"/>
               <w:left w:val="single" w:sz="8" w:space="0" w:color="000000" w:themeColor="text1"/>
@@ -1407,7 +1722,42 @@
         </w:trPr>
         <w:tc>
           <w:tcPr>
-            <w:tcW w:w="7677" w:type="dxa"/>
+            <w:tcW w:w="890" w:type="dxa"/>
+            <w:tcBorders>
+              <w:top w:val="single" w:sz="8" w:space="0" w:color="000000" w:themeColor="text1"/>
+              <w:left w:val="single" w:sz="8" w:space="0" w:color="000000" w:themeColor="text1"/>
+              <w:bottom w:val="single" w:sz="8" w:space="0" w:color="000000" w:themeColor="text1"/>
+              <w:right w:val="single" w:sz="8" w:space="0" w:color="000000" w:themeColor="text1"/>
+            </w:tcBorders>
+          </w:tcPr>
+          <w:p>
+            <w:pPr>
+              <w:spacing w:after="0" w:line="240" w:lineRule="auto"/>
+              <w:rPr>
+                <w:rFonts w:ascii="Arial" w:eastAsia="Arial" w:hAnsi="Arial" w:cs="Arial"/>
+                <w:b/>
+                <w:bCs/>
+                <w:color w:val="000000" w:themeColor="text1"/>
+                <w:sz w:val="21"/>
+                <w:szCs w:val="21"/>
+              </w:rPr>
+            </w:pPr>
+            <w:r>
+              <w:rPr>
+                <w:rFonts w:ascii="Arial" w:eastAsia="Arial" w:hAnsi="Arial" w:cs="Arial"/>
+                <w:b/>
+                <w:bCs/>
+                <w:color w:val="000000" w:themeColor="text1"/>
+                <w:sz w:val="21"/>
+                <w:szCs w:val="21"/>
+              </w:rPr>
+              <w:t>8</w:t>
+            </w:r>
+          </w:p>
+        </w:tc>
+        <w:tc>
+          <w:tcPr>
+            <w:tcW w:w="6936" w:type="dxa"/>
             <w:tcBorders>
               <w:top w:val="single" w:sz="8" w:space="0" w:color="000000" w:themeColor="text1"/>
               <w:left w:val="single" w:sz="8" w:space="0" w:color="000000" w:themeColor="text1"/>
@@ -1444,7 +1794,7 @@
         </w:tc>
         <w:tc>
           <w:tcPr>
-            <w:tcW w:w="850" w:type="dxa"/>
+            <w:tcW w:w="743" w:type="dxa"/>
             <w:tcBorders>
               <w:top w:val="single" w:sz="8" w:space="0" w:color="000000" w:themeColor="text1"/>
               <w:left w:val="single" w:sz="8" w:space="0" w:color="000000" w:themeColor="text1"/>
@@ -1491,7 +1841,7 @@
         </w:tc>
         <w:tc>
           <w:tcPr>
-            <w:tcW w:w="813" w:type="dxa"/>
+            <w:tcW w:w="771" w:type="dxa"/>
             <w:tcBorders>
               <w:top w:val="single" w:sz="8" w:space="0" w:color="000000" w:themeColor="text1"/>
               <w:left w:val="single" w:sz="8" w:space="0" w:color="000000" w:themeColor="text1"/>
@@ -1549,9 +1899,10 @@
         <w:tblLook w:val="06A0" w:firstRow="1" w:lastRow="0" w:firstColumn="1" w:lastColumn="0" w:noHBand="1" w:noVBand="1"/>
       </w:tblPr>
       <w:tblGrid>
-        <w:gridCol w:w="7677"/>
-        <w:gridCol w:w="850"/>
-        <w:gridCol w:w="813"/>
+        <w:gridCol w:w="890"/>
+        <w:gridCol w:w="6899"/>
+        <w:gridCol w:w="785"/>
+        <w:gridCol w:w="766"/>
       </w:tblGrid>
       <w:tr>
         <w:trPr>
@@ -1559,7 +1910,43 @@
         </w:trPr>
         <w:tc>
           <w:tcPr>
-            <w:tcW w:w="7677" w:type="dxa"/>
+            <w:tcW w:w="890" w:type="dxa"/>
+            <w:tcBorders>
+              <w:top w:val="single" w:sz="8" w:space="0" w:color="000000" w:themeColor="text1"/>
+              <w:left w:val="single" w:sz="8" w:space="0" w:color="000000" w:themeColor="text1"/>
+              <w:bottom w:val="single" w:sz="8" w:space="0" w:color="000000" w:themeColor="text1"/>
+              <w:right w:val="single" w:sz="8" w:space="0" w:color="000000" w:themeColor="text1"/>
+            </w:tcBorders>
+          </w:tcPr>
+          <w:p>
+            <w:pPr>
+              <w:spacing w:after="0" w:line="240" w:lineRule="auto"/>
+              <w:rPr>
+                <w:rFonts w:ascii="Arial" w:eastAsia="Arial" w:hAnsi="Arial" w:cs="Arial"/>
+                <w:b/>
+                <w:bCs/>
+                <w:color w:val="000000" w:themeColor="text1"/>
+                <w:sz w:val="21"/>
+                <w:szCs w:val="21"/>
+              </w:rPr>
+            </w:pPr>
+            <w:r>
+              <w:rPr>
+                <w:rFonts w:ascii="Arial" w:eastAsia="Arial" w:hAnsi="Arial" w:cs="Arial"/>
+                <w:b/>
+                <w:bCs/>
+                <w:color w:val="000000" w:themeColor="text1"/>
+                <w:sz w:val="21"/>
+                <w:szCs w:val="21"/>
+              </w:rPr>
+              <w:lastRenderedPageBreak/>
+              <w:t>9</w:t>
+            </w:r>
+          </w:p>
+        </w:tc>
+        <w:tc>
+          <w:tcPr>
+            <w:tcW w:w="6899" w:type="dxa"/>
             <w:tcBorders>
               <w:top w:val="single" w:sz="8" w:space="0" w:color="000000" w:themeColor="text1"/>
               <w:left w:val="single" w:sz="8" w:space="0" w:color="000000" w:themeColor="text1"/>
@@ -1588,7 +1975,6 @@
                 <w:sz w:val="21"/>
                 <w:szCs w:val="21"/>
               </w:rPr>
-              <w:lastRenderedPageBreak/>
               <w:t>Inmate has no escape or attempted escape from medium, close, or maximum</w:t>
             </w:r>
             <w:r>
@@ -1613,7 +1999,7 @@
         </w:tc>
         <w:tc>
           <w:tcPr>
-            <w:tcW w:w="850" w:type="dxa"/>
+            <w:tcW w:w="785" w:type="dxa"/>
             <w:tcBorders>
               <w:top w:val="single" w:sz="8" w:space="0" w:color="000000" w:themeColor="text1"/>
               <w:left w:val="single" w:sz="8" w:space="0" w:color="000000" w:themeColor="text1"/>
@@ -1660,7 +2046,7 @@
         </w:tc>
         <w:tc>
           <w:tcPr>
-            <w:tcW w:w="813" w:type="dxa"/>
+            <w:tcW w:w="766" w:type="dxa"/>
             <w:tcBorders>
               <w:top w:val="single" w:sz="8" w:space="0" w:color="000000" w:themeColor="text1"/>
               <w:left w:val="single" w:sz="8" w:space="0" w:color="000000" w:themeColor="text1"/>
@@ -1712,7 +2098,42 @@
         </w:trPr>
         <w:tc>
           <w:tcPr>
-            <w:tcW w:w="7677" w:type="dxa"/>
+            <w:tcW w:w="890" w:type="dxa"/>
+            <w:tcBorders>
+              <w:top w:val="single" w:sz="8" w:space="0" w:color="000000" w:themeColor="text1"/>
+              <w:left w:val="single" w:sz="8" w:space="0" w:color="000000" w:themeColor="text1"/>
+              <w:bottom w:val="single" w:sz="8" w:space="0" w:color="000000" w:themeColor="text1"/>
+              <w:right w:val="single" w:sz="8" w:space="0" w:color="000000" w:themeColor="text1"/>
+            </w:tcBorders>
+          </w:tcPr>
+          <w:p>
+            <w:pPr>
+              <w:spacing w:after="0" w:line="240" w:lineRule="auto"/>
+              <w:rPr>
+                <w:rFonts w:ascii="Arial" w:eastAsia="Arial" w:hAnsi="Arial" w:cs="Arial"/>
+                <w:b/>
+                <w:bCs/>
+                <w:color w:val="000000" w:themeColor="text1"/>
+                <w:sz w:val="21"/>
+                <w:szCs w:val="21"/>
+              </w:rPr>
+            </w:pPr>
+            <w:r>
+              <w:rPr>
+                <w:rFonts w:ascii="Arial" w:eastAsia="Arial" w:hAnsi="Arial" w:cs="Arial"/>
+                <w:b/>
+                <w:bCs/>
+                <w:color w:val="000000" w:themeColor="text1"/>
+                <w:sz w:val="21"/>
+                <w:szCs w:val="21"/>
+              </w:rPr>
+              <w:t>10</w:t>
+            </w:r>
+          </w:p>
+        </w:tc>
+        <w:tc>
+          <w:tcPr>
+            <w:tcW w:w="6899" w:type="dxa"/>
             <w:tcBorders>
               <w:top w:val="single" w:sz="8" w:space="0" w:color="000000" w:themeColor="text1"/>
               <w:left w:val="single" w:sz="8" w:space="0" w:color="000000" w:themeColor="text1"/>
@@ -1747,7 +2168,7 @@
         </w:tc>
         <w:tc>
           <w:tcPr>
-            <w:tcW w:w="850" w:type="dxa"/>
+            <w:tcW w:w="785" w:type="dxa"/>
             <w:tcBorders>
               <w:top w:val="single" w:sz="8" w:space="0" w:color="000000" w:themeColor="text1"/>
               <w:left w:val="single" w:sz="8" w:space="0" w:color="000000" w:themeColor="text1"/>
@@ -1794,7 +2215,7 @@
         </w:tc>
         <w:tc>
           <w:tcPr>
-            <w:tcW w:w="813" w:type="dxa"/>
+            <w:tcW w:w="766" w:type="dxa"/>
             <w:tcBorders>
               <w:top w:val="single" w:sz="8" w:space="0" w:color="000000" w:themeColor="text1"/>
               <w:left w:val="single" w:sz="8" w:space="0" w:color="000000" w:themeColor="text1"/>
@@ -1846,7 +2267,42 @@
         </w:trPr>
         <w:tc>
           <w:tcPr>
-            <w:tcW w:w="7677" w:type="dxa"/>
+            <w:tcW w:w="890" w:type="dxa"/>
+            <w:tcBorders>
+              <w:top w:val="single" w:sz="8" w:space="0" w:color="000000" w:themeColor="text1"/>
+              <w:left w:val="single" w:sz="8" w:space="0" w:color="000000" w:themeColor="text1"/>
+              <w:bottom w:val="single" w:sz="8" w:space="0" w:color="000000" w:themeColor="text1"/>
+              <w:right w:val="single" w:sz="8" w:space="0" w:color="000000" w:themeColor="text1"/>
+            </w:tcBorders>
+          </w:tcPr>
+          <w:p>
+            <w:pPr>
+              <w:spacing w:after="0" w:line="240" w:lineRule="auto"/>
+              <w:rPr>
+                <w:rFonts w:ascii="Arial" w:eastAsia="Arial" w:hAnsi="Arial" w:cs="Arial"/>
+                <w:b/>
+                <w:bCs/>
+                <w:color w:val="000000" w:themeColor="text1"/>
+                <w:sz w:val="21"/>
+                <w:szCs w:val="21"/>
+              </w:rPr>
+            </w:pPr>
+            <w:r>
+              <w:rPr>
+                <w:rFonts w:ascii="Arial" w:eastAsia="Arial" w:hAnsi="Arial" w:cs="Arial"/>
+                <w:b/>
+                <w:bCs/>
+                <w:color w:val="000000" w:themeColor="text1"/>
+                <w:sz w:val="21"/>
+                <w:szCs w:val="21"/>
+              </w:rPr>
+              <w:t>11</w:t>
+            </w:r>
+          </w:p>
+        </w:tc>
+        <w:tc>
+          <w:tcPr>
+            <w:tcW w:w="6899" w:type="dxa"/>
             <w:tcBorders>
               <w:top w:val="single" w:sz="8" w:space="0" w:color="000000" w:themeColor="text1"/>
               <w:left w:val="single" w:sz="8" w:space="0" w:color="000000" w:themeColor="text1"/>
@@ -1930,7 +2386,7 @@
         </w:tc>
         <w:tc>
           <w:tcPr>
-            <w:tcW w:w="850" w:type="dxa"/>
+            <w:tcW w:w="785" w:type="dxa"/>
             <w:tcBorders>
               <w:top w:val="single" w:sz="8" w:space="0" w:color="000000" w:themeColor="text1"/>
               <w:left w:val="single" w:sz="8" w:space="0" w:color="000000" w:themeColor="text1"/>
@@ -1977,7 +2433,7 @@
         </w:tc>
         <w:tc>
           <w:tcPr>
-            <w:tcW w:w="813" w:type="dxa"/>
+            <w:tcW w:w="766" w:type="dxa"/>
             <w:tcBorders>
               <w:top w:val="single" w:sz="8" w:space="0" w:color="000000" w:themeColor="text1"/>
               <w:left w:val="single" w:sz="8" w:space="0" w:color="000000" w:themeColor="text1"/>
@@ -2029,7 +2485,42 @@
         </w:trPr>
         <w:tc>
           <w:tcPr>
-            <w:tcW w:w="7677" w:type="dxa"/>
+            <w:tcW w:w="890" w:type="dxa"/>
+            <w:tcBorders>
+              <w:top w:val="single" w:sz="8" w:space="0" w:color="000000" w:themeColor="text1"/>
+              <w:left w:val="single" w:sz="8" w:space="0" w:color="000000" w:themeColor="text1"/>
+              <w:bottom w:val="single" w:sz="8" w:space="0" w:color="000000" w:themeColor="text1"/>
+              <w:right w:val="single" w:sz="8" w:space="0" w:color="000000" w:themeColor="text1"/>
+            </w:tcBorders>
+          </w:tcPr>
+          <w:p>
+            <w:pPr>
+              <w:spacing w:after="0" w:line="240" w:lineRule="auto"/>
+              <w:rPr>
+                <w:rFonts w:ascii="Arial" w:eastAsia="Arial" w:hAnsi="Arial" w:cs="Arial"/>
+                <w:b/>
+                <w:bCs/>
+                <w:color w:val="000000" w:themeColor="text1"/>
+                <w:sz w:val="21"/>
+                <w:szCs w:val="21"/>
+              </w:rPr>
+            </w:pPr>
+            <w:r>
+              <w:rPr>
+                <w:rFonts w:ascii="Arial" w:eastAsia="Arial" w:hAnsi="Arial" w:cs="Arial"/>
+                <w:b/>
+                <w:bCs/>
+                <w:color w:val="000000" w:themeColor="text1"/>
+                <w:sz w:val="21"/>
+                <w:szCs w:val="21"/>
+              </w:rPr>
+              <w:t>12</w:t>
+            </w:r>
+          </w:p>
+        </w:tc>
+        <w:tc>
+          <w:tcPr>
+            <w:tcW w:w="6899" w:type="dxa"/>
             <w:tcBorders>
               <w:top w:val="single" w:sz="8" w:space="0" w:color="000000" w:themeColor="text1"/>
               <w:left w:val="single" w:sz="8" w:space="0" w:color="000000" w:themeColor="text1"/>
@@ -2111,7 +2602,7 @@
         </w:tc>
         <w:tc>
           <w:tcPr>
-            <w:tcW w:w="850" w:type="dxa"/>
+            <w:tcW w:w="785" w:type="dxa"/>
             <w:tcBorders>
               <w:top w:val="single" w:sz="8" w:space="0" w:color="000000" w:themeColor="text1"/>
               <w:left w:val="single" w:sz="8" w:space="0" w:color="000000" w:themeColor="text1"/>
@@ -2158,7 +2649,7 @@
         </w:tc>
         <w:tc>
           <w:tcPr>
-            <w:tcW w:w="813" w:type="dxa"/>
+            <w:tcW w:w="766" w:type="dxa"/>
             <w:tcBorders>
               <w:top w:val="single" w:sz="8" w:space="0" w:color="000000" w:themeColor="text1"/>
               <w:left w:val="single" w:sz="8" w:space="0" w:color="000000" w:themeColor="text1"/>

--- a/apps/staff/src/core/Paperwork/US_TN/common/Classification2026/trustee_assessment_template.docx
+++ b/apps/staff/src/core/Paperwork/US_TN/common/Classification2026/trustee_assessment_template.docx
@@ -664,7 +664,25 @@
                 <w:sz w:val="21"/>
                 <w:szCs w:val="21"/>
               </w:rPr>
-              <w:t xml:space="preserve"> a violent offense (see Classification User’s Guide, Appendix I), the inmate has been in TDOC custody for a </w:t>
+              <w:t xml:space="preserve"> a violent</w:t>
+            </w:r>
+            <w:r>
+              <w:rPr>
+                <w:rFonts w:ascii="Arial" w:eastAsia="Arial" w:hAnsi="Arial" w:cs="Arial"/>
+                <w:color w:val="000000" w:themeColor="text1"/>
+                <w:sz w:val="21"/>
+                <w:szCs w:val="21"/>
+              </w:rPr>
+              <w:t>/assaultive</w:t>
+            </w:r>
+            <w:r>
+              <w:rPr>
+                <w:rFonts w:ascii="Arial" w:eastAsia="Arial" w:hAnsi="Arial" w:cs="Arial"/>
+                <w:color w:val="000000" w:themeColor="text1"/>
+                <w:sz w:val="21"/>
+                <w:szCs w:val="21"/>
+              </w:rPr>
+              <w:t xml:space="preserve"> offense (see Classification User’s Guide, Appendix I), the inmate has been in TDOC custody for a </w:t>
             </w:r>
             <w:r>
               <w:rPr>
@@ -1788,7 +1806,25 @@
                 <w:sz w:val="21"/>
                 <w:szCs w:val="21"/>
               </w:rPr>
-              <w:t>Inmate has no court-prosecuted felony convictions for a violent offense committed during the past 5 years of incarceration</w:t>
+              <w:t>Inmate has no court-prosecuted felony convictions for a violent</w:t>
+            </w:r>
+            <w:r>
+              <w:rPr>
+                <w:rFonts w:ascii="Arial" w:eastAsia="Arial" w:hAnsi="Arial" w:cs="Arial"/>
+                <w:color w:val="000000" w:themeColor="text1"/>
+                <w:sz w:val="21"/>
+                <w:szCs w:val="21"/>
+              </w:rPr>
+              <w:t>/assaultive</w:t>
+            </w:r>
+            <w:r>
+              <w:rPr>
+                <w:rFonts w:ascii="Arial" w:eastAsia="Arial" w:hAnsi="Arial" w:cs="Arial"/>
+                <w:color w:val="000000" w:themeColor="text1"/>
+                <w:sz w:val="21"/>
+                <w:szCs w:val="21"/>
+              </w:rPr>
+              <w:t xml:space="preserve"> offense committed during the past 5 years of incarceration</w:t>
             </w:r>
           </w:p>
         </w:tc>

--- a/apps/staff/src/core/Paperwork/US_TN/common/Classification2026/trustee_assessment_template.docx
+++ b/apps/staff/src/core/Paperwork/US_TN/common/Classification2026/trustee_assessment_template.docx
@@ -3496,6 +3496,24 @@
         <w:szCs w:val="21"/>
       </w:rPr>
       <w:t>omsId</w:t>
+    </w:r>
+    <w:proofErr w:type="spellEnd"/>
+    <w:r>
+      <w:rPr>
+        <w:rFonts w:ascii="Arial" w:hAnsi="Arial" w:cs="Arial"/>
+        <w:sz w:val="21"/>
+        <w:szCs w:val="21"/>
+      </w:rPr>
+      <w:t>} {</w:t>
+    </w:r>
+    <w:proofErr w:type="spellStart"/>
+    <w:r>
+      <w:rPr>
+        <w:rFonts w:ascii="Arial" w:hAnsi="Arial" w:cs="Arial"/>
+        <w:sz w:val="21"/>
+        <w:szCs w:val="21"/>
+      </w:rPr>
+      <w:t>residentFullName</w:t>
     </w:r>
     <w:proofErr w:type="spellEnd"/>
     <w:r>

--- a/apps/staff/src/core/Paperwork/US_TN/common/Classification2026/trustee_assessment_template.docx
+++ b/apps/staff/src/core/Paperwork/US_TN/common/Classification2026/trustee_assessment_template.docx
@@ -1824,7 +1824,7 @@
                 <w:sz w:val="21"/>
                 <w:szCs w:val="21"/>
               </w:rPr>
-              <w:t xml:space="preserve"> offense committed during the past 5 years of incarceration</w:t>
+              <w:t xml:space="preserve"> offense convicted during the past 5 years of incarceration</w:t>
             </w:r>
           </w:p>
         </w:tc>
